--- a/uiabd/Алимбеков дкип-481 лр1.docx
+++ b/uiabd/Алимбеков дкип-481 лр1.docx
@@ -2139,13 +2139,17 @@
         <w:jc w:val="both"/>
         <w:rPr>
           <w:rFonts w:ascii="Times New Roman" w:eastAsia="Aptos" w:hAnsi="Times New Roman" w:cs="Aptos"/>
-          <w:sz w:val="28"/>
-          <w:szCs w:val="24"/>
-        </w:rPr>
-      </w:pPr>
-      <w:r>
-        <w:rPr>
-          <w:rFonts w:ascii="Times New Roman" w:eastAsia="Aptos" w:hAnsi="Times New Roman" w:cs="Aptos"/>
+          <w:b/>
+          <w:bCs/>
+          <w:sz w:val="28"/>
+          <w:szCs w:val="24"/>
+        </w:rPr>
+      </w:pPr>
+      <w:r>
+        <w:rPr>
+          <w:rFonts w:ascii="Times New Roman" w:eastAsia="Aptos" w:hAnsi="Times New Roman" w:cs="Aptos"/>
+          <w:b/>
+          <w:bCs/>
           <w:sz w:val="28"/>
           <w:szCs w:val="24"/>
         </w:rPr>
@@ -2266,7 +2270,31 @@
           <w:sz w:val="28"/>
           <w:szCs w:val="24"/>
         </w:rPr>
-        <w:t>форма собственности, название организации – ПАО Московская Биржа;</w:t>
+        <w:t xml:space="preserve">форма собственности, название организации – </w:t>
+      </w:r>
+      <w:r>
+        <w:rPr>
+          <w:rFonts w:ascii="Times New Roman" w:eastAsia="Aptos" w:hAnsi="Times New Roman" w:cs="Aptos"/>
+          <w:sz w:val="28"/>
+          <w:szCs w:val="24"/>
+        </w:rPr>
+        <w:t>31 — «Совместная федеральная и иностранная собственность»</w:t>
+      </w:r>
+      <w:r>
+        <w:rPr>
+          <w:rFonts w:ascii="Times New Roman" w:eastAsia="Aptos" w:hAnsi="Times New Roman" w:cs="Aptos"/>
+          <w:sz w:val="28"/>
+          <w:szCs w:val="24"/>
+        </w:rPr>
+        <w:t xml:space="preserve">, </w:t>
+      </w:r>
+      <w:r>
+        <w:rPr>
+          <w:rFonts w:ascii="Times New Roman" w:eastAsia="Aptos" w:hAnsi="Times New Roman" w:cs="Aptos"/>
+          <w:sz w:val="28"/>
+          <w:szCs w:val="24"/>
+        </w:rPr>
+        <w:t>ПАО Московская Биржа;</w:t>
       </w:r>
     </w:p>
     <w:p>
@@ -2363,15 +2391,13 @@
       </w:pPr>
       <w:r>
         <w:rPr>
-          <w:rFonts w:ascii="Times New Roman" w:eastAsia="Aptos" w:hAnsi="Times New Roman" w:cs="Aptos"/>
-          <w:sz w:val="28"/>
-          <w:szCs w:val="24"/>
+          <w:noProof/>
         </w:rPr>
         <w:drawing>
-          <wp:inline distT="0" distB="0" distL="0" distR="0" wp14:anchorId="044BC104" wp14:editId="71B5517D">
-            <wp:extent cx="6090525" cy="3718560"/>
-            <wp:effectExtent l="0" t="0" r="5715" b="0"/>
-            <wp:docPr id="372731840" name="Рисунок 1"/>
+          <wp:inline distT="0" distB="0" distL="0" distR="0" wp14:anchorId="369F65EC" wp14:editId="1C15CFC6">
+            <wp:extent cx="5769610" cy="2337943"/>
+            <wp:effectExtent l="0" t="0" r="2540" b="5715"/>
+            <wp:docPr id="24598589" name="Рисунок 1"/>
             <wp:cNvGraphicFramePr>
               <a:graphicFrameLocks xmlns:a="http://schemas.openxmlformats.org/drawingml/2006/main" noChangeAspect="1"/>
             </wp:cNvGraphicFramePr>
@@ -2379,7 +2405,7 @@
               <a:graphicData uri="http://schemas.openxmlformats.org/drawingml/2006/picture">
                 <pic:pic xmlns:pic="http://schemas.openxmlformats.org/drawingml/2006/picture">
                   <pic:nvPicPr>
-                    <pic:cNvPr id="372731840" name=""/>
+                    <pic:cNvPr id="24598589" name=""/>
                     <pic:cNvPicPr/>
                   </pic:nvPicPr>
                   <pic:blipFill>
@@ -2391,7 +2417,7 @@
                   <pic:spPr>
                     <a:xfrm>
                       <a:off x="0" y="0"/>
-                      <a:ext cx="6105032" cy="3727417"/>
+                      <a:ext cx="5795434" cy="2348407"/>
                     </a:xfrm>
                     <a:prstGeom prst="rect">
                       <a:avLst/>
@@ -2411,14 +2437,27 @@
       <w:r>
         <w:t xml:space="preserve">Рисунок </w:t>
       </w:r>
-      <w:fldSimple w:instr=" SEQ Рисунок \* ARABIC ">
-        <w:r>
-          <w:rPr>
-            <w:noProof/>
-          </w:rPr>
-          <w:t>1</w:t>
-        </w:r>
-      </w:fldSimple>
+      <w:r>
+        <w:fldChar w:fldCharType="begin"/>
+      </w:r>
+      <w:r>
+        <w:instrText xml:space="preserve"> SEQ Рисунок \* ARABIC </w:instrText>
+      </w:r>
+      <w:r>
+        <w:fldChar w:fldCharType="separate"/>
+      </w:r>
+      <w:r>
+        <w:rPr>
+          <w:noProof/>
+        </w:rPr>
+        <w:t>1</w:t>
+      </w:r>
+      <w:r>
+        <w:rPr>
+          <w:noProof/>
+        </w:rPr>
+        <w:fldChar w:fldCharType="end"/>
+      </w:r>
       <w:r>
         <w:t>. ОСУ ПАО Московская биржа</w:t>
       </w:r>
@@ -2470,7 +2509,6 @@
           <w:sz w:val="28"/>
           <w:szCs w:val="24"/>
         </w:rPr>
-        <w:lastRenderedPageBreak/>
         <w:t>Функциональная структура;</w:t>
       </w:r>
     </w:p>
@@ -2486,16 +2524,12 @@
         <w:jc w:val="center"/>
       </w:pPr>
       <w:r>
-        <w:rPr>
-          <w:rFonts w:ascii="Times New Roman" w:eastAsia="Aptos" w:hAnsi="Times New Roman" w:cs="Aptos"/>
-          <w:sz w:val="28"/>
-          <w:szCs w:val="24"/>
-        </w:rPr>
+        <w:lastRenderedPageBreak/>
         <w:drawing>
-          <wp:inline distT="0" distB="0" distL="0" distR="0" wp14:anchorId="31D7BD11" wp14:editId="436B9EB1">
-            <wp:extent cx="6111875" cy="2572407"/>
-            <wp:effectExtent l="0" t="0" r="3175" b="0"/>
-            <wp:docPr id="154818098" name="Рисунок 1"/>
+          <wp:inline distT="0" distB="0" distL="0" distR="0" wp14:anchorId="75EDA148" wp14:editId="678CE0C6">
+            <wp:extent cx="5939790" cy="1503045"/>
+            <wp:effectExtent l="0" t="0" r="3810" b="1905"/>
+            <wp:docPr id="1630118097" name="Рисунок 1"/>
             <wp:cNvGraphicFramePr>
               <a:graphicFrameLocks xmlns:a="http://schemas.openxmlformats.org/drawingml/2006/main" noChangeAspect="1"/>
             </wp:cNvGraphicFramePr>
@@ -2503,7 +2537,7 @@
               <a:graphicData uri="http://schemas.openxmlformats.org/drawingml/2006/picture">
                 <pic:pic xmlns:pic="http://schemas.openxmlformats.org/drawingml/2006/picture">
                   <pic:nvPicPr>
-                    <pic:cNvPr id="154818098" name=""/>
+                    <pic:cNvPr id="1630118097" name=""/>
                     <pic:cNvPicPr/>
                   </pic:nvPicPr>
                   <pic:blipFill>
@@ -2515,7 +2549,7 @@
                   <pic:spPr>
                     <a:xfrm>
                       <a:off x="0" y="0"/>
-                      <a:ext cx="6123945" cy="2577487"/>
+                      <a:ext cx="5939790" cy="1503045"/>
                     </a:xfrm>
                     <a:prstGeom prst="rect">
                       <a:avLst/>
@@ -2535,16 +2569,62 @@
       <w:r>
         <w:t xml:space="preserve">Рисунок </w:t>
       </w:r>
-      <w:fldSimple w:instr=" SEQ Рисунок \* ARABIC ">
-        <w:r>
-          <w:rPr>
-            <w:noProof/>
-          </w:rPr>
-          <w:t>2</w:t>
-        </w:r>
-      </w:fldSimple>
+      <w:r>
+        <w:fldChar w:fldCharType="begin"/>
+      </w:r>
+      <w:r>
+        <w:instrText xml:space="preserve"> SEQ Рисунок \* ARABIC </w:instrText>
+      </w:r>
+      <w:r>
+        <w:fldChar w:fldCharType="separate"/>
+      </w:r>
+      <w:r>
+        <w:rPr>
+          <w:noProof/>
+        </w:rPr>
+        <w:t>2</w:t>
+      </w:r>
+      <w:r>
+        <w:rPr>
+          <w:noProof/>
+        </w:rPr>
+        <w:fldChar w:fldCharType="end"/>
+      </w:r>
       <w:r>
         <w:t>. Функциональная структура</w:t>
+      </w:r>
+    </w:p>
+    <w:p>
+      <w:pPr>
+        <w:numPr>
+          <w:ilvl w:val="0"/>
+          <w:numId w:val="5"/>
+        </w:numPr>
+        <w:tabs>
+          <w:tab w:val="left" w:pos="993"/>
+        </w:tabs>
+        <w:suppressAutoHyphens/>
+        <w:spacing w:line="360" w:lineRule="auto"/>
+        <w:ind w:left="0" w:firstLine="709"/>
+        <w:contextualSpacing/>
+        <w:jc w:val="both"/>
+        <w:rPr>
+          <w:rFonts w:ascii="Times New Roman" w:eastAsia="Aptos" w:hAnsi="Times New Roman" w:cs="Aptos"/>
+          <w:b/>
+          <w:bCs/>
+          <w:sz w:val="28"/>
+          <w:szCs w:val="24"/>
+        </w:rPr>
+      </w:pPr>
+      <w:r>
+        <w:rPr>
+          <w:rFonts w:ascii="Times New Roman" w:eastAsia="Aptos" w:hAnsi="Times New Roman" w:cs="Aptos"/>
+          <w:b/>
+          <w:bCs/>
+          <w:sz w:val="28"/>
+          <w:szCs w:val="24"/>
+        </w:rPr>
+        <w:t>Структура финансовых потоков – основные технико-экономические показатели;</w:t>
       </w:r>
     </w:p>
     <w:p>
@@ -2559,18 +2639,3048 @@
         <w:jc w:val="both"/>
         <w:rPr>
           <w:rFonts w:ascii="Times New Roman" w:eastAsia="Aptos" w:hAnsi="Times New Roman" w:cs="Aptos"/>
-          <w:sz w:val="28"/>
-          <w:szCs w:val="24"/>
-        </w:rPr>
-      </w:pPr>
-      <w:r>
-        <w:rPr>
-          <w:rFonts w:ascii="Times New Roman" w:eastAsia="Aptos" w:hAnsi="Times New Roman" w:cs="Aptos"/>
-          <w:sz w:val="28"/>
-          <w:szCs w:val="24"/>
-        </w:rPr>
-        <w:t>Из-за того, что отделы имеют идентичную структуру и должности приведена лишь одного отдела</w:t>
-      </w:r>
+          <w:b/>
+          <w:bCs/>
+          <w:sz w:val="28"/>
+          <w:szCs w:val="24"/>
+        </w:rPr>
+      </w:pPr>
+      <w:r>
+        <w:rPr>
+          <w:rFonts w:ascii="Times New Roman" w:eastAsia="Aptos" w:hAnsi="Times New Roman" w:cs="Aptos"/>
+          <w:b/>
+          <w:bCs/>
+          <w:sz w:val="28"/>
+          <w:szCs w:val="24"/>
+        </w:rPr>
+        <w:t>Финансовые потоки отдела срочного рынка:</w:t>
+      </w:r>
+    </w:p>
+    <w:p>
+      <w:pPr>
+        <w:tabs>
+          <w:tab w:val="left" w:pos="993"/>
+        </w:tabs>
+        <w:suppressAutoHyphens/>
+        <w:spacing w:line="360" w:lineRule="auto"/>
+        <w:ind w:firstLine="709"/>
+        <w:contextualSpacing/>
+        <w:jc w:val="both"/>
+        <w:rPr>
+          <w:rFonts w:ascii="Times New Roman" w:eastAsia="Aptos" w:hAnsi="Times New Roman" w:cs="Aptos"/>
+          <w:sz w:val="28"/>
+          <w:szCs w:val="24"/>
+        </w:rPr>
+      </w:pPr>
+      <w:r>
+        <w:rPr>
+          <w:rFonts w:ascii="Times New Roman" w:eastAsia="Aptos" w:hAnsi="Times New Roman" w:cs="Aptos"/>
+          <w:sz w:val="28"/>
+          <w:szCs w:val="24"/>
+        </w:rPr>
+        <w:t>1. Комиссия с оборота сделок</w:t>
+      </w:r>
+    </w:p>
+    <w:p>
+      <w:pPr>
+        <w:tabs>
+          <w:tab w:val="left" w:pos="993"/>
+        </w:tabs>
+        <w:suppressAutoHyphens/>
+        <w:spacing w:line="360" w:lineRule="auto"/>
+        <w:ind w:firstLine="709"/>
+        <w:contextualSpacing/>
+        <w:jc w:val="both"/>
+        <w:rPr>
+          <w:rFonts w:ascii="Times New Roman" w:eastAsia="Aptos" w:hAnsi="Times New Roman" w:cs="Aptos"/>
+          <w:sz w:val="28"/>
+          <w:szCs w:val="24"/>
+        </w:rPr>
+      </w:pPr>
+      <w:r>
+        <w:rPr>
+          <w:rFonts w:ascii="Times New Roman" w:eastAsia="Aptos" w:hAnsi="Times New Roman" w:cs="Aptos"/>
+          <w:sz w:val="28"/>
+          <w:szCs w:val="24"/>
+        </w:rPr>
+        <w:t>2. Плата за доступ к торгам и рыночным данным</w:t>
+      </w:r>
+    </w:p>
+    <w:p>
+      <w:pPr>
+        <w:tabs>
+          <w:tab w:val="left" w:pos="993"/>
+        </w:tabs>
+        <w:suppressAutoHyphens/>
+        <w:spacing w:line="360" w:lineRule="auto"/>
+        <w:ind w:firstLine="709"/>
+        <w:contextualSpacing/>
+        <w:jc w:val="both"/>
+        <w:rPr>
+          <w:rFonts w:ascii="Times New Roman" w:eastAsia="Aptos" w:hAnsi="Times New Roman" w:cs="Aptos"/>
+          <w:sz w:val="28"/>
+          <w:szCs w:val="24"/>
+        </w:rPr>
+      </w:pPr>
+      <w:r>
+        <w:rPr>
+          <w:rFonts w:ascii="Times New Roman" w:eastAsia="Aptos" w:hAnsi="Times New Roman" w:cs="Aptos"/>
+          <w:sz w:val="28"/>
+          <w:szCs w:val="24"/>
+        </w:rPr>
+        <w:t>3. Плата за листинг производственных инструментов</w:t>
+      </w:r>
+    </w:p>
+    <w:p>
+      <w:pPr>
+        <w:tabs>
+          <w:tab w:val="left" w:pos="993"/>
+        </w:tabs>
+        <w:suppressAutoHyphens/>
+        <w:spacing w:line="360" w:lineRule="auto"/>
+        <w:ind w:firstLine="709"/>
+        <w:contextualSpacing/>
+        <w:jc w:val="both"/>
+        <w:rPr>
+          <w:rFonts w:ascii="Times New Roman" w:eastAsia="Aptos" w:hAnsi="Times New Roman" w:cs="Aptos"/>
+          <w:b/>
+          <w:bCs/>
+          <w:sz w:val="28"/>
+          <w:szCs w:val="24"/>
+        </w:rPr>
+      </w:pPr>
+      <w:r>
+        <w:rPr>
+          <w:rFonts w:ascii="Times New Roman" w:eastAsia="Aptos" w:hAnsi="Times New Roman" w:cs="Aptos"/>
+          <w:b/>
+          <w:bCs/>
+          <w:sz w:val="28"/>
+          <w:szCs w:val="24"/>
+        </w:rPr>
+        <w:t>Основные технико-экономические показатели</w:t>
+      </w:r>
+    </w:p>
+    <w:p>
+      <w:pPr>
+        <w:tabs>
+          <w:tab w:val="left" w:pos="993"/>
+        </w:tabs>
+        <w:suppressAutoHyphens/>
+        <w:spacing w:line="360" w:lineRule="auto"/>
+        <w:ind w:firstLine="709"/>
+        <w:contextualSpacing/>
+        <w:jc w:val="both"/>
+        <w:rPr>
+          <w:rFonts w:ascii="Times New Roman" w:eastAsia="Aptos" w:hAnsi="Times New Roman" w:cs="Aptos"/>
+          <w:sz w:val="28"/>
+          <w:szCs w:val="24"/>
+        </w:rPr>
+      </w:pPr>
+      <w:r>
+        <w:rPr>
+          <w:rFonts w:ascii="Times New Roman" w:eastAsia="Aptos" w:hAnsi="Times New Roman" w:cs="Aptos"/>
+          <w:sz w:val="28"/>
+          <w:szCs w:val="24"/>
+        </w:rPr>
+        <w:t>Ключевые финансовые показатели (млн рублей)</w:t>
+      </w:r>
+    </w:p>
+    <w:tbl>
+      <w:tblPr>
+        <w:tblStyle w:val="a5"/>
+        <w:tblW w:w="0" w:type="auto"/>
+        <w:tblLook w:val="04A0" w:firstRow="1" w:lastRow="0" w:firstColumn="1" w:lastColumn="0" w:noHBand="0" w:noVBand="1"/>
+      </w:tblPr>
+      <w:tblGrid>
+        <w:gridCol w:w="2336"/>
+        <w:gridCol w:w="2336"/>
+        <w:gridCol w:w="2336"/>
+        <w:gridCol w:w="2336"/>
+      </w:tblGrid>
+      <w:tr>
+        <w:tc>
+          <w:tcPr>
+            <w:tcW w:w="2336" w:type="dxa"/>
+            <w:shd w:val="clear" w:color="auto" w:fill="BFBFBF" w:themeFill="background1" w:themeFillShade="BF"/>
+          </w:tcPr>
+          <w:p>
+            <w:pPr>
+              <w:tabs>
+                <w:tab w:val="left" w:pos="993"/>
+              </w:tabs>
+              <w:suppressAutoHyphens/>
+              <w:spacing w:line="360" w:lineRule="auto"/>
+              <w:contextualSpacing/>
+              <w:jc w:val="both"/>
+              <w:rPr>
+                <w:rFonts w:ascii="Times New Roman" w:eastAsia="Aptos" w:hAnsi="Times New Roman" w:cs="Times New Roman"/>
+                <w:b/>
+                <w:bCs/>
+                <w:sz w:val="24"/>
+                <w:szCs w:val="24"/>
+              </w:rPr>
+            </w:pPr>
+            <w:r>
+              <w:rPr>
+                <w:rFonts w:ascii="Times New Roman" w:eastAsia="Aptos" w:hAnsi="Times New Roman" w:cs="Times New Roman"/>
+                <w:b/>
+                <w:bCs/>
+                <w:sz w:val="24"/>
+                <w:szCs w:val="24"/>
+              </w:rPr>
+              <w:t>Показатель</w:t>
+            </w:r>
+          </w:p>
+        </w:tc>
+        <w:tc>
+          <w:tcPr>
+            <w:tcW w:w="2336" w:type="dxa"/>
+            <w:shd w:val="clear" w:color="auto" w:fill="BFBFBF" w:themeFill="background1" w:themeFillShade="BF"/>
+          </w:tcPr>
+          <w:p>
+            <w:pPr>
+              <w:tabs>
+                <w:tab w:val="left" w:pos="993"/>
+              </w:tabs>
+              <w:suppressAutoHyphens/>
+              <w:spacing w:line="360" w:lineRule="auto"/>
+              <w:contextualSpacing/>
+              <w:jc w:val="both"/>
+              <w:rPr>
+                <w:rFonts w:ascii="Times New Roman" w:eastAsia="Aptos" w:hAnsi="Times New Roman" w:cs="Times New Roman"/>
+                <w:b/>
+                <w:bCs/>
+                <w:sz w:val="24"/>
+                <w:szCs w:val="24"/>
+              </w:rPr>
+            </w:pPr>
+            <w:r>
+              <w:rPr>
+                <w:rFonts w:ascii="Times New Roman" w:eastAsia="Aptos" w:hAnsi="Times New Roman" w:cs="Times New Roman"/>
+                <w:b/>
+                <w:bCs/>
+                <w:sz w:val="24"/>
+                <w:szCs w:val="24"/>
+              </w:rPr>
+              <w:t>2023</w:t>
+            </w:r>
+          </w:p>
+        </w:tc>
+        <w:tc>
+          <w:tcPr>
+            <w:tcW w:w="2336" w:type="dxa"/>
+            <w:shd w:val="clear" w:color="auto" w:fill="BFBFBF" w:themeFill="background1" w:themeFillShade="BF"/>
+          </w:tcPr>
+          <w:p>
+            <w:pPr>
+              <w:tabs>
+                <w:tab w:val="left" w:pos="993"/>
+              </w:tabs>
+              <w:suppressAutoHyphens/>
+              <w:spacing w:line="360" w:lineRule="auto"/>
+              <w:contextualSpacing/>
+              <w:jc w:val="both"/>
+              <w:rPr>
+                <w:rFonts w:ascii="Times New Roman" w:eastAsia="Aptos" w:hAnsi="Times New Roman" w:cs="Times New Roman"/>
+                <w:b/>
+                <w:bCs/>
+                <w:sz w:val="24"/>
+                <w:szCs w:val="24"/>
+              </w:rPr>
+            </w:pPr>
+            <w:r>
+              <w:rPr>
+                <w:rFonts w:ascii="Times New Roman" w:eastAsia="Aptos" w:hAnsi="Times New Roman" w:cs="Times New Roman"/>
+                <w:b/>
+                <w:bCs/>
+                <w:sz w:val="24"/>
+                <w:szCs w:val="24"/>
+              </w:rPr>
+              <w:t>2024</w:t>
+            </w:r>
+          </w:p>
+        </w:tc>
+        <w:tc>
+          <w:tcPr>
+            <w:tcW w:w="2336" w:type="dxa"/>
+            <w:shd w:val="clear" w:color="auto" w:fill="BFBFBF" w:themeFill="background1" w:themeFillShade="BF"/>
+          </w:tcPr>
+          <w:p>
+            <w:pPr>
+              <w:tabs>
+                <w:tab w:val="left" w:pos="993"/>
+              </w:tabs>
+              <w:suppressAutoHyphens/>
+              <w:spacing w:line="360" w:lineRule="auto"/>
+              <w:contextualSpacing/>
+              <w:jc w:val="both"/>
+              <w:rPr>
+                <w:rFonts w:ascii="Times New Roman" w:eastAsia="Aptos" w:hAnsi="Times New Roman" w:cs="Times New Roman"/>
+                <w:b/>
+                <w:bCs/>
+                <w:sz w:val="24"/>
+                <w:szCs w:val="24"/>
+              </w:rPr>
+            </w:pPr>
+            <w:r>
+              <w:rPr>
+                <w:rFonts w:ascii="Times New Roman" w:eastAsia="Aptos" w:hAnsi="Times New Roman" w:cs="Times New Roman"/>
+                <w:b/>
+                <w:bCs/>
+                <w:sz w:val="24"/>
+                <w:szCs w:val="24"/>
+              </w:rPr>
+              <w:t>Прирост (%)</w:t>
+            </w:r>
+          </w:p>
+        </w:tc>
+      </w:tr>
+      <w:tr>
+        <w:tc>
+          <w:tcPr>
+            <w:tcW w:w="2336" w:type="dxa"/>
+            <w:shd w:val="clear" w:color="auto" w:fill="F2F2F2" w:themeFill="background1" w:themeFillShade="F2"/>
+          </w:tcPr>
+          <w:p>
+            <w:pPr>
+              <w:tabs>
+                <w:tab w:val="left" w:pos="993"/>
+              </w:tabs>
+              <w:suppressAutoHyphens/>
+              <w:spacing w:line="360" w:lineRule="auto"/>
+              <w:contextualSpacing/>
+              <w:jc w:val="both"/>
+              <w:rPr>
+                <w:rFonts w:ascii="Times New Roman" w:eastAsia="Aptos" w:hAnsi="Times New Roman" w:cs="Times New Roman"/>
+                <w:sz w:val="24"/>
+                <w:szCs w:val="24"/>
+              </w:rPr>
+            </w:pPr>
+            <w:r>
+              <w:rPr>
+                <w:rFonts w:ascii="Times New Roman" w:hAnsi="Times New Roman" w:cs="Times New Roman"/>
+                <w:sz w:val="24"/>
+                <w:szCs w:val="24"/>
+              </w:rPr>
+              <w:t>Операционные доходы</w:t>
+            </w:r>
+          </w:p>
+        </w:tc>
+        <w:tc>
+          <w:tcPr>
+            <w:tcW w:w="2336" w:type="dxa"/>
+          </w:tcPr>
+          <w:p>
+            <w:pPr>
+              <w:tabs>
+                <w:tab w:val="left" w:pos="993"/>
+              </w:tabs>
+              <w:suppressAutoHyphens/>
+              <w:spacing w:line="360" w:lineRule="auto"/>
+              <w:contextualSpacing/>
+              <w:jc w:val="both"/>
+              <w:rPr>
+                <w:rFonts w:ascii="Times New Roman" w:eastAsia="Aptos" w:hAnsi="Times New Roman" w:cs="Times New Roman"/>
+                <w:sz w:val="24"/>
+                <w:szCs w:val="24"/>
+              </w:rPr>
+            </w:pPr>
+            <w:r>
+              <w:rPr>
+                <w:rFonts w:ascii="Times New Roman" w:hAnsi="Times New Roman" w:cs="Times New Roman"/>
+                <w:sz w:val="24"/>
+                <w:szCs w:val="24"/>
+              </w:rPr>
+              <w:t>104 661,0</w:t>
+            </w:r>
+          </w:p>
+        </w:tc>
+        <w:tc>
+          <w:tcPr>
+            <w:tcW w:w="2336" w:type="dxa"/>
+          </w:tcPr>
+          <w:p>
+            <w:pPr>
+              <w:tabs>
+                <w:tab w:val="left" w:pos="993"/>
+              </w:tabs>
+              <w:suppressAutoHyphens/>
+              <w:spacing w:line="360" w:lineRule="auto"/>
+              <w:contextualSpacing/>
+              <w:jc w:val="both"/>
+              <w:rPr>
+                <w:rFonts w:ascii="Times New Roman" w:eastAsia="Aptos" w:hAnsi="Times New Roman" w:cs="Times New Roman"/>
+                <w:sz w:val="24"/>
+                <w:szCs w:val="24"/>
+              </w:rPr>
+            </w:pPr>
+            <w:r>
+              <w:rPr>
+                <w:rFonts w:ascii="Times New Roman" w:hAnsi="Times New Roman" w:cs="Times New Roman"/>
+                <w:sz w:val="24"/>
+                <w:szCs w:val="24"/>
+              </w:rPr>
+              <w:t>145 093,0</w:t>
+            </w:r>
+          </w:p>
+        </w:tc>
+        <w:tc>
+          <w:tcPr>
+            <w:tcW w:w="2336" w:type="dxa"/>
+          </w:tcPr>
+          <w:p>
+            <w:pPr>
+              <w:tabs>
+                <w:tab w:val="left" w:pos="993"/>
+              </w:tabs>
+              <w:suppressAutoHyphens/>
+              <w:spacing w:line="360" w:lineRule="auto"/>
+              <w:contextualSpacing/>
+              <w:jc w:val="both"/>
+              <w:rPr>
+                <w:rFonts w:ascii="Times New Roman" w:eastAsia="Aptos" w:hAnsi="Times New Roman" w:cs="Times New Roman"/>
+                <w:sz w:val="24"/>
+                <w:szCs w:val="24"/>
+              </w:rPr>
+            </w:pPr>
+            <w:r>
+              <w:rPr>
+                <w:rFonts w:ascii="Times New Roman" w:hAnsi="Times New Roman" w:cs="Times New Roman"/>
+                <w:sz w:val="24"/>
+                <w:szCs w:val="24"/>
+              </w:rPr>
+              <w:t>38,6</w:t>
+            </w:r>
+          </w:p>
+        </w:tc>
+      </w:tr>
+      <w:tr>
+        <w:tc>
+          <w:tcPr>
+            <w:tcW w:w="2336" w:type="dxa"/>
+            <w:shd w:val="clear" w:color="auto" w:fill="F2F2F2" w:themeFill="background1" w:themeFillShade="F2"/>
+          </w:tcPr>
+          <w:p>
+            <w:pPr>
+              <w:tabs>
+                <w:tab w:val="left" w:pos="993"/>
+              </w:tabs>
+              <w:suppressAutoHyphens/>
+              <w:spacing w:line="360" w:lineRule="auto"/>
+              <w:contextualSpacing/>
+              <w:jc w:val="both"/>
+              <w:rPr>
+                <w:rFonts w:ascii="Times New Roman" w:eastAsia="Aptos" w:hAnsi="Times New Roman" w:cs="Times New Roman"/>
+                <w:sz w:val="24"/>
+                <w:szCs w:val="24"/>
+              </w:rPr>
+            </w:pPr>
+            <w:r>
+              <w:rPr>
+                <w:rFonts w:ascii="Times New Roman" w:hAnsi="Times New Roman" w:cs="Times New Roman"/>
+                <w:sz w:val="24"/>
+                <w:szCs w:val="24"/>
+              </w:rPr>
+              <w:t>Комиссионные доходы</w:t>
+            </w:r>
+          </w:p>
+        </w:tc>
+        <w:tc>
+          <w:tcPr>
+            <w:tcW w:w="2336" w:type="dxa"/>
+          </w:tcPr>
+          <w:p>
+            <w:pPr>
+              <w:tabs>
+                <w:tab w:val="left" w:pos="993"/>
+              </w:tabs>
+              <w:suppressAutoHyphens/>
+              <w:spacing w:line="360" w:lineRule="auto"/>
+              <w:contextualSpacing/>
+              <w:jc w:val="both"/>
+              <w:rPr>
+                <w:rFonts w:ascii="Times New Roman" w:eastAsia="Aptos" w:hAnsi="Times New Roman" w:cs="Times New Roman"/>
+                <w:sz w:val="24"/>
+                <w:szCs w:val="24"/>
+              </w:rPr>
+            </w:pPr>
+            <w:r>
+              <w:rPr>
+                <w:rFonts w:ascii="Times New Roman" w:hAnsi="Times New Roman" w:cs="Times New Roman"/>
+                <w:sz w:val="24"/>
+                <w:szCs w:val="24"/>
+              </w:rPr>
+              <w:t>52 242,1</w:t>
+            </w:r>
+          </w:p>
+        </w:tc>
+        <w:tc>
+          <w:tcPr>
+            <w:tcW w:w="2336" w:type="dxa"/>
+          </w:tcPr>
+          <w:p>
+            <w:pPr>
+              <w:tabs>
+                <w:tab w:val="left" w:pos="993"/>
+              </w:tabs>
+              <w:suppressAutoHyphens/>
+              <w:spacing w:line="360" w:lineRule="auto"/>
+              <w:contextualSpacing/>
+              <w:jc w:val="both"/>
+              <w:rPr>
+                <w:rFonts w:ascii="Times New Roman" w:eastAsia="Aptos" w:hAnsi="Times New Roman" w:cs="Times New Roman"/>
+                <w:sz w:val="24"/>
+                <w:szCs w:val="24"/>
+              </w:rPr>
+            </w:pPr>
+            <w:r>
+              <w:rPr>
+                <w:rFonts w:ascii="Times New Roman" w:hAnsi="Times New Roman" w:cs="Times New Roman"/>
+                <w:sz w:val="24"/>
+                <w:szCs w:val="24"/>
+              </w:rPr>
+              <w:t>62 983,4</w:t>
+            </w:r>
+          </w:p>
+        </w:tc>
+        <w:tc>
+          <w:tcPr>
+            <w:tcW w:w="2336" w:type="dxa"/>
+          </w:tcPr>
+          <w:p>
+            <w:pPr>
+              <w:tabs>
+                <w:tab w:val="left" w:pos="993"/>
+              </w:tabs>
+              <w:suppressAutoHyphens/>
+              <w:spacing w:line="360" w:lineRule="auto"/>
+              <w:contextualSpacing/>
+              <w:jc w:val="both"/>
+              <w:rPr>
+                <w:rFonts w:ascii="Times New Roman" w:eastAsia="Aptos" w:hAnsi="Times New Roman" w:cs="Times New Roman"/>
+                <w:sz w:val="24"/>
+                <w:szCs w:val="24"/>
+              </w:rPr>
+            </w:pPr>
+            <w:r>
+              <w:rPr>
+                <w:rFonts w:ascii="Times New Roman" w:hAnsi="Times New Roman" w:cs="Times New Roman"/>
+                <w:sz w:val="24"/>
+                <w:szCs w:val="24"/>
+              </w:rPr>
+              <w:t>20,6</w:t>
+            </w:r>
+          </w:p>
+        </w:tc>
+      </w:tr>
+      <w:tr>
+        <w:tc>
+          <w:tcPr>
+            <w:tcW w:w="2336" w:type="dxa"/>
+            <w:shd w:val="clear" w:color="auto" w:fill="F2F2F2" w:themeFill="background1" w:themeFillShade="F2"/>
+          </w:tcPr>
+          <w:p>
+            <w:pPr>
+              <w:tabs>
+                <w:tab w:val="left" w:pos="993"/>
+              </w:tabs>
+              <w:suppressAutoHyphens/>
+              <w:spacing w:line="360" w:lineRule="auto"/>
+              <w:contextualSpacing/>
+              <w:jc w:val="both"/>
+              <w:rPr>
+                <w:rFonts w:ascii="Times New Roman" w:eastAsia="Aptos" w:hAnsi="Times New Roman" w:cs="Times New Roman"/>
+                <w:sz w:val="24"/>
+                <w:szCs w:val="24"/>
+              </w:rPr>
+            </w:pPr>
+            <w:r>
+              <w:rPr>
+                <w:rFonts w:ascii="Times New Roman" w:hAnsi="Times New Roman" w:cs="Times New Roman"/>
+                <w:sz w:val="24"/>
+                <w:szCs w:val="24"/>
+              </w:rPr>
+              <w:t>Чистый процентный и прочий финансовый доход</w:t>
+            </w:r>
+          </w:p>
+        </w:tc>
+        <w:tc>
+          <w:tcPr>
+            <w:tcW w:w="2336" w:type="dxa"/>
+          </w:tcPr>
+          <w:p>
+            <w:pPr>
+              <w:tabs>
+                <w:tab w:val="left" w:pos="993"/>
+              </w:tabs>
+              <w:suppressAutoHyphens/>
+              <w:spacing w:line="360" w:lineRule="auto"/>
+              <w:contextualSpacing/>
+              <w:jc w:val="both"/>
+              <w:rPr>
+                <w:rFonts w:ascii="Times New Roman" w:eastAsia="Aptos" w:hAnsi="Times New Roman" w:cs="Times New Roman"/>
+                <w:sz w:val="24"/>
+                <w:szCs w:val="24"/>
+              </w:rPr>
+            </w:pPr>
+            <w:r>
+              <w:rPr>
+                <w:rFonts w:ascii="Times New Roman" w:hAnsi="Times New Roman" w:cs="Times New Roman"/>
+                <w:sz w:val="24"/>
+                <w:szCs w:val="24"/>
+              </w:rPr>
+              <w:t>52 206,1</w:t>
+            </w:r>
+          </w:p>
+        </w:tc>
+        <w:tc>
+          <w:tcPr>
+            <w:tcW w:w="2336" w:type="dxa"/>
+          </w:tcPr>
+          <w:p>
+            <w:pPr>
+              <w:tabs>
+                <w:tab w:val="left" w:pos="993"/>
+              </w:tabs>
+              <w:suppressAutoHyphens/>
+              <w:spacing w:line="360" w:lineRule="auto"/>
+              <w:contextualSpacing/>
+              <w:jc w:val="both"/>
+              <w:rPr>
+                <w:rFonts w:ascii="Times New Roman" w:eastAsia="Aptos" w:hAnsi="Times New Roman" w:cs="Times New Roman"/>
+                <w:sz w:val="24"/>
+                <w:szCs w:val="24"/>
+              </w:rPr>
+            </w:pPr>
+            <w:r>
+              <w:rPr>
+                <w:rFonts w:ascii="Times New Roman" w:hAnsi="Times New Roman" w:cs="Times New Roman"/>
+                <w:sz w:val="24"/>
+                <w:szCs w:val="24"/>
+              </w:rPr>
+              <w:t>81 918,3</w:t>
+            </w:r>
+          </w:p>
+        </w:tc>
+        <w:tc>
+          <w:tcPr>
+            <w:tcW w:w="2336" w:type="dxa"/>
+          </w:tcPr>
+          <w:p>
+            <w:pPr>
+              <w:tabs>
+                <w:tab w:val="left" w:pos="993"/>
+              </w:tabs>
+              <w:suppressAutoHyphens/>
+              <w:spacing w:line="360" w:lineRule="auto"/>
+              <w:contextualSpacing/>
+              <w:jc w:val="both"/>
+              <w:rPr>
+                <w:rFonts w:ascii="Times New Roman" w:eastAsia="Aptos" w:hAnsi="Times New Roman" w:cs="Times New Roman"/>
+                <w:sz w:val="24"/>
+                <w:szCs w:val="24"/>
+              </w:rPr>
+            </w:pPr>
+            <w:r>
+              <w:rPr>
+                <w:rFonts w:ascii="Times New Roman" w:hAnsi="Times New Roman" w:cs="Times New Roman"/>
+                <w:sz w:val="24"/>
+                <w:szCs w:val="24"/>
+              </w:rPr>
+              <w:t>56,9</w:t>
+            </w:r>
+          </w:p>
+        </w:tc>
+      </w:tr>
+      <w:tr>
+        <w:tc>
+          <w:tcPr>
+            <w:tcW w:w="2336" w:type="dxa"/>
+            <w:shd w:val="clear" w:color="auto" w:fill="F2F2F2" w:themeFill="background1" w:themeFillShade="F2"/>
+          </w:tcPr>
+          <w:p>
+            <w:pPr>
+              <w:tabs>
+                <w:tab w:val="left" w:pos="993"/>
+              </w:tabs>
+              <w:suppressAutoHyphens/>
+              <w:spacing w:line="360" w:lineRule="auto"/>
+              <w:contextualSpacing/>
+              <w:jc w:val="both"/>
+              <w:rPr>
+                <w:rFonts w:ascii="Times New Roman" w:eastAsia="Aptos" w:hAnsi="Times New Roman" w:cs="Times New Roman"/>
+                <w:sz w:val="24"/>
+                <w:szCs w:val="24"/>
+              </w:rPr>
+            </w:pPr>
+            <w:r>
+              <w:rPr>
+                <w:rFonts w:ascii="Times New Roman" w:hAnsi="Times New Roman" w:cs="Times New Roman"/>
+                <w:sz w:val="24"/>
+                <w:szCs w:val="24"/>
+              </w:rPr>
+              <w:t>Прочие операционные доходы</w:t>
+            </w:r>
+          </w:p>
+        </w:tc>
+        <w:tc>
+          <w:tcPr>
+            <w:tcW w:w="2336" w:type="dxa"/>
+          </w:tcPr>
+          <w:p>
+            <w:pPr>
+              <w:tabs>
+                <w:tab w:val="left" w:pos="993"/>
+              </w:tabs>
+              <w:suppressAutoHyphens/>
+              <w:spacing w:line="360" w:lineRule="auto"/>
+              <w:contextualSpacing/>
+              <w:jc w:val="both"/>
+              <w:rPr>
+                <w:rFonts w:ascii="Times New Roman" w:eastAsia="Aptos" w:hAnsi="Times New Roman" w:cs="Times New Roman"/>
+                <w:sz w:val="24"/>
+                <w:szCs w:val="24"/>
+              </w:rPr>
+            </w:pPr>
+            <w:r>
+              <w:rPr>
+                <w:rFonts w:ascii="Times New Roman" w:hAnsi="Times New Roman" w:cs="Times New Roman"/>
+                <w:sz w:val="24"/>
+                <w:szCs w:val="24"/>
+              </w:rPr>
+              <w:t>212,8</w:t>
+            </w:r>
+          </w:p>
+        </w:tc>
+        <w:tc>
+          <w:tcPr>
+            <w:tcW w:w="2336" w:type="dxa"/>
+          </w:tcPr>
+          <w:p>
+            <w:pPr>
+              <w:tabs>
+                <w:tab w:val="left" w:pos="993"/>
+              </w:tabs>
+              <w:suppressAutoHyphens/>
+              <w:spacing w:line="360" w:lineRule="auto"/>
+              <w:contextualSpacing/>
+              <w:jc w:val="both"/>
+              <w:rPr>
+                <w:rFonts w:ascii="Times New Roman" w:eastAsia="Aptos" w:hAnsi="Times New Roman" w:cs="Times New Roman"/>
+                <w:sz w:val="24"/>
+                <w:szCs w:val="24"/>
+              </w:rPr>
+            </w:pPr>
+            <w:r>
+              <w:rPr>
+                <w:rFonts w:ascii="Times New Roman" w:hAnsi="Times New Roman" w:cs="Times New Roman"/>
+                <w:sz w:val="24"/>
+                <w:szCs w:val="24"/>
+              </w:rPr>
+              <w:t>191,3</w:t>
+            </w:r>
+          </w:p>
+        </w:tc>
+        <w:tc>
+          <w:tcPr>
+            <w:tcW w:w="2336" w:type="dxa"/>
+          </w:tcPr>
+          <w:p>
+            <w:pPr>
+              <w:tabs>
+                <w:tab w:val="left" w:pos="993"/>
+              </w:tabs>
+              <w:suppressAutoHyphens/>
+              <w:spacing w:line="360" w:lineRule="auto"/>
+              <w:contextualSpacing/>
+              <w:jc w:val="both"/>
+              <w:rPr>
+                <w:rFonts w:ascii="Times New Roman" w:eastAsia="Aptos" w:hAnsi="Times New Roman" w:cs="Times New Roman"/>
+                <w:sz w:val="24"/>
+                <w:szCs w:val="24"/>
+              </w:rPr>
+            </w:pPr>
+            <w:r>
+              <w:rPr>
+                <w:rFonts w:ascii="Times New Roman" w:hAnsi="Times New Roman" w:cs="Times New Roman"/>
+                <w:sz w:val="24"/>
+                <w:szCs w:val="24"/>
+              </w:rPr>
+              <w:t>-10,1</w:t>
+            </w:r>
+          </w:p>
+        </w:tc>
+      </w:tr>
+      <w:tr>
+        <w:tc>
+          <w:tcPr>
+            <w:tcW w:w="2336" w:type="dxa"/>
+            <w:shd w:val="clear" w:color="auto" w:fill="F2F2F2" w:themeFill="background1" w:themeFillShade="F2"/>
+          </w:tcPr>
+          <w:p>
+            <w:pPr>
+              <w:tabs>
+                <w:tab w:val="left" w:pos="993"/>
+              </w:tabs>
+              <w:suppressAutoHyphens/>
+              <w:spacing w:line="360" w:lineRule="auto"/>
+              <w:contextualSpacing/>
+              <w:jc w:val="both"/>
+              <w:rPr>
+                <w:rFonts w:ascii="Times New Roman" w:eastAsia="Aptos" w:hAnsi="Times New Roman" w:cs="Times New Roman"/>
+                <w:sz w:val="24"/>
+                <w:szCs w:val="24"/>
+              </w:rPr>
+            </w:pPr>
+            <w:r>
+              <w:rPr>
+                <w:rFonts w:ascii="Times New Roman" w:hAnsi="Times New Roman" w:cs="Times New Roman"/>
+                <w:sz w:val="24"/>
+                <w:szCs w:val="24"/>
+              </w:rPr>
+              <w:t>Операционные расходы (кроме прочих операц. расходов и резерва)</w:t>
+            </w:r>
+          </w:p>
+        </w:tc>
+        <w:tc>
+          <w:tcPr>
+            <w:tcW w:w="2336" w:type="dxa"/>
+          </w:tcPr>
+          <w:p>
+            <w:pPr>
+              <w:tabs>
+                <w:tab w:val="left" w:pos="993"/>
+              </w:tabs>
+              <w:suppressAutoHyphens/>
+              <w:spacing w:line="360" w:lineRule="auto"/>
+              <w:contextualSpacing/>
+              <w:jc w:val="both"/>
+              <w:rPr>
+                <w:rFonts w:ascii="Times New Roman" w:eastAsia="Aptos" w:hAnsi="Times New Roman" w:cs="Times New Roman"/>
+                <w:sz w:val="24"/>
+                <w:szCs w:val="24"/>
+              </w:rPr>
+            </w:pPr>
+            <w:r>
+              <w:rPr>
+                <w:rFonts w:ascii="Times New Roman" w:hAnsi="Times New Roman" w:cs="Times New Roman"/>
+                <w:sz w:val="24"/>
+                <w:szCs w:val="24"/>
+              </w:rPr>
+              <w:t>-28 662,6</w:t>
+            </w:r>
+          </w:p>
+        </w:tc>
+        <w:tc>
+          <w:tcPr>
+            <w:tcW w:w="2336" w:type="dxa"/>
+          </w:tcPr>
+          <w:p>
+            <w:pPr>
+              <w:tabs>
+                <w:tab w:val="left" w:pos="993"/>
+              </w:tabs>
+              <w:suppressAutoHyphens/>
+              <w:spacing w:line="360" w:lineRule="auto"/>
+              <w:contextualSpacing/>
+              <w:jc w:val="both"/>
+              <w:rPr>
+                <w:rFonts w:ascii="Times New Roman" w:eastAsia="Aptos" w:hAnsi="Times New Roman" w:cs="Times New Roman"/>
+                <w:sz w:val="24"/>
+                <w:szCs w:val="24"/>
+              </w:rPr>
+            </w:pPr>
+            <w:r>
+              <w:rPr>
+                <w:rFonts w:ascii="Times New Roman" w:hAnsi="Times New Roman" w:cs="Times New Roman"/>
+                <w:sz w:val="24"/>
+                <w:szCs w:val="24"/>
+              </w:rPr>
+              <w:t>-46 251,2</w:t>
+            </w:r>
+          </w:p>
+        </w:tc>
+        <w:tc>
+          <w:tcPr>
+            <w:tcW w:w="2336" w:type="dxa"/>
+          </w:tcPr>
+          <w:p>
+            <w:pPr>
+              <w:tabs>
+                <w:tab w:val="left" w:pos="993"/>
+              </w:tabs>
+              <w:suppressAutoHyphens/>
+              <w:spacing w:line="360" w:lineRule="auto"/>
+              <w:contextualSpacing/>
+              <w:jc w:val="both"/>
+              <w:rPr>
+                <w:rFonts w:ascii="Times New Roman" w:eastAsia="Aptos" w:hAnsi="Times New Roman" w:cs="Times New Roman"/>
+                <w:sz w:val="24"/>
+                <w:szCs w:val="24"/>
+              </w:rPr>
+            </w:pPr>
+            <w:r>
+              <w:rPr>
+                <w:rFonts w:ascii="Times New Roman" w:hAnsi="Times New Roman" w:cs="Times New Roman"/>
+                <w:sz w:val="24"/>
+                <w:szCs w:val="24"/>
+              </w:rPr>
+              <w:t>61,4</w:t>
+            </w:r>
+          </w:p>
+        </w:tc>
+      </w:tr>
+      <w:tr>
+        <w:tc>
+          <w:tcPr>
+            <w:tcW w:w="2336" w:type="dxa"/>
+            <w:shd w:val="clear" w:color="auto" w:fill="F2F2F2" w:themeFill="background1" w:themeFillShade="F2"/>
+          </w:tcPr>
+          <w:p>
+            <w:pPr>
+              <w:tabs>
+                <w:tab w:val="left" w:pos="993"/>
+              </w:tabs>
+              <w:suppressAutoHyphens/>
+              <w:spacing w:line="360" w:lineRule="auto"/>
+              <w:contextualSpacing/>
+              <w:jc w:val="both"/>
+              <w:rPr>
+                <w:rFonts w:ascii="Times New Roman" w:hAnsi="Times New Roman" w:cs="Times New Roman"/>
+                <w:sz w:val="24"/>
+                <w:szCs w:val="24"/>
+              </w:rPr>
+            </w:pPr>
+            <w:r>
+              <w:rPr>
+                <w:rFonts w:ascii="Times New Roman" w:hAnsi="Times New Roman" w:cs="Times New Roman"/>
+                <w:sz w:val="24"/>
+                <w:szCs w:val="24"/>
+              </w:rPr>
+              <w:t>Операционная прибыль</w:t>
+            </w:r>
+          </w:p>
+        </w:tc>
+        <w:tc>
+          <w:tcPr>
+            <w:tcW w:w="2336" w:type="dxa"/>
+          </w:tcPr>
+          <w:p>
+            <w:pPr>
+              <w:tabs>
+                <w:tab w:val="left" w:pos="993"/>
+              </w:tabs>
+              <w:suppressAutoHyphens/>
+              <w:spacing w:line="360" w:lineRule="auto"/>
+              <w:contextualSpacing/>
+              <w:jc w:val="both"/>
+              <w:rPr>
+                <w:rFonts w:ascii="Times New Roman" w:hAnsi="Times New Roman" w:cs="Times New Roman"/>
+                <w:sz w:val="24"/>
+                <w:szCs w:val="24"/>
+              </w:rPr>
+            </w:pPr>
+            <w:r>
+              <w:rPr>
+                <w:rFonts w:ascii="Times New Roman" w:hAnsi="Times New Roman" w:cs="Times New Roman"/>
+                <w:sz w:val="24"/>
+                <w:szCs w:val="24"/>
+              </w:rPr>
+              <w:t>75 998,4</w:t>
+            </w:r>
+          </w:p>
+        </w:tc>
+        <w:tc>
+          <w:tcPr>
+            <w:tcW w:w="2336" w:type="dxa"/>
+          </w:tcPr>
+          <w:p>
+            <w:pPr>
+              <w:tabs>
+                <w:tab w:val="left" w:pos="993"/>
+              </w:tabs>
+              <w:suppressAutoHyphens/>
+              <w:spacing w:line="360" w:lineRule="auto"/>
+              <w:contextualSpacing/>
+              <w:jc w:val="both"/>
+              <w:rPr>
+                <w:rFonts w:ascii="Times New Roman" w:hAnsi="Times New Roman" w:cs="Times New Roman"/>
+                <w:sz w:val="24"/>
+                <w:szCs w:val="24"/>
+              </w:rPr>
+            </w:pPr>
+            <w:r>
+              <w:rPr>
+                <w:rFonts w:ascii="Times New Roman" w:hAnsi="Times New Roman" w:cs="Times New Roman"/>
+                <w:sz w:val="24"/>
+                <w:szCs w:val="24"/>
+              </w:rPr>
+              <w:t>98 841,8</w:t>
+            </w:r>
+          </w:p>
+        </w:tc>
+        <w:tc>
+          <w:tcPr>
+            <w:tcW w:w="2336" w:type="dxa"/>
+          </w:tcPr>
+          <w:p>
+            <w:pPr>
+              <w:tabs>
+                <w:tab w:val="left" w:pos="993"/>
+              </w:tabs>
+              <w:suppressAutoHyphens/>
+              <w:spacing w:line="360" w:lineRule="auto"/>
+              <w:contextualSpacing/>
+              <w:jc w:val="both"/>
+              <w:rPr>
+                <w:rFonts w:ascii="Times New Roman" w:hAnsi="Times New Roman" w:cs="Times New Roman"/>
+                <w:sz w:val="24"/>
+                <w:szCs w:val="24"/>
+              </w:rPr>
+            </w:pPr>
+            <w:r>
+              <w:rPr>
+                <w:rFonts w:ascii="Times New Roman" w:hAnsi="Times New Roman" w:cs="Times New Roman"/>
+                <w:sz w:val="24"/>
+                <w:szCs w:val="24"/>
+              </w:rPr>
+              <w:t>30,1</w:t>
+            </w:r>
+          </w:p>
+        </w:tc>
+      </w:tr>
+      <w:tr>
+        <w:tc>
+          <w:tcPr>
+            <w:tcW w:w="2336" w:type="dxa"/>
+            <w:shd w:val="clear" w:color="auto" w:fill="F2F2F2" w:themeFill="background1" w:themeFillShade="F2"/>
+          </w:tcPr>
+          <w:p>
+            <w:pPr>
+              <w:tabs>
+                <w:tab w:val="left" w:pos="993"/>
+              </w:tabs>
+              <w:suppressAutoHyphens/>
+              <w:spacing w:line="360" w:lineRule="auto"/>
+              <w:contextualSpacing/>
+              <w:jc w:val="both"/>
+              <w:rPr>
+                <w:rFonts w:ascii="Times New Roman" w:hAnsi="Times New Roman" w:cs="Times New Roman"/>
+                <w:sz w:val="24"/>
+                <w:szCs w:val="24"/>
+              </w:rPr>
+            </w:pPr>
+            <w:r>
+              <w:rPr>
+                <w:rFonts w:ascii="Times New Roman" w:hAnsi="Times New Roman" w:cs="Times New Roman"/>
+                <w:sz w:val="24"/>
+                <w:szCs w:val="24"/>
+              </w:rPr>
+              <w:t>EBITDA</w:t>
+            </w:r>
+          </w:p>
+        </w:tc>
+        <w:tc>
+          <w:tcPr>
+            <w:tcW w:w="2336" w:type="dxa"/>
+          </w:tcPr>
+          <w:p>
+            <w:pPr>
+              <w:tabs>
+                <w:tab w:val="left" w:pos="993"/>
+              </w:tabs>
+              <w:suppressAutoHyphens/>
+              <w:spacing w:line="360" w:lineRule="auto"/>
+              <w:contextualSpacing/>
+              <w:jc w:val="both"/>
+              <w:rPr>
+                <w:rFonts w:ascii="Times New Roman" w:hAnsi="Times New Roman" w:cs="Times New Roman"/>
+                <w:sz w:val="24"/>
+                <w:szCs w:val="24"/>
+              </w:rPr>
+            </w:pPr>
+            <w:r>
+              <w:rPr>
+                <w:rFonts w:ascii="Times New Roman" w:hAnsi="Times New Roman" w:cs="Times New Roman"/>
+                <w:sz w:val="24"/>
+                <w:szCs w:val="24"/>
+              </w:rPr>
+              <w:t>82 231,2</w:t>
+            </w:r>
+          </w:p>
+        </w:tc>
+        <w:tc>
+          <w:tcPr>
+            <w:tcW w:w="2336" w:type="dxa"/>
+          </w:tcPr>
+          <w:p>
+            <w:pPr>
+              <w:tabs>
+                <w:tab w:val="left" w:pos="993"/>
+              </w:tabs>
+              <w:suppressAutoHyphens/>
+              <w:spacing w:line="360" w:lineRule="auto"/>
+              <w:contextualSpacing/>
+              <w:jc w:val="both"/>
+              <w:rPr>
+                <w:rFonts w:ascii="Times New Roman" w:hAnsi="Times New Roman" w:cs="Times New Roman"/>
+                <w:sz w:val="24"/>
+                <w:szCs w:val="24"/>
+              </w:rPr>
+            </w:pPr>
+            <w:r>
+              <w:rPr>
+                <w:rFonts w:ascii="Times New Roman" w:hAnsi="Times New Roman" w:cs="Times New Roman"/>
+                <w:sz w:val="24"/>
+                <w:szCs w:val="24"/>
+              </w:rPr>
+              <w:t>103 201,7</w:t>
+            </w:r>
+          </w:p>
+        </w:tc>
+        <w:tc>
+          <w:tcPr>
+            <w:tcW w:w="2336" w:type="dxa"/>
+          </w:tcPr>
+          <w:p>
+            <w:pPr>
+              <w:tabs>
+                <w:tab w:val="left" w:pos="993"/>
+              </w:tabs>
+              <w:suppressAutoHyphens/>
+              <w:spacing w:line="360" w:lineRule="auto"/>
+              <w:contextualSpacing/>
+              <w:jc w:val="both"/>
+              <w:rPr>
+                <w:rFonts w:ascii="Times New Roman" w:hAnsi="Times New Roman" w:cs="Times New Roman"/>
+                <w:sz w:val="24"/>
+                <w:szCs w:val="24"/>
+              </w:rPr>
+            </w:pPr>
+            <w:r>
+              <w:rPr>
+                <w:rFonts w:ascii="Times New Roman" w:hAnsi="Times New Roman" w:cs="Times New Roman"/>
+                <w:sz w:val="24"/>
+                <w:szCs w:val="24"/>
+              </w:rPr>
+              <w:t>25,5</w:t>
+            </w:r>
+          </w:p>
+        </w:tc>
+      </w:tr>
+      <w:tr>
+        <w:tc>
+          <w:tcPr>
+            <w:tcW w:w="2336" w:type="dxa"/>
+            <w:shd w:val="clear" w:color="auto" w:fill="F2F2F2" w:themeFill="background1" w:themeFillShade="F2"/>
+          </w:tcPr>
+          <w:p>
+            <w:pPr>
+              <w:tabs>
+                <w:tab w:val="left" w:pos="993"/>
+              </w:tabs>
+              <w:suppressAutoHyphens/>
+              <w:spacing w:line="360" w:lineRule="auto"/>
+              <w:contextualSpacing/>
+              <w:jc w:val="both"/>
+              <w:rPr>
+                <w:rFonts w:ascii="Times New Roman" w:hAnsi="Times New Roman" w:cs="Times New Roman"/>
+                <w:sz w:val="24"/>
+                <w:szCs w:val="24"/>
+              </w:rPr>
+            </w:pPr>
+            <w:r>
+              <w:rPr>
+                <w:rFonts w:ascii="Times New Roman" w:hAnsi="Times New Roman" w:cs="Times New Roman"/>
+                <w:sz w:val="24"/>
+                <w:szCs w:val="24"/>
+              </w:rPr>
+              <w:lastRenderedPageBreak/>
+              <w:t>Рентабельность по EBITDA, %</w:t>
+            </w:r>
+          </w:p>
+        </w:tc>
+        <w:tc>
+          <w:tcPr>
+            <w:tcW w:w="2336" w:type="dxa"/>
+          </w:tcPr>
+          <w:p>
+            <w:pPr>
+              <w:tabs>
+                <w:tab w:val="left" w:pos="993"/>
+              </w:tabs>
+              <w:suppressAutoHyphens/>
+              <w:spacing w:line="360" w:lineRule="auto"/>
+              <w:contextualSpacing/>
+              <w:jc w:val="both"/>
+              <w:rPr>
+                <w:rFonts w:ascii="Times New Roman" w:hAnsi="Times New Roman" w:cs="Times New Roman"/>
+                <w:sz w:val="24"/>
+                <w:szCs w:val="24"/>
+              </w:rPr>
+            </w:pPr>
+            <w:r>
+              <w:rPr>
+                <w:rFonts w:ascii="Times New Roman" w:hAnsi="Times New Roman" w:cs="Times New Roman"/>
+                <w:sz w:val="24"/>
+                <w:szCs w:val="24"/>
+              </w:rPr>
+              <w:t>78,6</w:t>
+            </w:r>
+          </w:p>
+        </w:tc>
+        <w:tc>
+          <w:tcPr>
+            <w:tcW w:w="2336" w:type="dxa"/>
+          </w:tcPr>
+          <w:p>
+            <w:pPr>
+              <w:tabs>
+                <w:tab w:val="left" w:pos="993"/>
+              </w:tabs>
+              <w:suppressAutoHyphens/>
+              <w:spacing w:line="360" w:lineRule="auto"/>
+              <w:contextualSpacing/>
+              <w:jc w:val="both"/>
+              <w:rPr>
+                <w:rFonts w:ascii="Times New Roman" w:hAnsi="Times New Roman" w:cs="Times New Roman"/>
+                <w:sz w:val="24"/>
+                <w:szCs w:val="24"/>
+              </w:rPr>
+            </w:pPr>
+            <w:r>
+              <w:rPr>
+                <w:rFonts w:ascii="Times New Roman" w:hAnsi="Times New Roman" w:cs="Times New Roman"/>
+                <w:sz w:val="24"/>
+                <w:szCs w:val="24"/>
+              </w:rPr>
+              <w:t>71,1</w:t>
+            </w:r>
+          </w:p>
+        </w:tc>
+        <w:tc>
+          <w:tcPr>
+            <w:tcW w:w="2336" w:type="dxa"/>
+          </w:tcPr>
+          <w:p>
+            <w:pPr>
+              <w:tabs>
+                <w:tab w:val="left" w:pos="993"/>
+              </w:tabs>
+              <w:suppressAutoHyphens/>
+              <w:spacing w:line="360" w:lineRule="auto"/>
+              <w:contextualSpacing/>
+              <w:jc w:val="both"/>
+              <w:rPr>
+                <w:rFonts w:ascii="Times New Roman" w:hAnsi="Times New Roman" w:cs="Times New Roman"/>
+                <w:sz w:val="24"/>
+                <w:szCs w:val="24"/>
+              </w:rPr>
+            </w:pPr>
+            <w:r>
+              <w:rPr>
+                <w:rFonts w:ascii="Times New Roman" w:hAnsi="Times New Roman" w:cs="Times New Roman"/>
+                <w:sz w:val="24"/>
+                <w:szCs w:val="24"/>
+              </w:rPr>
+              <w:t>-9,5</w:t>
+            </w:r>
+          </w:p>
+        </w:tc>
+      </w:tr>
+      <w:tr>
+        <w:tc>
+          <w:tcPr>
+            <w:tcW w:w="2336" w:type="dxa"/>
+            <w:shd w:val="clear" w:color="auto" w:fill="F2F2F2" w:themeFill="background1" w:themeFillShade="F2"/>
+          </w:tcPr>
+          <w:p>
+            <w:pPr>
+              <w:tabs>
+                <w:tab w:val="left" w:pos="993"/>
+              </w:tabs>
+              <w:suppressAutoHyphens/>
+              <w:spacing w:line="360" w:lineRule="auto"/>
+              <w:contextualSpacing/>
+              <w:jc w:val="both"/>
+              <w:rPr>
+                <w:rFonts w:ascii="Times New Roman" w:hAnsi="Times New Roman" w:cs="Times New Roman"/>
+                <w:sz w:val="24"/>
+                <w:szCs w:val="24"/>
+              </w:rPr>
+            </w:pPr>
+            <w:r>
+              <w:rPr>
+                <w:rFonts w:ascii="Times New Roman" w:hAnsi="Times New Roman" w:cs="Times New Roman"/>
+                <w:sz w:val="24"/>
+                <w:szCs w:val="24"/>
+              </w:rPr>
+              <w:t>Чистая прибыль</w:t>
+            </w:r>
+          </w:p>
+        </w:tc>
+        <w:tc>
+          <w:tcPr>
+            <w:tcW w:w="2336" w:type="dxa"/>
+          </w:tcPr>
+          <w:p>
+            <w:pPr>
+              <w:tabs>
+                <w:tab w:val="left" w:pos="993"/>
+              </w:tabs>
+              <w:suppressAutoHyphens/>
+              <w:spacing w:line="360" w:lineRule="auto"/>
+              <w:contextualSpacing/>
+              <w:jc w:val="both"/>
+              <w:rPr>
+                <w:rFonts w:ascii="Times New Roman" w:hAnsi="Times New Roman" w:cs="Times New Roman"/>
+                <w:sz w:val="24"/>
+                <w:szCs w:val="24"/>
+              </w:rPr>
+            </w:pPr>
+            <w:r>
+              <w:rPr>
+                <w:rFonts w:ascii="Times New Roman" w:hAnsi="Times New Roman" w:cs="Times New Roman"/>
+                <w:sz w:val="24"/>
+                <w:szCs w:val="24"/>
+              </w:rPr>
+              <w:t>60 769,5</w:t>
+            </w:r>
+          </w:p>
+        </w:tc>
+        <w:tc>
+          <w:tcPr>
+            <w:tcW w:w="2336" w:type="dxa"/>
+          </w:tcPr>
+          <w:p>
+            <w:pPr>
+              <w:tabs>
+                <w:tab w:val="left" w:pos="993"/>
+              </w:tabs>
+              <w:suppressAutoHyphens/>
+              <w:spacing w:line="360" w:lineRule="auto"/>
+              <w:contextualSpacing/>
+              <w:jc w:val="both"/>
+              <w:rPr>
+                <w:rFonts w:ascii="Times New Roman" w:hAnsi="Times New Roman" w:cs="Times New Roman"/>
+                <w:sz w:val="24"/>
+                <w:szCs w:val="24"/>
+              </w:rPr>
+            </w:pPr>
+            <w:r>
+              <w:rPr>
+                <w:rFonts w:ascii="Times New Roman" w:hAnsi="Times New Roman" w:cs="Times New Roman"/>
+                <w:sz w:val="24"/>
+                <w:szCs w:val="24"/>
+              </w:rPr>
+              <w:t>79 247,6</w:t>
+            </w:r>
+          </w:p>
+        </w:tc>
+        <w:tc>
+          <w:tcPr>
+            <w:tcW w:w="2336" w:type="dxa"/>
+          </w:tcPr>
+          <w:p>
+            <w:pPr>
+              <w:tabs>
+                <w:tab w:val="left" w:pos="993"/>
+              </w:tabs>
+              <w:suppressAutoHyphens/>
+              <w:spacing w:line="360" w:lineRule="auto"/>
+              <w:contextualSpacing/>
+              <w:jc w:val="both"/>
+              <w:rPr>
+                <w:rFonts w:ascii="Times New Roman" w:hAnsi="Times New Roman" w:cs="Times New Roman"/>
+                <w:sz w:val="24"/>
+                <w:szCs w:val="24"/>
+              </w:rPr>
+            </w:pPr>
+            <w:r>
+              <w:rPr>
+                <w:rFonts w:ascii="Times New Roman" w:hAnsi="Times New Roman" w:cs="Times New Roman"/>
+                <w:sz w:val="24"/>
+                <w:szCs w:val="24"/>
+              </w:rPr>
+              <w:t>30,4</w:t>
+            </w:r>
+          </w:p>
+        </w:tc>
+      </w:tr>
+      <w:tr>
+        <w:tc>
+          <w:tcPr>
+            <w:tcW w:w="2336" w:type="dxa"/>
+            <w:shd w:val="clear" w:color="auto" w:fill="F2F2F2" w:themeFill="background1" w:themeFillShade="F2"/>
+          </w:tcPr>
+          <w:p>
+            <w:pPr>
+              <w:tabs>
+                <w:tab w:val="left" w:pos="993"/>
+              </w:tabs>
+              <w:suppressAutoHyphens/>
+              <w:spacing w:line="360" w:lineRule="auto"/>
+              <w:contextualSpacing/>
+              <w:jc w:val="both"/>
+              <w:rPr>
+                <w:rFonts w:ascii="Times New Roman" w:hAnsi="Times New Roman" w:cs="Times New Roman"/>
+                <w:sz w:val="24"/>
+                <w:szCs w:val="24"/>
+              </w:rPr>
+            </w:pPr>
+            <w:r>
+              <w:rPr>
+                <w:rFonts w:ascii="Times New Roman" w:hAnsi="Times New Roman" w:cs="Times New Roman"/>
+                <w:sz w:val="24"/>
+                <w:szCs w:val="24"/>
+              </w:rPr>
+              <w:t>Базовая прибыль на акцию</w:t>
+            </w:r>
+          </w:p>
+        </w:tc>
+        <w:tc>
+          <w:tcPr>
+            <w:tcW w:w="2336" w:type="dxa"/>
+          </w:tcPr>
+          <w:p>
+            <w:pPr>
+              <w:tabs>
+                <w:tab w:val="left" w:pos="993"/>
+              </w:tabs>
+              <w:suppressAutoHyphens/>
+              <w:spacing w:line="360" w:lineRule="auto"/>
+              <w:contextualSpacing/>
+              <w:jc w:val="both"/>
+              <w:rPr>
+                <w:rFonts w:ascii="Times New Roman" w:hAnsi="Times New Roman" w:cs="Times New Roman"/>
+                <w:sz w:val="24"/>
+                <w:szCs w:val="24"/>
+              </w:rPr>
+            </w:pPr>
+            <w:r>
+              <w:rPr>
+                <w:rFonts w:ascii="Times New Roman" w:hAnsi="Times New Roman" w:cs="Times New Roman"/>
+                <w:sz w:val="24"/>
+                <w:szCs w:val="24"/>
+              </w:rPr>
+              <w:t>26,9</w:t>
+            </w:r>
+          </w:p>
+        </w:tc>
+        <w:tc>
+          <w:tcPr>
+            <w:tcW w:w="2336" w:type="dxa"/>
+          </w:tcPr>
+          <w:p>
+            <w:pPr>
+              <w:tabs>
+                <w:tab w:val="left" w:pos="993"/>
+              </w:tabs>
+              <w:suppressAutoHyphens/>
+              <w:spacing w:line="360" w:lineRule="auto"/>
+              <w:contextualSpacing/>
+              <w:jc w:val="both"/>
+              <w:rPr>
+                <w:rFonts w:ascii="Times New Roman" w:hAnsi="Times New Roman" w:cs="Times New Roman"/>
+                <w:sz w:val="24"/>
+                <w:szCs w:val="24"/>
+              </w:rPr>
+            </w:pPr>
+            <w:r>
+              <w:rPr>
+                <w:rFonts w:ascii="Times New Roman" w:hAnsi="Times New Roman" w:cs="Times New Roman"/>
+                <w:sz w:val="24"/>
+                <w:szCs w:val="24"/>
+              </w:rPr>
+              <w:t>35,0</w:t>
+            </w:r>
+          </w:p>
+        </w:tc>
+        <w:tc>
+          <w:tcPr>
+            <w:tcW w:w="2336" w:type="dxa"/>
+          </w:tcPr>
+          <w:p>
+            <w:pPr>
+              <w:tabs>
+                <w:tab w:val="left" w:pos="993"/>
+              </w:tabs>
+              <w:suppressAutoHyphens/>
+              <w:spacing w:line="360" w:lineRule="auto"/>
+              <w:contextualSpacing/>
+              <w:jc w:val="both"/>
+              <w:rPr>
+                <w:rFonts w:ascii="Times New Roman" w:hAnsi="Times New Roman" w:cs="Times New Roman"/>
+                <w:sz w:val="24"/>
+                <w:szCs w:val="24"/>
+              </w:rPr>
+            </w:pPr>
+            <w:r>
+              <w:rPr>
+                <w:rFonts w:ascii="Times New Roman" w:hAnsi="Times New Roman" w:cs="Times New Roman"/>
+                <w:sz w:val="24"/>
+                <w:szCs w:val="24"/>
+              </w:rPr>
+              <w:t>30,2</w:t>
+            </w:r>
+          </w:p>
+        </w:tc>
+      </w:tr>
+    </w:tbl>
+    <w:p>
+      <w:pPr>
+        <w:tabs>
+          <w:tab w:val="left" w:pos="993"/>
+        </w:tabs>
+        <w:suppressAutoHyphens/>
+        <w:spacing w:line="360" w:lineRule="auto"/>
+        <w:ind w:firstLine="709"/>
+        <w:contextualSpacing/>
+        <w:jc w:val="both"/>
+        <w:rPr>
+          <w:rFonts w:ascii="Times New Roman" w:eastAsia="Aptos" w:hAnsi="Times New Roman" w:cs="Aptos"/>
+          <w:sz w:val="28"/>
+          <w:szCs w:val="24"/>
+        </w:rPr>
+      </w:pPr>
+      <w:r>
+        <w:rPr>
+          <w:rFonts w:ascii="Times New Roman" w:eastAsia="Aptos" w:hAnsi="Times New Roman" w:cs="Aptos"/>
+          <w:sz w:val="28"/>
+          <w:szCs w:val="24"/>
+        </w:rPr>
+        <w:t>Состав комиссионного дохода (млн руб.)</w:t>
+      </w:r>
+    </w:p>
+    <w:tbl>
+      <w:tblPr>
+        <w:tblStyle w:val="a5"/>
+        <w:tblW w:w="0" w:type="auto"/>
+        <w:tblLook w:val="04A0" w:firstRow="1" w:lastRow="0" w:firstColumn="1" w:lastColumn="0" w:noHBand="0" w:noVBand="1"/>
+      </w:tblPr>
+      <w:tblGrid>
+        <w:gridCol w:w="2336"/>
+        <w:gridCol w:w="2336"/>
+        <w:gridCol w:w="2336"/>
+        <w:gridCol w:w="2336"/>
+      </w:tblGrid>
+      <w:tr>
+        <w:tc>
+          <w:tcPr>
+            <w:tcW w:w="2336" w:type="dxa"/>
+            <w:shd w:val="clear" w:color="auto" w:fill="BFBFBF" w:themeFill="background1" w:themeFillShade="BF"/>
+          </w:tcPr>
+          <w:p>
+            <w:pPr>
+              <w:tabs>
+                <w:tab w:val="left" w:pos="993"/>
+              </w:tabs>
+              <w:suppressAutoHyphens/>
+              <w:spacing w:line="360" w:lineRule="auto"/>
+              <w:contextualSpacing/>
+              <w:jc w:val="both"/>
+              <w:rPr>
+                <w:rFonts w:ascii="Times New Roman" w:eastAsia="Aptos" w:hAnsi="Times New Roman" w:cs="Times New Roman"/>
+                <w:b/>
+                <w:bCs/>
+                <w:sz w:val="24"/>
+                <w:szCs w:val="24"/>
+              </w:rPr>
+            </w:pPr>
+            <w:r>
+              <w:rPr>
+                <w:rFonts w:ascii="Times New Roman" w:eastAsia="Aptos" w:hAnsi="Times New Roman" w:cs="Times New Roman"/>
+                <w:b/>
+                <w:bCs/>
+                <w:sz w:val="24"/>
+                <w:szCs w:val="24"/>
+              </w:rPr>
+              <w:t>Показатель</w:t>
+            </w:r>
+          </w:p>
+        </w:tc>
+        <w:tc>
+          <w:tcPr>
+            <w:tcW w:w="2336" w:type="dxa"/>
+            <w:shd w:val="clear" w:color="auto" w:fill="BFBFBF" w:themeFill="background1" w:themeFillShade="BF"/>
+          </w:tcPr>
+          <w:p>
+            <w:pPr>
+              <w:tabs>
+                <w:tab w:val="left" w:pos="993"/>
+              </w:tabs>
+              <w:suppressAutoHyphens/>
+              <w:spacing w:line="360" w:lineRule="auto"/>
+              <w:contextualSpacing/>
+              <w:jc w:val="both"/>
+              <w:rPr>
+                <w:rFonts w:ascii="Times New Roman" w:eastAsia="Aptos" w:hAnsi="Times New Roman" w:cs="Times New Roman"/>
+                <w:b/>
+                <w:bCs/>
+                <w:sz w:val="24"/>
+                <w:szCs w:val="24"/>
+              </w:rPr>
+            </w:pPr>
+            <w:r>
+              <w:rPr>
+                <w:rFonts w:ascii="Times New Roman" w:eastAsia="Aptos" w:hAnsi="Times New Roman" w:cs="Times New Roman"/>
+                <w:b/>
+                <w:bCs/>
+                <w:sz w:val="24"/>
+                <w:szCs w:val="24"/>
+              </w:rPr>
+              <w:t>2023</w:t>
+            </w:r>
+          </w:p>
+        </w:tc>
+        <w:tc>
+          <w:tcPr>
+            <w:tcW w:w="2336" w:type="dxa"/>
+            <w:shd w:val="clear" w:color="auto" w:fill="BFBFBF" w:themeFill="background1" w:themeFillShade="BF"/>
+          </w:tcPr>
+          <w:p>
+            <w:pPr>
+              <w:tabs>
+                <w:tab w:val="left" w:pos="993"/>
+              </w:tabs>
+              <w:suppressAutoHyphens/>
+              <w:spacing w:line="360" w:lineRule="auto"/>
+              <w:contextualSpacing/>
+              <w:jc w:val="both"/>
+              <w:rPr>
+                <w:rFonts w:ascii="Times New Roman" w:eastAsia="Aptos" w:hAnsi="Times New Roman" w:cs="Times New Roman"/>
+                <w:b/>
+                <w:bCs/>
+                <w:sz w:val="24"/>
+                <w:szCs w:val="24"/>
+              </w:rPr>
+            </w:pPr>
+            <w:r>
+              <w:rPr>
+                <w:rFonts w:ascii="Times New Roman" w:eastAsia="Aptos" w:hAnsi="Times New Roman" w:cs="Times New Roman"/>
+                <w:b/>
+                <w:bCs/>
+                <w:sz w:val="24"/>
+                <w:szCs w:val="24"/>
+              </w:rPr>
+              <w:t>2024</w:t>
+            </w:r>
+          </w:p>
+        </w:tc>
+        <w:tc>
+          <w:tcPr>
+            <w:tcW w:w="2336" w:type="dxa"/>
+            <w:shd w:val="clear" w:color="auto" w:fill="BFBFBF" w:themeFill="background1" w:themeFillShade="BF"/>
+          </w:tcPr>
+          <w:p>
+            <w:pPr>
+              <w:tabs>
+                <w:tab w:val="left" w:pos="993"/>
+              </w:tabs>
+              <w:suppressAutoHyphens/>
+              <w:spacing w:line="360" w:lineRule="auto"/>
+              <w:contextualSpacing/>
+              <w:jc w:val="both"/>
+              <w:rPr>
+                <w:rFonts w:ascii="Times New Roman" w:eastAsia="Aptos" w:hAnsi="Times New Roman" w:cs="Times New Roman"/>
+                <w:b/>
+                <w:bCs/>
+                <w:sz w:val="24"/>
+                <w:szCs w:val="24"/>
+              </w:rPr>
+            </w:pPr>
+            <w:r>
+              <w:rPr>
+                <w:rFonts w:ascii="Times New Roman" w:eastAsia="Aptos" w:hAnsi="Times New Roman" w:cs="Times New Roman"/>
+                <w:b/>
+                <w:bCs/>
+                <w:sz w:val="24"/>
+                <w:szCs w:val="24"/>
+              </w:rPr>
+              <w:t>Прирост (%)</w:t>
+            </w:r>
+          </w:p>
+        </w:tc>
+      </w:tr>
+      <w:tr>
+        <w:tc>
+          <w:tcPr>
+            <w:tcW w:w="2336" w:type="dxa"/>
+            <w:shd w:val="clear" w:color="auto" w:fill="F2F2F2" w:themeFill="background1" w:themeFillShade="F2"/>
+            <w:hideMark/>
+          </w:tcPr>
+          <w:p>
+            <w:pPr>
+              <w:rPr>
+                <w:rFonts w:ascii="Times New Roman" w:hAnsi="Times New Roman" w:cs="Times New Roman"/>
+                <w:kern w:val="0"/>
+                <w:sz w:val="24"/>
+                <w:szCs w:val="24"/>
+                <w14:ligatures w14:val="none"/>
+              </w:rPr>
+            </w:pPr>
+            <w:r>
+              <w:rPr>
+                <w:rFonts w:ascii="Times New Roman" w:hAnsi="Times New Roman" w:cs="Times New Roman"/>
+                <w:sz w:val="24"/>
+                <w:szCs w:val="24"/>
+              </w:rPr>
+              <w:t>Денежный рынок</w:t>
+            </w:r>
+          </w:p>
+        </w:tc>
+        <w:tc>
+          <w:tcPr>
+            <w:tcW w:w="2336" w:type="dxa"/>
+            <w:hideMark/>
+          </w:tcPr>
+          <w:p>
+            <w:pPr>
+              <w:rPr>
+                <w:rFonts w:ascii="Times New Roman" w:hAnsi="Times New Roman" w:cs="Times New Roman"/>
+                <w:sz w:val="24"/>
+                <w:szCs w:val="24"/>
+              </w:rPr>
+            </w:pPr>
+            <w:r>
+              <w:rPr>
+                <w:rFonts w:ascii="Times New Roman" w:hAnsi="Times New Roman" w:cs="Times New Roman"/>
+                <w:sz w:val="24"/>
+                <w:szCs w:val="24"/>
+              </w:rPr>
+              <w:t>11 962,1</w:t>
+            </w:r>
+          </w:p>
+        </w:tc>
+        <w:tc>
+          <w:tcPr>
+            <w:tcW w:w="2336" w:type="dxa"/>
+            <w:hideMark/>
+          </w:tcPr>
+          <w:p>
+            <w:pPr>
+              <w:rPr>
+                <w:rFonts w:ascii="Times New Roman" w:hAnsi="Times New Roman" w:cs="Times New Roman"/>
+                <w:sz w:val="24"/>
+                <w:szCs w:val="24"/>
+              </w:rPr>
+            </w:pPr>
+            <w:r>
+              <w:rPr>
+                <w:rFonts w:ascii="Times New Roman" w:hAnsi="Times New Roman" w:cs="Times New Roman"/>
+                <w:sz w:val="24"/>
+                <w:szCs w:val="24"/>
+              </w:rPr>
+              <w:t>16 201,6</w:t>
+            </w:r>
+          </w:p>
+        </w:tc>
+        <w:tc>
+          <w:tcPr>
+            <w:tcW w:w="2336" w:type="dxa"/>
+            <w:hideMark/>
+          </w:tcPr>
+          <w:p>
+            <w:pPr>
+              <w:rPr>
+                <w:rFonts w:ascii="Times New Roman" w:hAnsi="Times New Roman" w:cs="Times New Roman"/>
+                <w:sz w:val="24"/>
+                <w:szCs w:val="24"/>
+              </w:rPr>
+            </w:pPr>
+            <w:r>
+              <w:rPr>
+                <w:rFonts w:ascii="Times New Roman" w:hAnsi="Times New Roman" w:cs="Times New Roman"/>
+                <w:sz w:val="24"/>
+                <w:szCs w:val="24"/>
+              </w:rPr>
+              <w:t>35,4</w:t>
+            </w:r>
+          </w:p>
+        </w:tc>
+      </w:tr>
+      <w:tr>
+        <w:tc>
+          <w:tcPr>
+            <w:tcW w:w="2336" w:type="dxa"/>
+            <w:shd w:val="clear" w:color="auto" w:fill="F2F2F2" w:themeFill="background1" w:themeFillShade="F2"/>
+            <w:hideMark/>
+          </w:tcPr>
+          <w:p>
+            <w:pPr>
+              <w:rPr>
+                <w:rFonts w:ascii="Times New Roman" w:hAnsi="Times New Roman" w:cs="Times New Roman"/>
+                <w:sz w:val="24"/>
+                <w:szCs w:val="24"/>
+              </w:rPr>
+            </w:pPr>
+            <w:r>
+              <w:rPr>
+                <w:rFonts w:ascii="Times New Roman" w:hAnsi="Times New Roman" w:cs="Times New Roman"/>
+                <w:sz w:val="24"/>
+                <w:szCs w:val="24"/>
+              </w:rPr>
+              <w:t>Расчетно-депозитарные услуги</w:t>
+            </w:r>
+          </w:p>
+        </w:tc>
+        <w:tc>
+          <w:tcPr>
+            <w:tcW w:w="2336" w:type="dxa"/>
+            <w:hideMark/>
+          </w:tcPr>
+          <w:p>
+            <w:pPr>
+              <w:rPr>
+                <w:rFonts w:ascii="Times New Roman" w:hAnsi="Times New Roman" w:cs="Times New Roman"/>
+                <w:sz w:val="24"/>
+                <w:szCs w:val="24"/>
+              </w:rPr>
+            </w:pPr>
+            <w:r>
+              <w:rPr>
+                <w:rFonts w:ascii="Times New Roman" w:hAnsi="Times New Roman" w:cs="Times New Roman"/>
+                <w:sz w:val="24"/>
+                <w:szCs w:val="24"/>
+              </w:rPr>
+              <w:t>9 721,2</w:t>
+            </w:r>
+          </w:p>
+        </w:tc>
+        <w:tc>
+          <w:tcPr>
+            <w:tcW w:w="2336" w:type="dxa"/>
+            <w:hideMark/>
+          </w:tcPr>
+          <w:p>
+            <w:pPr>
+              <w:rPr>
+                <w:rFonts w:ascii="Times New Roman" w:hAnsi="Times New Roman" w:cs="Times New Roman"/>
+                <w:sz w:val="24"/>
+                <w:szCs w:val="24"/>
+              </w:rPr>
+            </w:pPr>
+            <w:r>
+              <w:rPr>
+                <w:rFonts w:ascii="Times New Roman" w:hAnsi="Times New Roman" w:cs="Times New Roman"/>
+                <w:sz w:val="24"/>
+                <w:szCs w:val="24"/>
+              </w:rPr>
+              <w:t>10 151,6</w:t>
+            </w:r>
+          </w:p>
+        </w:tc>
+        <w:tc>
+          <w:tcPr>
+            <w:tcW w:w="2336" w:type="dxa"/>
+            <w:hideMark/>
+          </w:tcPr>
+          <w:p>
+            <w:pPr>
+              <w:rPr>
+                <w:rFonts w:ascii="Times New Roman" w:hAnsi="Times New Roman" w:cs="Times New Roman"/>
+                <w:sz w:val="24"/>
+                <w:szCs w:val="24"/>
+              </w:rPr>
+            </w:pPr>
+            <w:r>
+              <w:rPr>
+                <w:rFonts w:ascii="Times New Roman" w:hAnsi="Times New Roman" w:cs="Times New Roman"/>
+                <w:sz w:val="24"/>
+                <w:szCs w:val="24"/>
+              </w:rPr>
+              <w:t>4,4</w:t>
+            </w:r>
+          </w:p>
+        </w:tc>
+      </w:tr>
+      <w:tr>
+        <w:tc>
+          <w:tcPr>
+            <w:tcW w:w="2336" w:type="dxa"/>
+            <w:shd w:val="clear" w:color="auto" w:fill="F2F2F2" w:themeFill="background1" w:themeFillShade="F2"/>
+            <w:hideMark/>
+          </w:tcPr>
+          <w:p>
+            <w:pPr>
+              <w:rPr>
+                <w:rFonts w:ascii="Times New Roman" w:hAnsi="Times New Roman" w:cs="Times New Roman"/>
+                <w:sz w:val="24"/>
+                <w:szCs w:val="24"/>
+              </w:rPr>
+            </w:pPr>
+            <w:r>
+              <w:rPr>
+                <w:rFonts w:ascii="Times New Roman" w:hAnsi="Times New Roman" w:cs="Times New Roman"/>
+                <w:sz w:val="24"/>
+                <w:szCs w:val="24"/>
+              </w:rPr>
+              <w:t>Рынок акций</w:t>
+            </w:r>
+          </w:p>
+        </w:tc>
+        <w:tc>
+          <w:tcPr>
+            <w:tcW w:w="2336" w:type="dxa"/>
+            <w:hideMark/>
+          </w:tcPr>
+          <w:p>
+            <w:pPr>
+              <w:rPr>
+                <w:rFonts w:ascii="Times New Roman" w:hAnsi="Times New Roman" w:cs="Times New Roman"/>
+                <w:sz w:val="24"/>
+                <w:szCs w:val="24"/>
+              </w:rPr>
+            </w:pPr>
+            <w:r>
+              <w:rPr>
+                <w:rFonts w:ascii="Times New Roman" w:hAnsi="Times New Roman" w:cs="Times New Roman"/>
+                <w:sz w:val="24"/>
+                <w:szCs w:val="24"/>
+              </w:rPr>
+              <w:t>6 964,6</w:t>
+            </w:r>
+          </w:p>
+        </w:tc>
+        <w:tc>
+          <w:tcPr>
+            <w:tcW w:w="2336" w:type="dxa"/>
+            <w:hideMark/>
+          </w:tcPr>
+          <w:p>
+            <w:pPr>
+              <w:rPr>
+                <w:rFonts w:ascii="Times New Roman" w:hAnsi="Times New Roman" w:cs="Times New Roman"/>
+                <w:sz w:val="24"/>
+                <w:szCs w:val="24"/>
+              </w:rPr>
+            </w:pPr>
+            <w:r>
+              <w:rPr>
+                <w:rFonts w:ascii="Times New Roman" w:hAnsi="Times New Roman" w:cs="Times New Roman"/>
+                <w:sz w:val="24"/>
+                <w:szCs w:val="24"/>
+              </w:rPr>
+              <w:t>10 076,6</w:t>
+            </w:r>
+          </w:p>
+        </w:tc>
+        <w:tc>
+          <w:tcPr>
+            <w:tcW w:w="2336" w:type="dxa"/>
+            <w:hideMark/>
+          </w:tcPr>
+          <w:p>
+            <w:pPr>
+              <w:rPr>
+                <w:rFonts w:ascii="Times New Roman" w:hAnsi="Times New Roman" w:cs="Times New Roman"/>
+                <w:sz w:val="24"/>
+                <w:szCs w:val="24"/>
+              </w:rPr>
+            </w:pPr>
+            <w:r>
+              <w:rPr>
+                <w:rFonts w:ascii="Times New Roman" w:hAnsi="Times New Roman" w:cs="Times New Roman"/>
+                <w:sz w:val="24"/>
+                <w:szCs w:val="24"/>
+              </w:rPr>
+              <w:t>44,7</w:t>
+            </w:r>
+          </w:p>
+        </w:tc>
+      </w:tr>
+      <w:tr>
+        <w:tc>
+          <w:tcPr>
+            <w:tcW w:w="2336" w:type="dxa"/>
+            <w:shd w:val="clear" w:color="auto" w:fill="F2F2F2" w:themeFill="background1" w:themeFillShade="F2"/>
+            <w:hideMark/>
+          </w:tcPr>
+          <w:p>
+            <w:pPr>
+              <w:rPr>
+                <w:rFonts w:ascii="Times New Roman" w:hAnsi="Times New Roman" w:cs="Times New Roman"/>
+                <w:sz w:val="24"/>
+                <w:szCs w:val="24"/>
+              </w:rPr>
+            </w:pPr>
+            <w:r>
+              <w:rPr>
+                <w:rFonts w:ascii="Times New Roman" w:hAnsi="Times New Roman" w:cs="Times New Roman"/>
+                <w:sz w:val="24"/>
+                <w:szCs w:val="24"/>
+              </w:rPr>
+              <w:t>Срочный рынок</w:t>
+            </w:r>
+          </w:p>
+        </w:tc>
+        <w:tc>
+          <w:tcPr>
+            <w:tcW w:w="2336" w:type="dxa"/>
+            <w:hideMark/>
+          </w:tcPr>
+          <w:p>
+            <w:pPr>
+              <w:rPr>
+                <w:rFonts w:ascii="Times New Roman" w:hAnsi="Times New Roman" w:cs="Times New Roman"/>
+                <w:sz w:val="24"/>
+                <w:szCs w:val="24"/>
+              </w:rPr>
+            </w:pPr>
+            <w:r>
+              <w:rPr>
+                <w:rFonts w:ascii="Times New Roman" w:hAnsi="Times New Roman" w:cs="Times New Roman"/>
+                <w:sz w:val="24"/>
+                <w:szCs w:val="24"/>
+              </w:rPr>
+              <w:t>6 703,7</w:t>
+            </w:r>
+          </w:p>
+        </w:tc>
+        <w:tc>
+          <w:tcPr>
+            <w:tcW w:w="2336" w:type="dxa"/>
+            <w:hideMark/>
+          </w:tcPr>
+          <w:p>
+            <w:pPr>
+              <w:rPr>
+                <w:rFonts w:ascii="Times New Roman" w:hAnsi="Times New Roman" w:cs="Times New Roman"/>
+                <w:sz w:val="24"/>
+                <w:szCs w:val="24"/>
+              </w:rPr>
+            </w:pPr>
+            <w:r>
+              <w:rPr>
+                <w:rFonts w:ascii="Times New Roman" w:hAnsi="Times New Roman" w:cs="Times New Roman"/>
+                <w:sz w:val="24"/>
+                <w:szCs w:val="24"/>
+              </w:rPr>
+              <w:t>8 946,4</w:t>
+            </w:r>
+          </w:p>
+        </w:tc>
+        <w:tc>
+          <w:tcPr>
+            <w:tcW w:w="2336" w:type="dxa"/>
+            <w:hideMark/>
+          </w:tcPr>
+          <w:p>
+            <w:pPr>
+              <w:rPr>
+                <w:rFonts w:ascii="Times New Roman" w:hAnsi="Times New Roman" w:cs="Times New Roman"/>
+                <w:sz w:val="24"/>
+                <w:szCs w:val="24"/>
+              </w:rPr>
+            </w:pPr>
+            <w:r>
+              <w:rPr>
+                <w:rFonts w:ascii="Times New Roman" w:hAnsi="Times New Roman" w:cs="Times New Roman"/>
+                <w:sz w:val="24"/>
+                <w:szCs w:val="24"/>
+              </w:rPr>
+              <w:t>33,5</w:t>
+            </w:r>
+          </w:p>
+        </w:tc>
+      </w:tr>
+      <w:tr>
+        <w:tc>
+          <w:tcPr>
+            <w:tcW w:w="2336" w:type="dxa"/>
+            <w:shd w:val="clear" w:color="auto" w:fill="F2F2F2" w:themeFill="background1" w:themeFillShade="F2"/>
+            <w:hideMark/>
+          </w:tcPr>
+          <w:p>
+            <w:pPr>
+              <w:rPr>
+                <w:rFonts w:ascii="Times New Roman" w:hAnsi="Times New Roman" w:cs="Times New Roman"/>
+                <w:sz w:val="24"/>
+                <w:szCs w:val="24"/>
+              </w:rPr>
+            </w:pPr>
+            <w:r>
+              <w:rPr>
+                <w:rFonts w:ascii="Times New Roman" w:hAnsi="Times New Roman" w:cs="Times New Roman"/>
+                <w:sz w:val="24"/>
+                <w:szCs w:val="24"/>
+              </w:rPr>
+              <w:t>ИТ-услуги, листинг и прочий комиссионный доход</w:t>
+            </w:r>
+          </w:p>
+        </w:tc>
+        <w:tc>
+          <w:tcPr>
+            <w:tcW w:w="2336" w:type="dxa"/>
+            <w:hideMark/>
+          </w:tcPr>
+          <w:p>
+            <w:pPr>
+              <w:rPr>
+                <w:rFonts w:ascii="Times New Roman" w:hAnsi="Times New Roman" w:cs="Times New Roman"/>
+                <w:sz w:val="24"/>
+                <w:szCs w:val="24"/>
+              </w:rPr>
+            </w:pPr>
+            <w:r>
+              <w:rPr>
+                <w:rFonts w:ascii="Times New Roman" w:hAnsi="Times New Roman" w:cs="Times New Roman"/>
+                <w:sz w:val="24"/>
+                <w:szCs w:val="24"/>
+              </w:rPr>
+              <w:t>4 343,0</w:t>
+            </w:r>
+          </w:p>
+        </w:tc>
+        <w:tc>
+          <w:tcPr>
+            <w:tcW w:w="2336" w:type="dxa"/>
+            <w:hideMark/>
+          </w:tcPr>
+          <w:p>
+            <w:pPr>
+              <w:rPr>
+                <w:rFonts w:ascii="Times New Roman" w:hAnsi="Times New Roman" w:cs="Times New Roman"/>
+                <w:sz w:val="24"/>
+                <w:szCs w:val="24"/>
+              </w:rPr>
+            </w:pPr>
+            <w:r>
+              <w:rPr>
+                <w:rFonts w:ascii="Times New Roman" w:hAnsi="Times New Roman" w:cs="Times New Roman"/>
+                <w:sz w:val="24"/>
+                <w:szCs w:val="24"/>
+              </w:rPr>
+              <w:t>4 634,9</w:t>
+            </w:r>
+          </w:p>
+        </w:tc>
+        <w:tc>
+          <w:tcPr>
+            <w:tcW w:w="2336" w:type="dxa"/>
+            <w:hideMark/>
+          </w:tcPr>
+          <w:p>
+            <w:pPr>
+              <w:rPr>
+                <w:rFonts w:ascii="Times New Roman" w:hAnsi="Times New Roman" w:cs="Times New Roman"/>
+                <w:sz w:val="24"/>
+                <w:szCs w:val="24"/>
+              </w:rPr>
+            </w:pPr>
+            <w:r>
+              <w:rPr>
+                <w:rFonts w:ascii="Times New Roman" w:hAnsi="Times New Roman" w:cs="Times New Roman"/>
+                <w:sz w:val="24"/>
+                <w:szCs w:val="24"/>
+              </w:rPr>
+              <w:t>6,7</w:t>
+            </w:r>
+          </w:p>
+        </w:tc>
+      </w:tr>
+      <w:tr>
+        <w:tc>
+          <w:tcPr>
+            <w:tcW w:w="2336" w:type="dxa"/>
+            <w:shd w:val="clear" w:color="auto" w:fill="F2F2F2" w:themeFill="background1" w:themeFillShade="F2"/>
+            <w:hideMark/>
+          </w:tcPr>
+          <w:p>
+            <w:pPr>
+              <w:rPr>
+                <w:rFonts w:ascii="Times New Roman" w:hAnsi="Times New Roman" w:cs="Times New Roman"/>
+                <w:sz w:val="24"/>
+                <w:szCs w:val="24"/>
+              </w:rPr>
+            </w:pPr>
+            <w:r>
+              <w:rPr>
+                <w:rFonts w:ascii="Times New Roman" w:hAnsi="Times New Roman" w:cs="Times New Roman"/>
+                <w:sz w:val="24"/>
+                <w:szCs w:val="24"/>
+              </w:rPr>
+              <w:t>Рынок облигаций</w:t>
+            </w:r>
+          </w:p>
+        </w:tc>
+        <w:tc>
+          <w:tcPr>
+            <w:tcW w:w="2336" w:type="dxa"/>
+            <w:hideMark/>
+          </w:tcPr>
+          <w:p>
+            <w:pPr>
+              <w:rPr>
+                <w:rFonts w:ascii="Times New Roman" w:hAnsi="Times New Roman" w:cs="Times New Roman"/>
+                <w:sz w:val="24"/>
+                <w:szCs w:val="24"/>
+              </w:rPr>
+            </w:pPr>
+            <w:r>
+              <w:rPr>
+                <w:rFonts w:ascii="Times New Roman" w:hAnsi="Times New Roman" w:cs="Times New Roman"/>
+                <w:sz w:val="24"/>
+                <w:szCs w:val="24"/>
+              </w:rPr>
+              <w:t>3 357,5</w:t>
+            </w:r>
+          </w:p>
+        </w:tc>
+        <w:tc>
+          <w:tcPr>
+            <w:tcW w:w="2336" w:type="dxa"/>
+            <w:hideMark/>
+          </w:tcPr>
+          <w:p>
+            <w:pPr>
+              <w:rPr>
+                <w:rFonts w:ascii="Times New Roman" w:hAnsi="Times New Roman" w:cs="Times New Roman"/>
+                <w:sz w:val="24"/>
+                <w:szCs w:val="24"/>
+              </w:rPr>
+            </w:pPr>
+            <w:r>
+              <w:rPr>
+                <w:rFonts w:ascii="Times New Roman" w:hAnsi="Times New Roman" w:cs="Times New Roman"/>
+                <w:sz w:val="24"/>
+                <w:szCs w:val="24"/>
+              </w:rPr>
+              <w:t>4 174,0</w:t>
+            </w:r>
+          </w:p>
+        </w:tc>
+        <w:tc>
+          <w:tcPr>
+            <w:tcW w:w="2336" w:type="dxa"/>
+            <w:hideMark/>
+          </w:tcPr>
+          <w:p>
+            <w:pPr>
+              <w:rPr>
+                <w:rFonts w:ascii="Times New Roman" w:hAnsi="Times New Roman" w:cs="Times New Roman"/>
+                <w:sz w:val="24"/>
+                <w:szCs w:val="24"/>
+              </w:rPr>
+            </w:pPr>
+            <w:r>
+              <w:rPr>
+                <w:rFonts w:ascii="Times New Roman" w:hAnsi="Times New Roman" w:cs="Times New Roman"/>
+                <w:sz w:val="24"/>
+                <w:szCs w:val="24"/>
+              </w:rPr>
+              <w:t>24,3</w:t>
+            </w:r>
+          </w:p>
+        </w:tc>
+      </w:tr>
+      <w:tr>
+        <w:tc>
+          <w:tcPr>
+            <w:tcW w:w="2336" w:type="dxa"/>
+            <w:shd w:val="clear" w:color="auto" w:fill="F2F2F2" w:themeFill="background1" w:themeFillShade="F2"/>
+            <w:hideMark/>
+          </w:tcPr>
+          <w:p>
+            <w:pPr>
+              <w:rPr>
+                <w:rFonts w:ascii="Times New Roman" w:hAnsi="Times New Roman" w:cs="Times New Roman"/>
+                <w:sz w:val="24"/>
+                <w:szCs w:val="24"/>
+              </w:rPr>
+            </w:pPr>
+            <w:r>
+              <w:rPr>
+                <w:rFonts w:ascii="Times New Roman" w:hAnsi="Times New Roman" w:cs="Times New Roman"/>
+                <w:sz w:val="24"/>
+                <w:szCs w:val="24"/>
+              </w:rPr>
+              <w:t>Финансовый маркетплейс</w:t>
+            </w:r>
+          </w:p>
+        </w:tc>
+        <w:tc>
+          <w:tcPr>
+            <w:tcW w:w="2336" w:type="dxa"/>
+            <w:hideMark/>
+          </w:tcPr>
+          <w:p>
+            <w:pPr>
+              <w:rPr>
+                <w:rFonts w:ascii="Times New Roman" w:hAnsi="Times New Roman" w:cs="Times New Roman"/>
+                <w:sz w:val="24"/>
+                <w:szCs w:val="24"/>
+              </w:rPr>
+            </w:pPr>
+            <w:r>
+              <w:rPr>
+                <w:rFonts w:ascii="Times New Roman" w:hAnsi="Times New Roman" w:cs="Times New Roman"/>
+                <w:sz w:val="24"/>
+                <w:szCs w:val="24"/>
+              </w:rPr>
+              <w:t>1 806,2</w:t>
+            </w:r>
+          </w:p>
+        </w:tc>
+        <w:tc>
+          <w:tcPr>
+            <w:tcW w:w="2336" w:type="dxa"/>
+            <w:hideMark/>
+          </w:tcPr>
+          <w:p>
+            <w:pPr>
+              <w:rPr>
+                <w:rFonts w:ascii="Times New Roman" w:hAnsi="Times New Roman" w:cs="Times New Roman"/>
+                <w:sz w:val="24"/>
+                <w:szCs w:val="24"/>
+              </w:rPr>
+            </w:pPr>
+            <w:r>
+              <w:rPr>
+                <w:rFonts w:ascii="Times New Roman" w:hAnsi="Times New Roman" w:cs="Times New Roman"/>
+                <w:sz w:val="24"/>
+                <w:szCs w:val="24"/>
+              </w:rPr>
+              <w:t>3 179,2</w:t>
+            </w:r>
+          </w:p>
+        </w:tc>
+        <w:tc>
+          <w:tcPr>
+            <w:tcW w:w="2336" w:type="dxa"/>
+            <w:hideMark/>
+          </w:tcPr>
+          <w:p>
+            <w:pPr>
+              <w:rPr>
+                <w:rFonts w:ascii="Times New Roman" w:hAnsi="Times New Roman" w:cs="Times New Roman"/>
+                <w:sz w:val="24"/>
+                <w:szCs w:val="24"/>
+              </w:rPr>
+            </w:pPr>
+            <w:r>
+              <w:rPr>
+                <w:rFonts w:ascii="Times New Roman" w:hAnsi="Times New Roman" w:cs="Times New Roman"/>
+                <w:sz w:val="24"/>
+                <w:szCs w:val="24"/>
+              </w:rPr>
+              <w:t>76,0</w:t>
+            </w:r>
+          </w:p>
+        </w:tc>
+      </w:tr>
+      <w:tr>
+        <w:tc>
+          <w:tcPr>
+            <w:tcW w:w="2336" w:type="dxa"/>
+            <w:shd w:val="clear" w:color="auto" w:fill="F2F2F2" w:themeFill="background1" w:themeFillShade="F2"/>
+            <w:hideMark/>
+          </w:tcPr>
+          <w:p>
+            <w:pPr>
+              <w:rPr>
+                <w:rFonts w:ascii="Times New Roman" w:hAnsi="Times New Roman" w:cs="Times New Roman"/>
+                <w:sz w:val="24"/>
+                <w:szCs w:val="24"/>
+              </w:rPr>
+            </w:pPr>
+            <w:r>
+              <w:rPr>
+                <w:rFonts w:ascii="Times New Roman" w:hAnsi="Times New Roman" w:cs="Times New Roman"/>
+                <w:sz w:val="24"/>
+                <w:szCs w:val="24"/>
+              </w:rPr>
+              <w:t>Прочие рынки</w:t>
+            </w:r>
+          </w:p>
+        </w:tc>
+        <w:tc>
+          <w:tcPr>
+            <w:tcW w:w="2336" w:type="dxa"/>
+            <w:hideMark/>
+          </w:tcPr>
+          <w:p>
+            <w:pPr>
+              <w:rPr>
+                <w:rFonts w:ascii="Times New Roman" w:hAnsi="Times New Roman" w:cs="Times New Roman"/>
+                <w:sz w:val="24"/>
+                <w:szCs w:val="24"/>
+              </w:rPr>
+            </w:pPr>
+            <w:r>
+              <w:rPr>
+                <w:rFonts w:ascii="Times New Roman" w:hAnsi="Times New Roman" w:cs="Times New Roman"/>
+                <w:sz w:val="24"/>
+                <w:szCs w:val="24"/>
+              </w:rPr>
+              <w:t>7 463,7</w:t>
+            </w:r>
+          </w:p>
+        </w:tc>
+        <w:tc>
+          <w:tcPr>
+            <w:tcW w:w="2336" w:type="dxa"/>
+            <w:hideMark/>
+          </w:tcPr>
+          <w:p>
+            <w:pPr>
+              <w:rPr>
+                <w:rFonts w:ascii="Times New Roman" w:hAnsi="Times New Roman" w:cs="Times New Roman"/>
+                <w:sz w:val="24"/>
+                <w:szCs w:val="24"/>
+              </w:rPr>
+            </w:pPr>
+            <w:r>
+              <w:rPr>
+                <w:rFonts w:ascii="Times New Roman" w:hAnsi="Times New Roman" w:cs="Times New Roman"/>
+                <w:sz w:val="24"/>
+                <w:szCs w:val="24"/>
+              </w:rPr>
+              <w:t>5 619,1</w:t>
+            </w:r>
+          </w:p>
+        </w:tc>
+        <w:tc>
+          <w:tcPr>
+            <w:tcW w:w="2336" w:type="dxa"/>
+            <w:hideMark/>
+          </w:tcPr>
+          <w:p>
+            <w:pPr>
+              <w:rPr>
+                <w:rFonts w:ascii="Times New Roman" w:hAnsi="Times New Roman" w:cs="Times New Roman"/>
+                <w:sz w:val="24"/>
+                <w:szCs w:val="24"/>
+              </w:rPr>
+            </w:pPr>
+            <w:r>
+              <w:rPr>
+                <w:rFonts w:ascii="Times New Roman" w:hAnsi="Times New Roman" w:cs="Times New Roman"/>
+                <w:sz w:val="24"/>
+                <w:szCs w:val="24"/>
+              </w:rPr>
+              <w:t>-24,7</w:t>
+            </w:r>
+          </w:p>
+        </w:tc>
+      </w:tr>
+    </w:tbl>
+    <w:p>
+      <w:pPr>
+        <w:tabs>
+          <w:tab w:val="left" w:pos="993"/>
+        </w:tabs>
+        <w:suppressAutoHyphens/>
+        <w:spacing w:line="360" w:lineRule="auto"/>
+        <w:ind w:firstLine="709"/>
+        <w:contextualSpacing/>
+        <w:jc w:val="both"/>
+        <w:rPr>
+          <w:rFonts w:ascii="Times New Roman" w:eastAsia="Aptos" w:hAnsi="Times New Roman" w:cs="Aptos"/>
+          <w:sz w:val="28"/>
+          <w:szCs w:val="24"/>
+        </w:rPr>
+      </w:pPr>
+      <w:r>
+        <w:rPr>
+          <w:rFonts w:ascii="Times New Roman" w:eastAsia="Aptos" w:hAnsi="Times New Roman" w:cs="Aptos"/>
+          <w:sz w:val="28"/>
+          <w:szCs w:val="24"/>
+        </w:rPr>
+        <w:t>Объемы с</w:t>
+      </w:r>
+      <w:r>
+        <w:rPr>
+          <w:rFonts w:ascii="Times New Roman" w:eastAsia="Aptos" w:hAnsi="Times New Roman" w:cs="Aptos"/>
+          <w:sz w:val="28"/>
+          <w:szCs w:val="24"/>
+        </w:rPr>
+        <w:t>рочн</w:t>
+      </w:r>
+      <w:r>
+        <w:rPr>
+          <w:rFonts w:ascii="Times New Roman" w:eastAsia="Aptos" w:hAnsi="Times New Roman" w:cs="Aptos"/>
+          <w:sz w:val="28"/>
+          <w:szCs w:val="24"/>
+        </w:rPr>
+        <w:t xml:space="preserve">ого </w:t>
+      </w:r>
+      <w:r>
+        <w:rPr>
+          <w:rFonts w:ascii="Times New Roman" w:eastAsia="Aptos" w:hAnsi="Times New Roman" w:cs="Aptos"/>
+          <w:sz w:val="28"/>
+          <w:szCs w:val="24"/>
+        </w:rPr>
+        <w:t>рын</w:t>
+      </w:r>
+      <w:r>
+        <w:rPr>
+          <w:rFonts w:ascii="Times New Roman" w:eastAsia="Aptos" w:hAnsi="Times New Roman" w:cs="Aptos"/>
+          <w:sz w:val="28"/>
+          <w:szCs w:val="24"/>
+        </w:rPr>
+        <w:t>ка</w:t>
+      </w:r>
+      <w:r>
+        <w:rPr>
+          <w:rFonts w:ascii="Times New Roman" w:eastAsia="Aptos" w:hAnsi="Times New Roman" w:cs="Aptos"/>
+          <w:sz w:val="28"/>
+          <w:szCs w:val="24"/>
+        </w:rPr>
+        <w:t xml:space="preserve"> (млрд рублей)</w:t>
+      </w:r>
+    </w:p>
+    <w:tbl>
+      <w:tblPr>
+        <w:tblStyle w:val="2"/>
+        <w:tblW w:w="0" w:type="auto"/>
+        <w:tblInd w:w="0" w:type="dxa"/>
+        <w:tblLook w:val="04A0" w:firstRow="1" w:lastRow="0" w:firstColumn="1" w:lastColumn="0" w:noHBand="0" w:noVBand="1"/>
+      </w:tblPr>
+      <w:tblGrid>
+        <w:gridCol w:w="2336"/>
+        <w:gridCol w:w="2336"/>
+        <w:gridCol w:w="2336"/>
+        <w:gridCol w:w="2336"/>
+      </w:tblGrid>
+      <w:tr>
+        <w:tc>
+          <w:tcPr>
+            <w:tcW w:w="2336" w:type="dxa"/>
+            <w:tcBorders>
+              <w:top w:val="single" w:sz="4" w:space="0" w:color="auto"/>
+              <w:left w:val="single" w:sz="4" w:space="0" w:color="auto"/>
+              <w:bottom w:val="single" w:sz="4" w:space="0" w:color="auto"/>
+              <w:right w:val="single" w:sz="4" w:space="0" w:color="auto"/>
+            </w:tcBorders>
+            <w:shd w:val="clear" w:color="auto" w:fill="BFBFBF"/>
+            <w:hideMark/>
+          </w:tcPr>
+          <w:p>
+            <w:pPr>
+              <w:tabs>
+                <w:tab w:val="left" w:pos="993"/>
+              </w:tabs>
+              <w:suppressAutoHyphens/>
+              <w:spacing w:after="255" w:line="360" w:lineRule="auto"/>
+              <w:jc w:val="both"/>
+              <w:rPr>
+                <w:rFonts w:ascii="Times New Roman" w:eastAsia="Aptos" w:hAnsi="Times New Roman"/>
+                <w:b/>
+                <w:bCs/>
+                <w:sz w:val="24"/>
+                <w:szCs w:val="24"/>
+              </w:rPr>
+            </w:pPr>
+            <w:r>
+              <w:rPr>
+                <w:rFonts w:ascii="Times New Roman" w:eastAsia="Aptos" w:hAnsi="Times New Roman"/>
+                <w:b/>
+                <w:bCs/>
+                <w:sz w:val="24"/>
+                <w:szCs w:val="24"/>
+              </w:rPr>
+              <w:t>Показатель</w:t>
+            </w:r>
+          </w:p>
+        </w:tc>
+        <w:tc>
+          <w:tcPr>
+            <w:tcW w:w="2336" w:type="dxa"/>
+            <w:tcBorders>
+              <w:top w:val="single" w:sz="4" w:space="0" w:color="auto"/>
+              <w:left w:val="single" w:sz="4" w:space="0" w:color="auto"/>
+              <w:bottom w:val="single" w:sz="4" w:space="0" w:color="auto"/>
+              <w:right w:val="single" w:sz="4" w:space="0" w:color="auto"/>
+            </w:tcBorders>
+            <w:shd w:val="clear" w:color="auto" w:fill="BFBFBF"/>
+            <w:hideMark/>
+          </w:tcPr>
+          <w:p>
+            <w:pPr>
+              <w:tabs>
+                <w:tab w:val="left" w:pos="993"/>
+              </w:tabs>
+              <w:suppressAutoHyphens/>
+              <w:spacing w:after="255" w:line="360" w:lineRule="auto"/>
+              <w:jc w:val="both"/>
+              <w:rPr>
+                <w:rFonts w:ascii="Times New Roman" w:eastAsia="Aptos" w:hAnsi="Times New Roman"/>
+                <w:b/>
+                <w:bCs/>
+                <w:sz w:val="24"/>
+                <w:szCs w:val="24"/>
+              </w:rPr>
+            </w:pPr>
+            <w:r>
+              <w:rPr>
+                <w:rFonts w:ascii="Times New Roman" w:eastAsia="Aptos" w:hAnsi="Times New Roman"/>
+                <w:b/>
+                <w:bCs/>
+                <w:sz w:val="24"/>
+                <w:szCs w:val="24"/>
+              </w:rPr>
+              <w:t>2023</w:t>
+            </w:r>
+          </w:p>
+        </w:tc>
+        <w:tc>
+          <w:tcPr>
+            <w:tcW w:w="2336" w:type="dxa"/>
+            <w:tcBorders>
+              <w:top w:val="single" w:sz="4" w:space="0" w:color="auto"/>
+              <w:left w:val="single" w:sz="4" w:space="0" w:color="auto"/>
+              <w:bottom w:val="single" w:sz="4" w:space="0" w:color="auto"/>
+              <w:right w:val="single" w:sz="4" w:space="0" w:color="auto"/>
+            </w:tcBorders>
+            <w:shd w:val="clear" w:color="auto" w:fill="BFBFBF"/>
+            <w:hideMark/>
+          </w:tcPr>
+          <w:p>
+            <w:pPr>
+              <w:tabs>
+                <w:tab w:val="left" w:pos="993"/>
+              </w:tabs>
+              <w:suppressAutoHyphens/>
+              <w:spacing w:after="255" w:line="360" w:lineRule="auto"/>
+              <w:jc w:val="both"/>
+              <w:rPr>
+                <w:rFonts w:ascii="Times New Roman" w:eastAsia="Aptos" w:hAnsi="Times New Roman"/>
+                <w:b/>
+                <w:bCs/>
+                <w:sz w:val="24"/>
+                <w:szCs w:val="24"/>
+              </w:rPr>
+            </w:pPr>
+            <w:r>
+              <w:rPr>
+                <w:rFonts w:ascii="Times New Roman" w:eastAsia="Aptos" w:hAnsi="Times New Roman"/>
+                <w:b/>
+                <w:bCs/>
+                <w:sz w:val="24"/>
+                <w:szCs w:val="24"/>
+              </w:rPr>
+              <w:t>2024</w:t>
+            </w:r>
+          </w:p>
+        </w:tc>
+        <w:tc>
+          <w:tcPr>
+            <w:tcW w:w="2336" w:type="dxa"/>
+            <w:tcBorders>
+              <w:top w:val="single" w:sz="4" w:space="0" w:color="auto"/>
+              <w:left w:val="single" w:sz="4" w:space="0" w:color="auto"/>
+              <w:bottom w:val="single" w:sz="4" w:space="0" w:color="auto"/>
+              <w:right w:val="single" w:sz="4" w:space="0" w:color="auto"/>
+            </w:tcBorders>
+            <w:shd w:val="clear" w:color="auto" w:fill="BFBFBF"/>
+            <w:hideMark/>
+          </w:tcPr>
+          <w:p>
+            <w:pPr>
+              <w:tabs>
+                <w:tab w:val="left" w:pos="993"/>
+              </w:tabs>
+              <w:suppressAutoHyphens/>
+              <w:spacing w:after="255" w:line="360" w:lineRule="auto"/>
+              <w:jc w:val="both"/>
+              <w:rPr>
+                <w:rFonts w:ascii="Times New Roman" w:eastAsia="Aptos" w:hAnsi="Times New Roman"/>
+                <w:b/>
+                <w:bCs/>
+                <w:sz w:val="24"/>
+                <w:szCs w:val="24"/>
+              </w:rPr>
+            </w:pPr>
+            <w:r>
+              <w:rPr>
+                <w:rFonts w:ascii="Times New Roman" w:eastAsia="Aptos" w:hAnsi="Times New Roman"/>
+                <w:b/>
+                <w:bCs/>
+                <w:sz w:val="24"/>
+                <w:szCs w:val="24"/>
+              </w:rPr>
+              <w:t>Прирост (%)</w:t>
+            </w:r>
+          </w:p>
+        </w:tc>
+      </w:tr>
+      <w:tr>
+        <w:tc>
+          <w:tcPr>
+            <w:tcW w:w="2336" w:type="dxa"/>
+            <w:tcBorders>
+              <w:top w:val="single" w:sz="4" w:space="0" w:color="auto"/>
+              <w:left w:val="single" w:sz="4" w:space="0" w:color="auto"/>
+              <w:bottom w:val="single" w:sz="4" w:space="0" w:color="auto"/>
+              <w:right w:val="single" w:sz="4" w:space="0" w:color="auto"/>
+            </w:tcBorders>
+            <w:shd w:val="clear" w:color="auto" w:fill="F2F2F2"/>
+            <w:hideMark/>
+          </w:tcPr>
+          <w:p>
+            <w:pPr>
+              <w:rPr>
+                <w:rFonts w:ascii="Times New Roman" w:hAnsi="Times New Roman"/>
+                <w:kern w:val="0"/>
+                <w:sz w:val="24"/>
+                <w:szCs w:val="24"/>
+                <w14:ligatures w14:val="none"/>
+              </w:rPr>
+            </w:pPr>
+            <w:r>
+              <w:rPr>
+                <w:rFonts w:ascii="Times New Roman" w:hAnsi="Times New Roman"/>
+                <w:sz w:val="24"/>
+                <w:szCs w:val="24"/>
+              </w:rPr>
+              <w:t>Объемы торгов на срочном рынке</w:t>
+            </w:r>
+          </w:p>
+        </w:tc>
+        <w:tc>
+          <w:tcPr>
+            <w:tcW w:w="2336" w:type="dxa"/>
+            <w:tcBorders>
+              <w:top w:val="single" w:sz="4" w:space="0" w:color="auto"/>
+              <w:left w:val="single" w:sz="4" w:space="0" w:color="auto"/>
+              <w:bottom w:val="single" w:sz="4" w:space="0" w:color="auto"/>
+              <w:right w:val="single" w:sz="4" w:space="0" w:color="auto"/>
+            </w:tcBorders>
+            <w:hideMark/>
+          </w:tcPr>
+          <w:p>
+            <w:pPr>
+              <w:rPr>
+                <w:rFonts w:ascii="Times New Roman" w:hAnsi="Times New Roman"/>
+                <w:sz w:val="24"/>
+                <w:szCs w:val="24"/>
+              </w:rPr>
+            </w:pPr>
+            <w:r>
+              <w:rPr>
+                <w:rFonts w:ascii="Times New Roman" w:hAnsi="Times New Roman"/>
+                <w:sz w:val="24"/>
+                <w:szCs w:val="24"/>
+              </w:rPr>
+              <w:t>80 741</w:t>
+            </w:r>
+          </w:p>
+        </w:tc>
+        <w:tc>
+          <w:tcPr>
+            <w:tcW w:w="2336" w:type="dxa"/>
+            <w:tcBorders>
+              <w:top w:val="single" w:sz="4" w:space="0" w:color="auto"/>
+              <w:left w:val="single" w:sz="4" w:space="0" w:color="auto"/>
+              <w:bottom w:val="single" w:sz="4" w:space="0" w:color="auto"/>
+              <w:right w:val="single" w:sz="4" w:space="0" w:color="auto"/>
+            </w:tcBorders>
+            <w:hideMark/>
+          </w:tcPr>
+          <w:p>
+            <w:pPr>
+              <w:rPr>
+                <w:rFonts w:ascii="Times New Roman" w:hAnsi="Times New Roman"/>
+                <w:sz w:val="24"/>
+                <w:szCs w:val="24"/>
+              </w:rPr>
+            </w:pPr>
+            <w:r>
+              <w:rPr>
+                <w:rFonts w:ascii="Times New Roman" w:hAnsi="Times New Roman"/>
+                <w:sz w:val="24"/>
+                <w:szCs w:val="24"/>
+              </w:rPr>
+              <w:t>99 895</w:t>
+            </w:r>
+          </w:p>
+        </w:tc>
+        <w:tc>
+          <w:tcPr>
+            <w:tcW w:w="2336" w:type="dxa"/>
+            <w:tcBorders>
+              <w:top w:val="single" w:sz="4" w:space="0" w:color="auto"/>
+              <w:left w:val="single" w:sz="4" w:space="0" w:color="auto"/>
+              <w:bottom w:val="single" w:sz="4" w:space="0" w:color="auto"/>
+              <w:right w:val="single" w:sz="4" w:space="0" w:color="auto"/>
+            </w:tcBorders>
+            <w:hideMark/>
+          </w:tcPr>
+          <w:p>
+            <w:pPr>
+              <w:rPr>
+                <w:rFonts w:ascii="Times New Roman" w:hAnsi="Times New Roman"/>
+                <w:sz w:val="24"/>
+                <w:szCs w:val="24"/>
+              </w:rPr>
+            </w:pPr>
+            <w:r>
+              <w:rPr>
+                <w:rFonts w:ascii="Times New Roman" w:hAnsi="Times New Roman"/>
+                <w:sz w:val="24"/>
+                <w:szCs w:val="24"/>
+              </w:rPr>
+              <w:t>23,7</w:t>
+            </w:r>
+          </w:p>
+        </w:tc>
+      </w:tr>
+      <w:tr>
+        <w:tc>
+          <w:tcPr>
+            <w:tcW w:w="2336" w:type="dxa"/>
+            <w:tcBorders>
+              <w:top w:val="single" w:sz="4" w:space="0" w:color="auto"/>
+              <w:left w:val="single" w:sz="4" w:space="0" w:color="auto"/>
+              <w:bottom w:val="single" w:sz="4" w:space="0" w:color="auto"/>
+              <w:right w:val="single" w:sz="4" w:space="0" w:color="auto"/>
+            </w:tcBorders>
+            <w:shd w:val="clear" w:color="auto" w:fill="F2F2F2"/>
+            <w:hideMark/>
+          </w:tcPr>
+          <w:p>
+            <w:pPr>
+              <w:rPr>
+                <w:rFonts w:ascii="Times New Roman" w:hAnsi="Times New Roman"/>
+                <w:sz w:val="24"/>
+                <w:szCs w:val="24"/>
+              </w:rPr>
+            </w:pPr>
+            <w:r>
+              <w:rPr>
+                <w:rFonts w:ascii="Times New Roman" w:hAnsi="Times New Roman"/>
+                <w:sz w:val="24"/>
+                <w:szCs w:val="24"/>
+              </w:rPr>
+              <w:t>Фьючерсы</w:t>
+            </w:r>
+          </w:p>
+        </w:tc>
+        <w:tc>
+          <w:tcPr>
+            <w:tcW w:w="2336" w:type="dxa"/>
+            <w:tcBorders>
+              <w:top w:val="single" w:sz="4" w:space="0" w:color="auto"/>
+              <w:left w:val="single" w:sz="4" w:space="0" w:color="auto"/>
+              <w:bottom w:val="single" w:sz="4" w:space="0" w:color="auto"/>
+              <w:right w:val="single" w:sz="4" w:space="0" w:color="auto"/>
+            </w:tcBorders>
+            <w:hideMark/>
+          </w:tcPr>
+          <w:p>
+            <w:pPr>
+              <w:rPr>
+                <w:rFonts w:ascii="Times New Roman" w:hAnsi="Times New Roman"/>
+                <w:sz w:val="24"/>
+                <w:szCs w:val="24"/>
+              </w:rPr>
+            </w:pPr>
+            <w:r>
+              <w:rPr>
+                <w:rFonts w:ascii="Times New Roman" w:hAnsi="Times New Roman"/>
+                <w:sz w:val="24"/>
+                <w:szCs w:val="24"/>
+              </w:rPr>
+              <w:t>77 856</w:t>
+            </w:r>
+          </w:p>
+        </w:tc>
+        <w:tc>
+          <w:tcPr>
+            <w:tcW w:w="2336" w:type="dxa"/>
+            <w:tcBorders>
+              <w:top w:val="single" w:sz="4" w:space="0" w:color="auto"/>
+              <w:left w:val="single" w:sz="4" w:space="0" w:color="auto"/>
+              <w:bottom w:val="single" w:sz="4" w:space="0" w:color="auto"/>
+              <w:right w:val="single" w:sz="4" w:space="0" w:color="auto"/>
+            </w:tcBorders>
+            <w:hideMark/>
+          </w:tcPr>
+          <w:p>
+            <w:pPr>
+              <w:rPr>
+                <w:rFonts w:ascii="Times New Roman" w:hAnsi="Times New Roman"/>
+                <w:sz w:val="24"/>
+                <w:szCs w:val="24"/>
+              </w:rPr>
+            </w:pPr>
+            <w:r>
+              <w:rPr>
+                <w:rFonts w:ascii="Times New Roman" w:hAnsi="Times New Roman"/>
+                <w:sz w:val="24"/>
+                <w:szCs w:val="24"/>
+              </w:rPr>
+              <w:t>96 624</w:t>
+            </w:r>
+          </w:p>
+        </w:tc>
+        <w:tc>
+          <w:tcPr>
+            <w:tcW w:w="2336" w:type="dxa"/>
+            <w:tcBorders>
+              <w:top w:val="single" w:sz="4" w:space="0" w:color="auto"/>
+              <w:left w:val="single" w:sz="4" w:space="0" w:color="auto"/>
+              <w:bottom w:val="single" w:sz="4" w:space="0" w:color="auto"/>
+              <w:right w:val="single" w:sz="4" w:space="0" w:color="auto"/>
+            </w:tcBorders>
+            <w:hideMark/>
+          </w:tcPr>
+          <w:p>
+            <w:pPr>
+              <w:rPr>
+                <w:rFonts w:ascii="Times New Roman" w:hAnsi="Times New Roman"/>
+                <w:sz w:val="24"/>
+                <w:szCs w:val="24"/>
+              </w:rPr>
+            </w:pPr>
+            <w:r>
+              <w:rPr>
+                <w:rFonts w:ascii="Times New Roman" w:hAnsi="Times New Roman"/>
+                <w:sz w:val="24"/>
+                <w:szCs w:val="24"/>
+              </w:rPr>
+              <w:t>24,1</w:t>
+            </w:r>
+          </w:p>
+        </w:tc>
+      </w:tr>
+      <w:tr>
+        <w:tc>
+          <w:tcPr>
+            <w:tcW w:w="2336" w:type="dxa"/>
+            <w:tcBorders>
+              <w:top w:val="single" w:sz="4" w:space="0" w:color="auto"/>
+              <w:left w:val="single" w:sz="4" w:space="0" w:color="auto"/>
+              <w:bottom w:val="single" w:sz="4" w:space="0" w:color="auto"/>
+              <w:right w:val="single" w:sz="4" w:space="0" w:color="auto"/>
+            </w:tcBorders>
+            <w:shd w:val="clear" w:color="auto" w:fill="F2F2F2"/>
+            <w:hideMark/>
+          </w:tcPr>
+          <w:p>
+            <w:pPr>
+              <w:rPr>
+                <w:rFonts w:ascii="Times New Roman" w:hAnsi="Times New Roman"/>
+                <w:sz w:val="24"/>
+                <w:szCs w:val="24"/>
+              </w:rPr>
+            </w:pPr>
+            <w:r>
+              <w:rPr>
+                <w:rFonts w:ascii="Times New Roman" w:hAnsi="Times New Roman"/>
+                <w:sz w:val="24"/>
+                <w:szCs w:val="24"/>
+              </w:rPr>
+              <w:t>Опционы</w:t>
+            </w:r>
+          </w:p>
+        </w:tc>
+        <w:tc>
+          <w:tcPr>
+            <w:tcW w:w="2336" w:type="dxa"/>
+            <w:tcBorders>
+              <w:top w:val="single" w:sz="4" w:space="0" w:color="auto"/>
+              <w:left w:val="single" w:sz="4" w:space="0" w:color="auto"/>
+              <w:bottom w:val="single" w:sz="4" w:space="0" w:color="auto"/>
+              <w:right w:val="single" w:sz="4" w:space="0" w:color="auto"/>
+            </w:tcBorders>
+            <w:hideMark/>
+          </w:tcPr>
+          <w:p>
+            <w:pPr>
+              <w:rPr>
+                <w:rFonts w:ascii="Times New Roman" w:hAnsi="Times New Roman"/>
+                <w:sz w:val="24"/>
+                <w:szCs w:val="24"/>
+              </w:rPr>
+            </w:pPr>
+            <w:r>
+              <w:rPr>
+                <w:rFonts w:ascii="Times New Roman" w:hAnsi="Times New Roman"/>
+                <w:sz w:val="24"/>
+                <w:szCs w:val="24"/>
+              </w:rPr>
+              <w:t>2 885</w:t>
+            </w:r>
+          </w:p>
+        </w:tc>
+        <w:tc>
+          <w:tcPr>
+            <w:tcW w:w="2336" w:type="dxa"/>
+            <w:tcBorders>
+              <w:top w:val="single" w:sz="4" w:space="0" w:color="auto"/>
+              <w:left w:val="single" w:sz="4" w:space="0" w:color="auto"/>
+              <w:bottom w:val="single" w:sz="4" w:space="0" w:color="auto"/>
+              <w:right w:val="single" w:sz="4" w:space="0" w:color="auto"/>
+            </w:tcBorders>
+            <w:hideMark/>
+          </w:tcPr>
+          <w:p>
+            <w:pPr>
+              <w:rPr>
+                <w:rFonts w:ascii="Times New Roman" w:hAnsi="Times New Roman"/>
+                <w:sz w:val="24"/>
+                <w:szCs w:val="24"/>
+              </w:rPr>
+            </w:pPr>
+            <w:r>
+              <w:rPr>
+                <w:rFonts w:ascii="Times New Roman" w:hAnsi="Times New Roman"/>
+                <w:sz w:val="24"/>
+                <w:szCs w:val="24"/>
+              </w:rPr>
+              <w:t>3 271</w:t>
+            </w:r>
+          </w:p>
+        </w:tc>
+        <w:tc>
+          <w:tcPr>
+            <w:tcW w:w="2336" w:type="dxa"/>
+            <w:tcBorders>
+              <w:top w:val="single" w:sz="4" w:space="0" w:color="auto"/>
+              <w:left w:val="single" w:sz="4" w:space="0" w:color="auto"/>
+              <w:bottom w:val="single" w:sz="4" w:space="0" w:color="auto"/>
+              <w:right w:val="single" w:sz="4" w:space="0" w:color="auto"/>
+            </w:tcBorders>
+            <w:hideMark/>
+          </w:tcPr>
+          <w:p>
+            <w:pPr>
+              <w:rPr>
+                <w:rFonts w:ascii="Times New Roman" w:hAnsi="Times New Roman"/>
+                <w:sz w:val="24"/>
+                <w:szCs w:val="24"/>
+              </w:rPr>
+            </w:pPr>
+            <w:r>
+              <w:rPr>
+                <w:rFonts w:ascii="Times New Roman" w:hAnsi="Times New Roman"/>
+                <w:sz w:val="24"/>
+                <w:szCs w:val="24"/>
+              </w:rPr>
+              <w:t>13,4</w:t>
+            </w:r>
+          </w:p>
+        </w:tc>
+      </w:tr>
+    </w:tbl>
+    <w:p>
+      <w:pPr>
+        <w:tabs>
+          <w:tab w:val="left" w:pos="993"/>
+        </w:tabs>
+        <w:suppressAutoHyphens/>
+        <w:spacing w:before="240" w:line="360" w:lineRule="auto"/>
+        <w:ind w:firstLine="709"/>
+        <w:contextualSpacing/>
+        <w:jc w:val="both"/>
+        <w:rPr>
+          <w:rFonts w:ascii="Times New Roman" w:eastAsia="Aptos" w:hAnsi="Times New Roman" w:cs="Aptos"/>
+          <w:sz w:val="28"/>
+          <w:szCs w:val="24"/>
+        </w:rPr>
+      </w:pPr>
     </w:p>
     <w:p>
       <w:pPr>
@@ -2602,7 +5712,40 @@
           <w:sz w:val="28"/>
           <w:szCs w:val="24"/>
         </w:rPr>
-        <w:t>Структура финансовых потоков – основные технико-экономические показатели;</w:t>
+        <w:t xml:space="preserve">Выбор, описание и оценка эффективности бизнес-процесса: </w:t>
+      </w:r>
+    </w:p>
+    <w:p>
+      <w:pPr>
+        <w:numPr>
+          <w:ilvl w:val="0"/>
+          <w:numId w:val="7"/>
+        </w:numPr>
+        <w:tabs>
+          <w:tab w:val="left" w:pos="993"/>
+        </w:tabs>
+        <w:suppressAutoHyphens/>
+        <w:spacing w:line="360" w:lineRule="auto"/>
+        <w:ind w:left="0" w:firstLine="709"/>
+        <w:contextualSpacing/>
+        <w:jc w:val="both"/>
+        <w:rPr>
+          <w:rFonts w:ascii="Times New Roman" w:eastAsia="Aptos" w:hAnsi="Times New Roman" w:cs="Aptos"/>
+          <w:b/>
+          <w:bCs/>
+          <w:sz w:val="28"/>
+          <w:szCs w:val="24"/>
+        </w:rPr>
+      </w:pPr>
+      <w:r>
+        <w:rPr>
+          <w:rFonts w:ascii="Times New Roman" w:eastAsia="Aptos" w:hAnsi="Times New Roman" w:cs="Aptos"/>
+          <w:b/>
+          <w:bCs/>
+          <w:sz w:val="28"/>
+          <w:szCs w:val="24"/>
+        </w:rPr>
+        <w:t xml:space="preserve">Составить перечень бизнес-процессов, осуществляемых в рамках описываемого вида деятельности; </w:t>
       </w:r>
     </w:p>
     <w:p>
@@ -2617,21 +5760,17 @@
         <w:jc w:val="both"/>
         <w:rPr>
           <w:rFonts w:ascii="Times New Roman" w:eastAsia="Aptos" w:hAnsi="Times New Roman" w:cs="Aptos"/>
-          <w:b/>
-          <w:bCs/>
-          <w:sz w:val="28"/>
-          <w:szCs w:val="24"/>
-        </w:rPr>
-      </w:pPr>
-      <w:r>
-        <w:rPr>
-          <w:rFonts w:ascii="Times New Roman" w:eastAsia="Aptos" w:hAnsi="Times New Roman" w:cs="Aptos"/>
-          <w:b/>
-          <w:bCs/>
-          <w:sz w:val="28"/>
-          <w:szCs w:val="24"/>
-        </w:rPr>
-        <w:t>Финансовые потоки отдела срочного рынка:</w:t>
+          <w:sz w:val="28"/>
+          <w:szCs w:val="24"/>
+        </w:rPr>
+      </w:pPr>
+      <w:r>
+        <w:rPr>
+          <w:rFonts w:ascii="Times New Roman" w:eastAsia="Aptos" w:hAnsi="Times New Roman" w:cs="Aptos"/>
+          <w:sz w:val="28"/>
+          <w:szCs w:val="24"/>
+        </w:rPr>
+        <w:t>- Организация торговли на фондовом рынке</w:t>
       </w:r>
     </w:p>
     <w:p>
@@ -2648,15 +5787,25 @@
           <w:rFonts w:ascii="Times New Roman" w:eastAsia="Aptos" w:hAnsi="Times New Roman" w:cs="Aptos"/>
           <w:sz w:val="28"/>
           <w:szCs w:val="24"/>
-        </w:rPr>
-      </w:pPr>
-      <w:r>
-        <w:rPr>
-          <w:rFonts w:ascii="Times New Roman" w:eastAsia="Aptos" w:hAnsi="Times New Roman" w:cs="Aptos"/>
-          <w:sz w:val="28"/>
-          <w:szCs w:val="24"/>
-        </w:rPr>
-        <w:t>1. Комиссия с оборота сделок</w:t>
+          <w:u w:val="single"/>
+        </w:rPr>
+      </w:pPr>
+      <w:r>
+        <w:rPr>
+          <w:rFonts w:ascii="Times New Roman" w:eastAsia="Aptos" w:hAnsi="Times New Roman" w:cs="Aptos"/>
+          <w:sz w:val="28"/>
+          <w:szCs w:val="24"/>
+        </w:rPr>
+        <w:t xml:space="preserve">- Организация торговли на срочном рынке, дополнительный – </w:t>
+      </w:r>
+      <w:r>
+        <w:rPr>
+          <w:rFonts w:ascii="Times New Roman" w:eastAsia="Aptos" w:hAnsi="Times New Roman" w:cs="Aptos"/>
+          <w:sz w:val="28"/>
+          <w:szCs w:val="24"/>
+          <w:u w:val="single"/>
+        </w:rPr>
+        <w:t>«Учет корпоративных действий по базовым активам фьючерсных контрактов»</w:t>
       </w:r>
     </w:p>
     <w:p>
@@ -2681,7 +5830,7 @@
           <w:sz w:val="28"/>
           <w:szCs w:val="24"/>
         </w:rPr>
-        <w:t>2. Плата за доступ к торгам и рыночным данным</w:t>
+        <w:t>- Клиринговая и отчетная деятельность</w:t>
       </w:r>
     </w:p>
     <w:p>
@@ -2706,7 +5855,7 @@
           <w:sz w:val="28"/>
           <w:szCs w:val="24"/>
         </w:rPr>
-        <w:t>3. Плата за листинг производственных инструментов</w:t>
+        <w:t>- Депозитарная деятельность</w:t>
       </w:r>
     </w:p>
     <w:p>
@@ -2721,32 +5870,27 @@
         <w:jc w:val="both"/>
         <w:rPr>
           <w:rFonts w:ascii="Times New Roman" w:eastAsia="Aptos" w:hAnsi="Times New Roman" w:cs="Aptos"/>
-          <w:b/>
-          <w:bCs/>
-          <w:sz w:val="28"/>
-          <w:szCs w:val="24"/>
-        </w:rPr>
-      </w:pPr>
-      <w:r>
-        <w:rPr>
-          <w:rFonts w:ascii="Times New Roman" w:eastAsia="Aptos" w:hAnsi="Times New Roman" w:cs="Aptos"/>
-          <w:b/>
-          <w:bCs/>
-          <w:sz w:val="28"/>
-          <w:szCs w:val="24"/>
-        </w:rPr>
-        <w:t>Основные технико-экономические показатели</w:t>
+          <w:sz w:val="28"/>
+          <w:szCs w:val="24"/>
+        </w:rPr>
+      </w:pPr>
+      <w:r>
+        <w:rPr>
+          <w:rFonts w:ascii="Times New Roman" w:eastAsia="Aptos" w:hAnsi="Times New Roman" w:cs="Aptos"/>
+          <w:sz w:val="28"/>
+          <w:szCs w:val="24"/>
+        </w:rPr>
+        <w:t>- Листинг и допуск ценных бумаг к торгам</w:t>
       </w:r>
     </w:p>
     <w:p>
       <w:pPr>
         <w:numPr>
           <w:ilvl w:val="0"/>
-          <w:numId w:val="8"/>
+          <w:numId w:val="7"/>
         </w:numPr>
         <w:tabs>
-          <w:tab w:val="clear" w:pos="0"/>
-          <w:tab w:val="num" w:pos="993"/>
+          <w:tab w:val="left" w:pos="993"/>
         </w:tabs>
         <w:suppressAutoHyphens/>
         <w:spacing w:line="360" w:lineRule="auto"/>
@@ -2755,28 +5899,32 @@
         <w:jc w:val="both"/>
         <w:rPr>
           <w:rFonts w:ascii="Times New Roman" w:eastAsia="Aptos" w:hAnsi="Times New Roman" w:cs="Aptos"/>
-          <w:sz w:val="28"/>
-          <w:szCs w:val="24"/>
-        </w:rPr>
-      </w:pPr>
-      <w:r>
-        <w:rPr>
-          <w:rFonts w:ascii="Times New Roman" w:eastAsia="Aptos" w:hAnsi="Times New Roman" w:cs="Aptos"/>
-          <w:sz w:val="28"/>
-          <w:szCs w:val="24"/>
-        </w:rPr>
-        <w:t>Операционная эффективность:</w:t>
+          <w:b/>
+          <w:bCs/>
+          <w:sz w:val="28"/>
+          <w:szCs w:val="24"/>
+        </w:rPr>
+      </w:pPr>
+      <w:r>
+        <w:rPr>
+          <w:rFonts w:ascii="Times New Roman" w:eastAsia="Aptos" w:hAnsi="Times New Roman" w:cs="Aptos"/>
+          <w:b/>
+          <w:bCs/>
+          <w:sz w:val="28"/>
+          <w:szCs w:val="24"/>
+        </w:rPr>
+        <w:lastRenderedPageBreak/>
+        <w:t>Для каждого бизнес-процесса определить степень автоматизации – не автоматизирован, частично автоматизирован, автоматизирован;</w:t>
       </w:r>
     </w:p>
     <w:p>
       <w:pPr>
         <w:numPr>
-          <w:ilvl w:val="1"/>
-          <w:numId w:val="9"/>
+          <w:ilvl w:val="0"/>
+          <w:numId w:val="7"/>
         </w:numPr>
         <w:tabs>
-          <w:tab w:val="num" w:pos="993"/>
-          <w:tab w:val="left" w:pos="1560"/>
+          <w:tab w:val="left" w:pos="993"/>
         </w:tabs>
         <w:suppressAutoHyphens/>
         <w:spacing w:line="360" w:lineRule="auto"/>
@@ -2795,18 +5943,35 @@
           <w:sz w:val="28"/>
           <w:szCs w:val="24"/>
         </w:rPr>
-        <w:t>Совокупный оборот торгов</w:t>
+        <w:t>- Организация торговли на фондовом рынке (</w:t>
+      </w:r>
+      <w:r>
+        <w:rPr>
+          <w:rFonts w:ascii="Times New Roman" w:eastAsia="Aptos" w:hAnsi="Times New Roman" w:cs="Aptos"/>
+          <w:b/>
+          <w:bCs/>
+          <w:sz w:val="28"/>
+          <w:szCs w:val="24"/>
+        </w:rPr>
+        <w:t>Автоматизирован</w:t>
+      </w:r>
+      <w:r>
+        <w:rPr>
+          <w:rFonts w:ascii="Times New Roman" w:eastAsia="Aptos" w:hAnsi="Times New Roman" w:cs="Aptos"/>
+          <w:sz w:val="28"/>
+          <w:szCs w:val="24"/>
+        </w:rPr>
+        <w:t>)</w:t>
       </w:r>
     </w:p>
     <w:p>
       <w:pPr>
         <w:numPr>
-          <w:ilvl w:val="1"/>
-          <w:numId w:val="9"/>
+          <w:ilvl w:val="0"/>
+          <w:numId w:val="7"/>
         </w:numPr>
         <w:tabs>
-          <w:tab w:val="num" w:pos="993"/>
-          <w:tab w:val="left" w:pos="1560"/>
+          <w:tab w:val="left" w:pos="993"/>
         </w:tabs>
         <w:suppressAutoHyphens/>
         <w:spacing w:line="360" w:lineRule="auto"/>
@@ -2817,26 +5982,55 @@
           <w:rFonts w:ascii="Times New Roman" w:eastAsia="Aptos" w:hAnsi="Times New Roman" w:cs="Aptos"/>
           <w:sz w:val="28"/>
           <w:szCs w:val="24"/>
-        </w:rPr>
-      </w:pPr>
-      <w:r>
-        <w:rPr>
-          <w:rFonts w:ascii="Times New Roman" w:eastAsia="Aptos" w:hAnsi="Times New Roman" w:cs="Aptos"/>
-          <w:sz w:val="28"/>
-          <w:szCs w:val="24"/>
-        </w:rPr>
-        <w:t>Объем на срочном рынке</w:t>
+          <w:u w:val="single"/>
+        </w:rPr>
+      </w:pPr>
+      <w:r>
+        <w:rPr>
+          <w:rFonts w:ascii="Times New Roman" w:eastAsia="Aptos" w:hAnsi="Times New Roman" w:cs="Aptos"/>
+          <w:sz w:val="28"/>
+          <w:szCs w:val="24"/>
+        </w:rPr>
+        <w:t xml:space="preserve">- Организация торговли на срочном рынке, дополнительный – </w:t>
+      </w:r>
+      <w:r>
+        <w:rPr>
+          <w:rFonts w:ascii="Times New Roman" w:eastAsia="Aptos" w:hAnsi="Times New Roman" w:cs="Aptos"/>
+          <w:sz w:val="28"/>
+          <w:szCs w:val="24"/>
+          <w:u w:val="single"/>
+        </w:rPr>
+        <w:t>«Учет корпоративных действий по базовым активам фьючерсных контрактов» (</w:t>
+      </w:r>
+      <w:r>
+        <w:rPr>
+          <w:rFonts w:ascii="Times New Roman" w:eastAsia="Aptos" w:hAnsi="Times New Roman" w:cs="Aptos"/>
+          <w:b/>
+          <w:bCs/>
+          <w:sz w:val="28"/>
+          <w:szCs w:val="24"/>
+          <w:u w:val="single"/>
+        </w:rPr>
+        <w:t>Частично автоматизирован</w:t>
+      </w:r>
+      <w:r>
+        <w:rPr>
+          <w:rFonts w:ascii="Times New Roman" w:eastAsia="Aptos" w:hAnsi="Times New Roman" w:cs="Aptos"/>
+          <w:sz w:val="28"/>
+          <w:szCs w:val="24"/>
+          <w:u w:val="single"/>
+        </w:rPr>
+        <w:t>)</w:t>
       </w:r>
     </w:p>
     <w:p>
       <w:pPr>
         <w:numPr>
-          <w:ilvl w:val="1"/>
-          <w:numId w:val="9"/>
+          <w:ilvl w:val="0"/>
+          <w:numId w:val="7"/>
         </w:numPr>
         <w:tabs>
-          <w:tab w:val="num" w:pos="993"/>
-          <w:tab w:val="left" w:pos="1560"/>
+          <w:tab w:val="left" w:pos="993"/>
         </w:tabs>
         <w:suppressAutoHyphens/>
         <w:spacing w:line="360" w:lineRule="auto"/>
@@ -2855,18 +6049,35 @@
           <w:sz w:val="28"/>
           <w:szCs w:val="24"/>
         </w:rPr>
-        <w:t>Количество заключенных сделок</w:t>
+        <w:t>- Клиринговая и отчетная деятельность (</w:t>
+      </w:r>
+      <w:r>
+        <w:rPr>
+          <w:rFonts w:ascii="Times New Roman" w:eastAsia="Aptos" w:hAnsi="Times New Roman" w:cs="Aptos"/>
+          <w:b/>
+          <w:bCs/>
+          <w:sz w:val="28"/>
+          <w:szCs w:val="24"/>
+        </w:rPr>
+        <w:t>Автоматизирован</w:t>
+      </w:r>
+      <w:r>
+        <w:rPr>
+          <w:rFonts w:ascii="Times New Roman" w:eastAsia="Aptos" w:hAnsi="Times New Roman" w:cs="Aptos"/>
+          <w:sz w:val="28"/>
+          <w:szCs w:val="24"/>
+        </w:rPr>
+        <w:t>)</w:t>
       </w:r>
     </w:p>
     <w:p>
       <w:pPr>
         <w:numPr>
-          <w:ilvl w:val="1"/>
-          <w:numId w:val="9"/>
+          <w:ilvl w:val="0"/>
+          <w:numId w:val="7"/>
         </w:numPr>
         <w:tabs>
-          <w:tab w:val="num" w:pos="993"/>
-          <w:tab w:val="left" w:pos="1560"/>
+          <w:tab w:val="left" w:pos="993"/>
         </w:tabs>
         <w:suppressAutoHyphens/>
         <w:spacing w:line="360" w:lineRule="auto"/>
@@ -2885,18 +6096,35 @@
           <w:sz w:val="28"/>
           <w:szCs w:val="24"/>
         </w:rPr>
-        <w:t>Количество активных клиентов</w:t>
+        <w:t>- Депозитарная деятельность (</w:t>
+      </w:r>
+      <w:r>
+        <w:rPr>
+          <w:rFonts w:ascii="Times New Roman" w:eastAsia="Aptos" w:hAnsi="Times New Roman" w:cs="Aptos"/>
+          <w:b/>
+          <w:bCs/>
+          <w:sz w:val="28"/>
+          <w:szCs w:val="24"/>
+        </w:rPr>
+        <w:t>Автоматизирован</w:t>
+      </w:r>
+      <w:r>
+        <w:rPr>
+          <w:rFonts w:ascii="Times New Roman" w:eastAsia="Aptos" w:hAnsi="Times New Roman" w:cs="Aptos"/>
+          <w:sz w:val="28"/>
+          <w:szCs w:val="24"/>
+        </w:rPr>
+        <w:t>)</w:t>
       </w:r>
     </w:p>
     <w:p>
       <w:pPr>
         <w:numPr>
           <w:ilvl w:val="0"/>
-          <w:numId w:val="9"/>
+          <w:numId w:val="7"/>
         </w:numPr>
         <w:tabs>
-          <w:tab w:val="clear" w:pos="0"/>
-          <w:tab w:val="num" w:pos="993"/>
+          <w:tab w:val="left" w:pos="993"/>
         </w:tabs>
         <w:suppressAutoHyphens/>
         <w:spacing w:line="360" w:lineRule="auto"/>
@@ -2915,18 +6143,35 @@
           <w:sz w:val="28"/>
           <w:szCs w:val="24"/>
         </w:rPr>
-        <w:t>Финансовые результаты</w:t>
+        <w:t>- Листинг и допуск ценных бумаг к торгам (</w:t>
+      </w:r>
+      <w:r>
+        <w:rPr>
+          <w:rFonts w:ascii="Times New Roman" w:eastAsia="Aptos" w:hAnsi="Times New Roman" w:cs="Aptos"/>
+          <w:b/>
+          <w:bCs/>
+          <w:sz w:val="28"/>
+          <w:szCs w:val="24"/>
+        </w:rPr>
+        <w:t xml:space="preserve">Частично автоматизирован </w:t>
+      </w:r>
+      <w:r>
+        <w:rPr>
+          <w:rFonts w:ascii="Times New Roman" w:eastAsia="Aptos" w:hAnsi="Times New Roman" w:cs="Aptos"/>
+          <w:sz w:val="28"/>
+          <w:szCs w:val="24"/>
+        </w:rPr>
+        <w:t>)</w:t>
       </w:r>
     </w:p>
     <w:p>
       <w:pPr>
         <w:numPr>
-          <w:ilvl w:val="1"/>
-          <w:numId w:val="9"/>
+          <w:ilvl w:val="0"/>
+          <w:numId w:val="7"/>
         </w:numPr>
         <w:tabs>
-          <w:tab w:val="num" w:pos="993"/>
-          <w:tab w:val="left" w:pos="1560"/>
+          <w:tab w:val="left" w:pos="993"/>
         </w:tabs>
         <w:suppressAutoHyphens/>
         <w:spacing w:line="360" w:lineRule="auto"/>
@@ -2935,711 +6180,6 @@
         <w:jc w:val="both"/>
         <w:rPr>
           <w:rFonts w:ascii="Times New Roman" w:eastAsia="Aptos" w:hAnsi="Times New Roman" w:cs="Aptos"/>
-          <w:sz w:val="28"/>
-          <w:szCs w:val="24"/>
-        </w:rPr>
-      </w:pPr>
-      <w:r>
-        <w:rPr>
-          <w:rFonts w:ascii="Times New Roman" w:eastAsia="Aptos" w:hAnsi="Times New Roman" w:cs="Aptos"/>
-          <w:sz w:val="28"/>
-          <w:szCs w:val="24"/>
-        </w:rPr>
-        <w:t>Чистая прибыль</w:t>
-      </w:r>
-    </w:p>
-    <w:p>
-      <w:pPr>
-        <w:numPr>
-          <w:ilvl w:val="1"/>
-          <w:numId w:val="9"/>
-        </w:numPr>
-        <w:tabs>
-          <w:tab w:val="num" w:pos="993"/>
-          <w:tab w:val="left" w:pos="1560"/>
-        </w:tabs>
-        <w:suppressAutoHyphens/>
-        <w:spacing w:line="360" w:lineRule="auto"/>
-        <w:ind w:left="0" w:firstLine="709"/>
-        <w:contextualSpacing/>
-        <w:jc w:val="both"/>
-        <w:rPr>
-          <w:rFonts w:ascii="Times New Roman" w:eastAsia="Aptos" w:hAnsi="Times New Roman" w:cs="Aptos"/>
-          <w:sz w:val="28"/>
-          <w:szCs w:val="24"/>
-        </w:rPr>
-      </w:pPr>
-      <w:r>
-        <w:rPr>
-          <w:rFonts w:ascii="Times New Roman" w:eastAsia="Aptos" w:hAnsi="Times New Roman" w:cs="Aptos"/>
-          <w:sz w:val="28"/>
-          <w:szCs w:val="24"/>
-        </w:rPr>
-        <w:t>Выручка (общая и по сегментам)</w:t>
-      </w:r>
-    </w:p>
-    <w:p>
-      <w:pPr>
-        <w:numPr>
-          <w:ilvl w:val="1"/>
-          <w:numId w:val="9"/>
-        </w:numPr>
-        <w:tabs>
-          <w:tab w:val="num" w:pos="993"/>
-          <w:tab w:val="left" w:pos="1560"/>
-        </w:tabs>
-        <w:suppressAutoHyphens/>
-        <w:spacing w:line="360" w:lineRule="auto"/>
-        <w:ind w:left="0" w:firstLine="709"/>
-        <w:contextualSpacing/>
-        <w:jc w:val="both"/>
-        <w:rPr>
-          <w:rFonts w:ascii="Times New Roman" w:eastAsia="Aptos" w:hAnsi="Times New Roman" w:cs="Aptos"/>
-          <w:sz w:val="28"/>
-          <w:szCs w:val="24"/>
-        </w:rPr>
-      </w:pPr>
-      <w:r>
-        <w:rPr>
-          <w:rFonts w:ascii="Times New Roman" w:eastAsia="Aptos" w:hAnsi="Times New Roman" w:cs="Aptos"/>
-          <w:sz w:val="28"/>
-          <w:szCs w:val="24"/>
-        </w:rPr>
-        <w:t>Рентабельность по чистой прибыли</w:t>
-      </w:r>
-    </w:p>
-    <w:p>
-      <w:pPr>
-        <w:numPr>
-          <w:ilvl w:val="0"/>
-          <w:numId w:val="9"/>
-        </w:numPr>
-        <w:tabs>
-          <w:tab w:val="clear" w:pos="0"/>
-          <w:tab w:val="num" w:pos="993"/>
-        </w:tabs>
-        <w:suppressAutoHyphens/>
-        <w:spacing w:line="360" w:lineRule="auto"/>
-        <w:ind w:left="0" w:firstLine="709"/>
-        <w:contextualSpacing/>
-        <w:jc w:val="both"/>
-        <w:rPr>
-          <w:rFonts w:ascii="Times New Roman" w:eastAsia="Aptos" w:hAnsi="Times New Roman" w:cs="Aptos"/>
-          <w:sz w:val="28"/>
-          <w:szCs w:val="24"/>
-        </w:rPr>
-      </w:pPr>
-      <w:r>
-        <w:rPr>
-          <w:rFonts w:ascii="Times New Roman" w:eastAsia="Aptos" w:hAnsi="Times New Roman" w:cs="Aptos"/>
-          <w:sz w:val="28"/>
-          <w:szCs w:val="24"/>
-        </w:rPr>
-        <w:t>Показатели срочного рынка</w:t>
-      </w:r>
-    </w:p>
-    <w:p>
-      <w:pPr>
-        <w:numPr>
-          <w:ilvl w:val="1"/>
-          <w:numId w:val="9"/>
-        </w:numPr>
-        <w:tabs>
-          <w:tab w:val="num" w:pos="993"/>
-          <w:tab w:val="left" w:pos="1560"/>
-        </w:tabs>
-        <w:suppressAutoHyphens/>
-        <w:spacing w:line="360" w:lineRule="auto"/>
-        <w:ind w:left="0" w:firstLine="709"/>
-        <w:contextualSpacing/>
-        <w:jc w:val="both"/>
-        <w:rPr>
-          <w:rFonts w:ascii="Times New Roman" w:eastAsia="Aptos" w:hAnsi="Times New Roman" w:cs="Aptos"/>
-          <w:sz w:val="28"/>
-          <w:szCs w:val="24"/>
-        </w:rPr>
-      </w:pPr>
-      <w:r>
-        <w:rPr>
-          <w:rFonts w:ascii="Times New Roman" w:eastAsia="Aptos" w:hAnsi="Times New Roman" w:cs="Aptos"/>
-          <w:sz w:val="28"/>
-          <w:szCs w:val="24"/>
-        </w:rPr>
-        <w:lastRenderedPageBreak/>
-        <w:t>Среднедневной оборот (ADTV)</w:t>
-      </w:r>
-    </w:p>
-    <w:p>
-      <w:pPr>
-        <w:numPr>
-          <w:ilvl w:val="1"/>
-          <w:numId w:val="9"/>
-        </w:numPr>
-        <w:tabs>
-          <w:tab w:val="num" w:pos="993"/>
-          <w:tab w:val="left" w:pos="1560"/>
-        </w:tabs>
-        <w:suppressAutoHyphens/>
-        <w:spacing w:line="360" w:lineRule="auto"/>
-        <w:ind w:left="0" w:firstLine="709"/>
-        <w:contextualSpacing/>
-        <w:jc w:val="both"/>
-        <w:rPr>
-          <w:rFonts w:ascii="Times New Roman" w:eastAsia="Aptos" w:hAnsi="Times New Roman" w:cs="Aptos"/>
-          <w:sz w:val="28"/>
-          <w:szCs w:val="24"/>
-        </w:rPr>
-      </w:pPr>
-      <w:r>
-        <w:rPr>
-          <w:rFonts w:ascii="Times New Roman" w:eastAsia="Aptos" w:hAnsi="Times New Roman" w:cs="Aptos"/>
-          <w:sz w:val="28"/>
-          <w:szCs w:val="24"/>
-        </w:rPr>
-        <w:t>Открытый интерес по фьючерсам и опционам</w:t>
-      </w:r>
-    </w:p>
-    <w:p>
-      <w:pPr>
-        <w:numPr>
-          <w:ilvl w:val="1"/>
-          <w:numId w:val="9"/>
-        </w:numPr>
-        <w:tabs>
-          <w:tab w:val="num" w:pos="993"/>
-          <w:tab w:val="left" w:pos="1560"/>
-        </w:tabs>
-        <w:suppressAutoHyphens/>
-        <w:spacing w:line="360" w:lineRule="auto"/>
-        <w:ind w:left="0" w:firstLine="709"/>
-        <w:contextualSpacing/>
-        <w:jc w:val="both"/>
-        <w:rPr>
-          <w:rFonts w:ascii="Times New Roman" w:eastAsia="Aptos" w:hAnsi="Times New Roman" w:cs="Aptos"/>
-          <w:sz w:val="28"/>
-          <w:szCs w:val="24"/>
-        </w:rPr>
-      </w:pPr>
-      <w:r>
-        <w:rPr>
-          <w:rFonts w:ascii="Times New Roman" w:eastAsia="Aptos" w:hAnsi="Times New Roman" w:cs="Aptos"/>
-          <w:sz w:val="28"/>
-          <w:szCs w:val="24"/>
-        </w:rPr>
-        <w:t>Количество уникальных активных контрактов</w:t>
-      </w:r>
-    </w:p>
-    <w:p>
-      <w:pPr>
-        <w:suppressAutoHyphens/>
-        <w:spacing w:line="360" w:lineRule="auto"/>
-        <w:ind w:firstLine="709"/>
-        <w:contextualSpacing/>
-        <w:jc w:val="both"/>
-        <w:rPr>
-          <w:rFonts w:ascii="Times New Roman" w:eastAsia="Aptos" w:hAnsi="Times New Roman" w:cs="Aptos"/>
-          <w:sz w:val="28"/>
-          <w:szCs w:val="24"/>
-        </w:rPr>
-      </w:pPr>
-    </w:p>
-    <w:p>
-      <w:pPr>
-        <w:numPr>
-          <w:ilvl w:val="0"/>
-          <w:numId w:val="5"/>
-        </w:numPr>
-        <w:tabs>
-          <w:tab w:val="left" w:pos="993"/>
-        </w:tabs>
-        <w:suppressAutoHyphens/>
-        <w:spacing w:line="360" w:lineRule="auto"/>
-        <w:ind w:left="0" w:firstLine="709"/>
-        <w:contextualSpacing/>
-        <w:jc w:val="both"/>
-        <w:rPr>
-          <w:rFonts w:ascii="Times New Roman" w:eastAsia="Aptos" w:hAnsi="Times New Roman" w:cs="Aptos"/>
-          <w:b/>
-          <w:bCs/>
-          <w:sz w:val="28"/>
-          <w:szCs w:val="24"/>
-        </w:rPr>
-      </w:pPr>
-      <w:r>
-        <w:rPr>
-          <w:rFonts w:ascii="Times New Roman" w:eastAsia="Aptos" w:hAnsi="Times New Roman" w:cs="Aptos"/>
-          <w:b/>
-          <w:bCs/>
-          <w:sz w:val="28"/>
-          <w:szCs w:val="24"/>
-        </w:rPr>
-        <w:t xml:space="preserve">Выбор, описание и оценка эффективности бизнес-процесса: </w:t>
-      </w:r>
-    </w:p>
-    <w:p>
-      <w:pPr>
-        <w:numPr>
-          <w:ilvl w:val="0"/>
-          <w:numId w:val="7"/>
-        </w:numPr>
-        <w:tabs>
-          <w:tab w:val="left" w:pos="993"/>
-        </w:tabs>
-        <w:suppressAutoHyphens/>
-        <w:spacing w:line="360" w:lineRule="auto"/>
-        <w:ind w:left="0" w:firstLine="709"/>
-        <w:contextualSpacing/>
-        <w:jc w:val="both"/>
-        <w:rPr>
-          <w:rFonts w:ascii="Times New Roman" w:eastAsia="Aptos" w:hAnsi="Times New Roman" w:cs="Aptos"/>
-          <w:b/>
-          <w:bCs/>
-          <w:sz w:val="28"/>
-          <w:szCs w:val="24"/>
-        </w:rPr>
-      </w:pPr>
-      <w:r>
-        <w:rPr>
-          <w:rFonts w:ascii="Times New Roman" w:eastAsia="Aptos" w:hAnsi="Times New Roman" w:cs="Aptos"/>
-          <w:b/>
-          <w:bCs/>
-          <w:sz w:val="28"/>
-          <w:szCs w:val="24"/>
-        </w:rPr>
-        <w:t xml:space="preserve">Составить перечень бизнес-процессов, осуществляемых в рамках описываемого вида деятельности; </w:t>
-      </w:r>
-    </w:p>
-    <w:p>
-      <w:pPr>
-        <w:tabs>
-          <w:tab w:val="left" w:pos="993"/>
-        </w:tabs>
-        <w:suppressAutoHyphens/>
-        <w:spacing w:line="360" w:lineRule="auto"/>
-        <w:ind w:firstLine="709"/>
-        <w:contextualSpacing/>
-        <w:jc w:val="both"/>
-        <w:rPr>
-          <w:rFonts w:ascii="Times New Roman" w:eastAsia="Aptos" w:hAnsi="Times New Roman" w:cs="Aptos"/>
-          <w:sz w:val="28"/>
-          <w:szCs w:val="24"/>
-        </w:rPr>
-      </w:pPr>
-      <w:r>
-        <w:rPr>
-          <w:rFonts w:ascii="Times New Roman" w:eastAsia="Aptos" w:hAnsi="Times New Roman" w:cs="Aptos"/>
-          <w:sz w:val="28"/>
-          <w:szCs w:val="24"/>
-        </w:rPr>
-        <w:t>- Организация торговли на фондовом рынке</w:t>
-      </w:r>
-    </w:p>
-    <w:p>
-      <w:pPr>
-        <w:tabs>
-          <w:tab w:val="left" w:pos="993"/>
-        </w:tabs>
-        <w:suppressAutoHyphens/>
-        <w:spacing w:line="360" w:lineRule="auto"/>
-        <w:ind w:firstLine="709"/>
-        <w:contextualSpacing/>
-        <w:jc w:val="both"/>
-        <w:rPr>
-          <w:rFonts w:ascii="Times New Roman" w:eastAsia="Aptos" w:hAnsi="Times New Roman" w:cs="Aptos"/>
-          <w:sz w:val="28"/>
-          <w:szCs w:val="24"/>
-          <w:u w:val="single"/>
-        </w:rPr>
-      </w:pPr>
-      <w:r>
-        <w:rPr>
-          <w:rFonts w:ascii="Times New Roman" w:eastAsia="Aptos" w:hAnsi="Times New Roman" w:cs="Aptos"/>
-          <w:sz w:val="28"/>
-          <w:szCs w:val="24"/>
-        </w:rPr>
-        <w:t xml:space="preserve">- Организация торговли на срочном рынке, дополнительный – </w:t>
-      </w:r>
-      <w:r>
-        <w:rPr>
-          <w:rFonts w:ascii="Times New Roman" w:eastAsia="Aptos" w:hAnsi="Times New Roman" w:cs="Aptos"/>
-          <w:sz w:val="28"/>
-          <w:szCs w:val="24"/>
-          <w:u w:val="single"/>
-        </w:rPr>
-        <w:t>«Учет корпоративных действий по базовым активам фьючерсных контрактов»</w:t>
-      </w:r>
-    </w:p>
-    <w:p>
-      <w:pPr>
-        <w:tabs>
-          <w:tab w:val="left" w:pos="993"/>
-        </w:tabs>
-        <w:suppressAutoHyphens/>
-        <w:spacing w:line="360" w:lineRule="auto"/>
-        <w:ind w:firstLine="709"/>
-        <w:contextualSpacing/>
-        <w:jc w:val="both"/>
-        <w:rPr>
-          <w:rFonts w:ascii="Times New Roman" w:eastAsia="Aptos" w:hAnsi="Times New Roman" w:cs="Aptos"/>
-          <w:sz w:val="28"/>
-          <w:szCs w:val="24"/>
-        </w:rPr>
-      </w:pPr>
-      <w:r>
-        <w:rPr>
-          <w:rFonts w:ascii="Times New Roman" w:eastAsia="Aptos" w:hAnsi="Times New Roman" w:cs="Aptos"/>
-          <w:sz w:val="28"/>
-          <w:szCs w:val="24"/>
-        </w:rPr>
-        <w:t>- Клиринговая и отчетная деятельность</w:t>
-      </w:r>
-    </w:p>
-    <w:p>
-      <w:pPr>
-        <w:tabs>
-          <w:tab w:val="left" w:pos="993"/>
-        </w:tabs>
-        <w:suppressAutoHyphens/>
-        <w:spacing w:line="360" w:lineRule="auto"/>
-        <w:ind w:firstLine="709"/>
-        <w:contextualSpacing/>
-        <w:jc w:val="both"/>
-        <w:rPr>
-          <w:rFonts w:ascii="Times New Roman" w:eastAsia="Aptos" w:hAnsi="Times New Roman" w:cs="Aptos"/>
-          <w:sz w:val="28"/>
-          <w:szCs w:val="24"/>
-        </w:rPr>
-      </w:pPr>
-      <w:r>
-        <w:rPr>
-          <w:rFonts w:ascii="Times New Roman" w:eastAsia="Aptos" w:hAnsi="Times New Roman" w:cs="Aptos"/>
-          <w:sz w:val="28"/>
-          <w:szCs w:val="24"/>
-        </w:rPr>
-        <w:t>- Депозитарная деятельность</w:t>
-      </w:r>
-    </w:p>
-    <w:p>
-      <w:pPr>
-        <w:tabs>
-          <w:tab w:val="left" w:pos="993"/>
-        </w:tabs>
-        <w:suppressAutoHyphens/>
-        <w:spacing w:line="360" w:lineRule="auto"/>
-        <w:ind w:firstLine="709"/>
-        <w:contextualSpacing/>
-        <w:jc w:val="both"/>
-        <w:rPr>
-          <w:rFonts w:ascii="Times New Roman" w:eastAsia="Aptos" w:hAnsi="Times New Roman" w:cs="Aptos"/>
-          <w:sz w:val="28"/>
-          <w:szCs w:val="24"/>
-        </w:rPr>
-      </w:pPr>
-      <w:r>
-        <w:rPr>
-          <w:rFonts w:ascii="Times New Roman" w:eastAsia="Aptos" w:hAnsi="Times New Roman" w:cs="Aptos"/>
-          <w:sz w:val="28"/>
-          <w:szCs w:val="24"/>
-        </w:rPr>
-        <w:t>- Листинг и допуск ценных бумаг к торгам</w:t>
-      </w:r>
-    </w:p>
-    <w:p>
-      <w:pPr>
-        <w:numPr>
-          <w:ilvl w:val="0"/>
-          <w:numId w:val="7"/>
-        </w:numPr>
-        <w:tabs>
-          <w:tab w:val="left" w:pos="993"/>
-        </w:tabs>
-        <w:suppressAutoHyphens/>
-        <w:spacing w:line="360" w:lineRule="auto"/>
-        <w:ind w:left="0" w:firstLine="709"/>
-        <w:contextualSpacing/>
-        <w:jc w:val="both"/>
-        <w:rPr>
-          <w:rFonts w:ascii="Times New Roman" w:eastAsia="Aptos" w:hAnsi="Times New Roman" w:cs="Aptos"/>
-          <w:b/>
-          <w:bCs/>
-          <w:sz w:val="28"/>
-          <w:szCs w:val="24"/>
-        </w:rPr>
-      </w:pPr>
-      <w:r>
-        <w:rPr>
-          <w:rFonts w:ascii="Times New Roman" w:eastAsia="Aptos" w:hAnsi="Times New Roman" w:cs="Aptos"/>
-          <w:b/>
-          <w:bCs/>
-          <w:sz w:val="28"/>
-          <w:szCs w:val="24"/>
-        </w:rPr>
-        <w:t>Для каждого бизнес-процесса определить степень автоматизации – не автоматизирован, частично автоматизирован, автоматизирован;</w:t>
-      </w:r>
-    </w:p>
-    <w:p>
-      <w:pPr>
-        <w:numPr>
-          <w:ilvl w:val="0"/>
-          <w:numId w:val="7"/>
-        </w:numPr>
-        <w:tabs>
-          <w:tab w:val="left" w:pos="993"/>
-        </w:tabs>
-        <w:suppressAutoHyphens/>
-        <w:spacing w:line="360" w:lineRule="auto"/>
-        <w:ind w:left="0" w:firstLine="709"/>
-        <w:contextualSpacing/>
-        <w:jc w:val="both"/>
-        <w:rPr>
-          <w:rFonts w:ascii="Times New Roman" w:eastAsia="Aptos" w:hAnsi="Times New Roman" w:cs="Aptos"/>
-          <w:sz w:val="28"/>
-          <w:szCs w:val="24"/>
-        </w:rPr>
-      </w:pPr>
-      <w:r>
-        <w:rPr>
-          <w:rFonts w:ascii="Times New Roman" w:eastAsia="Aptos" w:hAnsi="Times New Roman" w:cs="Aptos"/>
-          <w:sz w:val="28"/>
-          <w:szCs w:val="24"/>
-        </w:rPr>
-        <w:t>- Организация торговли на фондовом рынке (</w:t>
-      </w:r>
-      <w:r>
-        <w:rPr>
-          <w:rFonts w:ascii="Times New Roman" w:eastAsia="Aptos" w:hAnsi="Times New Roman" w:cs="Aptos"/>
-          <w:b/>
-          <w:bCs/>
-          <w:sz w:val="28"/>
-          <w:szCs w:val="24"/>
-        </w:rPr>
-        <w:t>Автоматизирован</w:t>
-      </w:r>
-      <w:r>
-        <w:rPr>
-          <w:rFonts w:ascii="Times New Roman" w:eastAsia="Aptos" w:hAnsi="Times New Roman" w:cs="Aptos"/>
-          <w:sz w:val="28"/>
-          <w:szCs w:val="24"/>
-        </w:rPr>
-        <w:t>)</w:t>
-      </w:r>
-    </w:p>
-    <w:p>
-      <w:pPr>
-        <w:numPr>
-          <w:ilvl w:val="0"/>
-          <w:numId w:val="7"/>
-        </w:numPr>
-        <w:tabs>
-          <w:tab w:val="left" w:pos="993"/>
-        </w:tabs>
-        <w:suppressAutoHyphens/>
-        <w:spacing w:line="360" w:lineRule="auto"/>
-        <w:ind w:left="0" w:firstLine="709"/>
-        <w:contextualSpacing/>
-        <w:jc w:val="both"/>
-        <w:rPr>
-          <w:rFonts w:ascii="Times New Roman" w:eastAsia="Aptos" w:hAnsi="Times New Roman" w:cs="Aptos"/>
-          <w:sz w:val="28"/>
-          <w:szCs w:val="24"/>
-          <w:u w:val="single"/>
-        </w:rPr>
-      </w:pPr>
-      <w:r>
-        <w:rPr>
-          <w:rFonts w:ascii="Times New Roman" w:eastAsia="Aptos" w:hAnsi="Times New Roman" w:cs="Aptos"/>
-          <w:sz w:val="28"/>
-          <w:szCs w:val="24"/>
-        </w:rPr>
-        <w:t xml:space="preserve">- Организация торговли на срочном рынке, дополнительный – </w:t>
-      </w:r>
-      <w:r>
-        <w:rPr>
-          <w:rFonts w:ascii="Times New Roman" w:eastAsia="Aptos" w:hAnsi="Times New Roman" w:cs="Aptos"/>
-          <w:sz w:val="28"/>
-          <w:szCs w:val="24"/>
-          <w:u w:val="single"/>
-        </w:rPr>
-        <w:t>«Учет корпоративных действий по базовым активам фьючерсных контрактов» (</w:t>
-      </w:r>
-      <w:r>
-        <w:rPr>
-          <w:rFonts w:ascii="Times New Roman" w:eastAsia="Aptos" w:hAnsi="Times New Roman" w:cs="Aptos"/>
-          <w:b/>
-          <w:bCs/>
-          <w:sz w:val="28"/>
-          <w:szCs w:val="24"/>
-          <w:u w:val="single"/>
-        </w:rPr>
-        <w:t>Частично автоматизирован</w:t>
-      </w:r>
-      <w:r>
-        <w:rPr>
-          <w:rFonts w:ascii="Times New Roman" w:eastAsia="Aptos" w:hAnsi="Times New Roman" w:cs="Aptos"/>
-          <w:sz w:val="28"/>
-          <w:szCs w:val="24"/>
-          <w:u w:val="single"/>
-        </w:rPr>
-        <w:t>)</w:t>
-      </w:r>
-    </w:p>
-    <w:p>
-      <w:pPr>
-        <w:numPr>
-          <w:ilvl w:val="0"/>
-          <w:numId w:val="7"/>
-        </w:numPr>
-        <w:tabs>
-          <w:tab w:val="left" w:pos="993"/>
-        </w:tabs>
-        <w:suppressAutoHyphens/>
-        <w:spacing w:line="360" w:lineRule="auto"/>
-        <w:ind w:left="0" w:firstLine="709"/>
-        <w:contextualSpacing/>
-        <w:jc w:val="both"/>
-        <w:rPr>
-          <w:rFonts w:ascii="Times New Roman" w:eastAsia="Aptos" w:hAnsi="Times New Roman" w:cs="Aptos"/>
-          <w:sz w:val="28"/>
-          <w:szCs w:val="24"/>
-        </w:rPr>
-      </w:pPr>
-      <w:r>
-        <w:rPr>
-          <w:rFonts w:ascii="Times New Roman" w:eastAsia="Aptos" w:hAnsi="Times New Roman" w:cs="Aptos"/>
-          <w:sz w:val="28"/>
-          <w:szCs w:val="24"/>
-        </w:rPr>
-        <w:t>- Клиринговая и отчетная деятельность (</w:t>
-      </w:r>
-      <w:r>
-        <w:rPr>
-          <w:rFonts w:ascii="Times New Roman" w:eastAsia="Aptos" w:hAnsi="Times New Roman" w:cs="Aptos"/>
-          <w:b/>
-          <w:bCs/>
-          <w:sz w:val="28"/>
-          <w:szCs w:val="24"/>
-        </w:rPr>
-        <w:t>Автоматизирован</w:t>
-      </w:r>
-      <w:r>
-        <w:rPr>
-          <w:rFonts w:ascii="Times New Roman" w:eastAsia="Aptos" w:hAnsi="Times New Roman" w:cs="Aptos"/>
-          <w:sz w:val="28"/>
-          <w:szCs w:val="24"/>
-        </w:rPr>
-        <w:t>)</w:t>
-      </w:r>
-    </w:p>
-    <w:p>
-      <w:pPr>
-        <w:numPr>
-          <w:ilvl w:val="0"/>
-          <w:numId w:val="7"/>
-        </w:numPr>
-        <w:tabs>
-          <w:tab w:val="left" w:pos="993"/>
-        </w:tabs>
-        <w:suppressAutoHyphens/>
-        <w:spacing w:line="360" w:lineRule="auto"/>
-        <w:ind w:left="0" w:firstLine="709"/>
-        <w:contextualSpacing/>
-        <w:jc w:val="both"/>
-        <w:rPr>
-          <w:rFonts w:ascii="Times New Roman" w:eastAsia="Aptos" w:hAnsi="Times New Roman" w:cs="Aptos"/>
-          <w:sz w:val="28"/>
-          <w:szCs w:val="24"/>
-        </w:rPr>
-      </w:pPr>
-      <w:r>
-        <w:rPr>
-          <w:rFonts w:ascii="Times New Roman" w:eastAsia="Aptos" w:hAnsi="Times New Roman" w:cs="Aptos"/>
-          <w:sz w:val="28"/>
-          <w:szCs w:val="24"/>
-        </w:rPr>
-        <w:t>- Депозитарная деятельность (</w:t>
-      </w:r>
-      <w:r>
-        <w:rPr>
-          <w:rFonts w:ascii="Times New Roman" w:eastAsia="Aptos" w:hAnsi="Times New Roman" w:cs="Aptos"/>
-          <w:b/>
-          <w:bCs/>
-          <w:sz w:val="28"/>
-          <w:szCs w:val="24"/>
-        </w:rPr>
-        <w:t>Автоматизирован</w:t>
-      </w:r>
-      <w:r>
-        <w:rPr>
-          <w:rFonts w:ascii="Times New Roman" w:eastAsia="Aptos" w:hAnsi="Times New Roman" w:cs="Aptos"/>
-          <w:sz w:val="28"/>
-          <w:szCs w:val="24"/>
-        </w:rPr>
-        <w:t>)</w:t>
-      </w:r>
-    </w:p>
-    <w:p>
-      <w:pPr>
-        <w:numPr>
-          <w:ilvl w:val="0"/>
-          <w:numId w:val="7"/>
-        </w:numPr>
-        <w:tabs>
-          <w:tab w:val="left" w:pos="993"/>
-        </w:tabs>
-        <w:suppressAutoHyphens/>
-        <w:spacing w:line="360" w:lineRule="auto"/>
-        <w:ind w:left="0" w:firstLine="709"/>
-        <w:contextualSpacing/>
-        <w:jc w:val="both"/>
-        <w:rPr>
-          <w:rFonts w:ascii="Times New Roman" w:eastAsia="Aptos" w:hAnsi="Times New Roman" w:cs="Aptos"/>
-          <w:sz w:val="28"/>
-          <w:szCs w:val="24"/>
-        </w:rPr>
-      </w:pPr>
-      <w:r>
-        <w:rPr>
-          <w:rFonts w:ascii="Times New Roman" w:eastAsia="Aptos" w:hAnsi="Times New Roman" w:cs="Aptos"/>
-          <w:sz w:val="28"/>
-          <w:szCs w:val="24"/>
-        </w:rPr>
-        <w:t>- Листинг и допуск ценных бумаг к торгам (</w:t>
-      </w:r>
-      <w:r>
-        <w:rPr>
-          <w:rFonts w:ascii="Times New Roman" w:eastAsia="Aptos" w:hAnsi="Times New Roman" w:cs="Aptos"/>
-          <w:b/>
-          <w:bCs/>
-          <w:sz w:val="28"/>
-          <w:szCs w:val="24"/>
-        </w:rPr>
-        <w:t xml:space="preserve">Частично автоматизирован </w:t>
-      </w:r>
-      <w:r>
-        <w:rPr>
-          <w:rFonts w:ascii="Times New Roman" w:eastAsia="Aptos" w:hAnsi="Times New Roman" w:cs="Aptos"/>
-          <w:sz w:val="28"/>
-          <w:szCs w:val="24"/>
-        </w:rPr>
-        <w:t>)</w:t>
-      </w:r>
-    </w:p>
-    <w:p>
-      <w:pPr>
-        <w:numPr>
-          <w:ilvl w:val="0"/>
-          <w:numId w:val="7"/>
-        </w:numPr>
-        <w:tabs>
-          <w:tab w:val="left" w:pos="993"/>
-        </w:tabs>
-        <w:suppressAutoHyphens/>
-        <w:spacing w:line="360" w:lineRule="auto"/>
-        <w:ind w:left="0" w:firstLine="709"/>
-        <w:contextualSpacing/>
-        <w:jc w:val="both"/>
-        <w:rPr>
-          <w:rFonts w:ascii="Times New Roman" w:eastAsia="Aptos" w:hAnsi="Times New Roman" w:cs="Aptos"/>
           <w:b/>
           <w:bCs/>
           <w:sz w:val="28"/>
@@ -3713,10 +6253,10 @@
       <w:r>
         <w:rPr>
           <w:rFonts w:ascii="Times New Roman" w:eastAsia="Aptos" w:hAnsi="Times New Roman" w:cs="Aptos"/>
-          <w:sz w:val="28"/>
-          <w:szCs w:val="24"/>
-        </w:rPr>
-        <w:lastRenderedPageBreak/>
+          <w:noProof/>
+          <w:sz w:val="28"/>
+          <w:szCs w:val="24"/>
+        </w:rPr>
         <w:drawing>
           <wp:inline distT="0" distB="0" distL="0" distR="0" wp14:anchorId="25CF9174" wp14:editId="5DBD5E6F">
             <wp:extent cx="5755514" cy="3078480"/>
@@ -3765,14 +6305,27 @@
       <w:r>
         <w:t xml:space="preserve">Рисунок </w:t>
       </w:r>
-      <w:fldSimple w:instr=" SEQ Рисунок \* ARABIC ">
-        <w:r>
-          <w:rPr>
-            <w:noProof/>
-          </w:rPr>
-          <w:t>3</w:t>
-        </w:r>
-      </w:fldSimple>
+      <w:r>
+        <w:fldChar w:fldCharType="begin"/>
+      </w:r>
+      <w:r>
+        <w:instrText xml:space="preserve"> SEQ Рисунок \* ARABIC </w:instrText>
+      </w:r>
+      <w:r>
+        <w:fldChar w:fldCharType="separate"/>
+      </w:r>
+      <w:r>
+        <w:rPr>
+          <w:noProof/>
+        </w:rPr>
+        <w:t>3</w:t>
+      </w:r>
+      <w:r>
+        <w:rPr>
+          <w:noProof/>
+        </w:rPr>
+        <w:fldChar w:fldCharType="end"/>
+      </w:r>
       <w:r>
         <w:t xml:space="preserve">. Диаграмма </w:t>
       </w:r>
@@ -3859,7 +6412,562 @@
           <w:sz w:val="28"/>
           <w:szCs w:val="24"/>
         </w:rPr>
+        <w:lastRenderedPageBreak/>
         <w:t>Выполнить оценку эффективности выбранного для автоматизации бизнес-процесса.</w:t>
+      </w:r>
+    </w:p>
+    <w:p>
+      <w:pPr>
+        <w:pStyle w:val="a3"/>
+        <w:numPr>
+          <w:ilvl w:val="3"/>
+          <w:numId w:val="5"/>
+        </w:numPr>
+        <w:tabs>
+          <w:tab w:val="left" w:pos="993"/>
+        </w:tabs>
+        <w:suppressAutoHyphens/>
+        <w:spacing w:after="0" w:line="360" w:lineRule="auto"/>
+        <w:ind w:left="0" w:firstLine="709"/>
+        <w:jc w:val="both"/>
+        <w:rPr>
+          <w:rFonts w:ascii="Times New Roman" w:eastAsia="Aptos" w:hAnsi="Times New Roman" w:cs="Aptos"/>
+          <w:sz w:val="28"/>
+          <w:szCs w:val="24"/>
+          <w:u w:val="single"/>
+        </w:rPr>
+      </w:pPr>
+      <w:r>
+        <w:rPr>
+          <w:rFonts w:ascii="Times New Roman" w:eastAsia="Aptos" w:hAnsi="Times New Roman" w:cs="Aptos"/>
+          <w:sz w:val="28"/>
+          <w:szCs w:val="24"/>
+          <w:u w:val="single"/>
+        </w:rPr>
+        <w:t>Показатели «до → после» (оценочно)</w:t>
+      </w:r>
+    </w:p>
+    <w:p>
+      <w:pPr>
+        <w:numPr>
+          <w:ilvl w:val="0"/>
+          <w:numId w:val="13"/>
+        </w:numPr>
+        <w:tabs>
+          <w:tab w:val="left" w:pos="993"/>
+        </w:tabs>
+        <w:suppressAutoHyphens/>
+        <w:spacing w:line="360" w:lineRule="auto"/>
+        <w:contextualSpacing/>
+        <w:jc w:val="both"/>
+        <w:rPr>
+          <w:rFonts w:ascii="Times New Roman" w:eastAsia="Aptos" w:hAnsi="Times New Roman" w:cs="Aptos"/>
+          <w:sz w:val="28"/>
+          <w:szCs w:val="24"/>
+        </w:rPr>
+      </w:pPr>
+      <w:r>
+        <w:rPr>
+          <w:rFonts w:ascii="Times New Roman" w:eastAsia="Aptos" w:hAnsi="Times New Roman" w:cs="Aptos"/>
+          <w:sz w:val="28"/>
+          <w:szCs w:val="24"/>
+        </w:rPr>
+        <w:t>Время на одно событие: 35 мин → 10 мин (</w:t>
+      </w:r>
+      <w:r>
+        <w:rPr>
+          <w:rFonts w:ascii="Times New Roman" w:eastAsia="Aptos" w:hAnsi="Times New Roman" w:cs="Aptos"/>
+          <w:sz w:val="28"/>
+          <w:szCs w:val="24"/>
+        </w:rPr>
+        <w:t>-</w:t>
+      </w:r>
+      <w:r>
+        <w:rPr>
+          <w:rFonts w:ascii="Times New Roman" w:eastAsia="Aptos" w:hAnsi="Times New Roman" w:cs="Aptos"/>
+          <w:sz w:val="28"/>
+          <w:szCs w:val="24"/>
+        </w:rPr>
+        <w:t xml:space="preserve">25 мин, </w:t>
+      </w:r>
+      <w:r>
+        <w:rPr>
+          <w:rFonts w:ascii="Times New Roman" w:eastAsia="Aptos" w:hAnsi="Times New Roman" w:cs="Aptos"/>
+          <w:sz w:val="28"/>
+          <w:szCs w:val="24"/>
+        </w:rPr>
+        <w:t>-</w:t>
+      </w:r>
+      <w:r>
+        <w:rPr>
+          <w:rFonts w:ascii="Times New Roman" w:eastAsia="Aptos" w:hAnsi="Times New Roman" w:cs="Aptos"/>
+          <w:sz w:val="28"/>
+          <w:szCs w:val="24"/>
+        </w:rPr>
+        <w:t>71%).</w:t>
+      </w:r>
+    </w:p>
+    <w:p>
+      <w:pPr>
+        <w:numPr>
+          <w:ilvl w:val="0"/>
+          <w:numId w:val="13"/>
+        </w:numPr>
+        <w:tabs>
+          <w:tab w:val="left" w:pos="993"/>
+        </w:tabs>
+        <w:suppressAutoHyphens/>
+        <w:spacing w:line="360" w:lineRule="auto"/>
+        <w:contextualSpacing/>
+        <w:jc w:val="both"/>
+        <w:rPr>
+          <w:rFonts w:ascii="Times New Roman" w:eastAsia="Aptos" w:hAnsi="Times New Roman" w:cs="Aptos"/>
+          <w:sz w:val="28"/>
+          <w:szCs w:val="24"/>
+        </w:rPr>
+      </w:pPr>
+      <w:r>
+        <w:rPr>
+          <w:rFonts w:ascii="Times New Roman" w:eastAsia="Aptos" w:hAnsi="Times New Roman" w:cs="Aptos"/>
+          <w:sz w:val="28"/>
+          <w:szCs w:val="24"/>
+        </w:rPr>
+        <w:t xml:space="preserve">Доля событий, проходящих без ручного пересчёта: 40% → </w:t>
+      </w:r>
+      <w:r>
+        <w:rPr>
+          <w:rFonts w:ascii="Times New Roman" w:eastAsia="Aptos" w:hAnsi="Times New Roman" w:cs="Aptos"/>
+          <w:sz w:val="28"/>
+          <w:szCs w:val="24"/>
+        </w:rPr>
+        <w:t>&gt;</w:t>
+      </w:r>
+      <w:r>
+        <w:rPr>
+          <w:rFonts w:ascii="Times New Roman" w:eastAsia="Aptos" w:hAnsi="Times New Roman" w:cs="Aptos"/>
+          <w:sz w:val="28"/>
+          <w:szCs w:val="24"/>
+        </w:rPr>
+        <w:t>90</w:t>
+      </w:r>
+      <w:r>
+        <w:rPr>
+          <w:rFonts w:ascii="Times New Roman" w:eastAsia="Aptos" w:hAnsi="Times New Roman" w:cs="Aptos"/>
+          <w:sz w:val="28"/>
+          <w:szCs w:val="24"/>
+        </w:rPr>
+        <w:t>%</w:t>
+      </w:r>
+      <w:r>
+        <w:rPr>
+          <w:rFonts w:ascii="Times New Roman" w:eastAsia="Aptos" w:hAnsi="Times New Roman" w:cs="Aptos"/>
+          <w:sz w:val="28"/>
+          <w:szCs w:val="24"/>
+        </w:rPr>
+        <w:t>.</w:t>
+      </w:r>
+    </w:p>
+    <w:p>
+      <w:pPr>
+        <w:numPr>
+          <w:ilvl w:val="0"/>
+          <w:numId w:val="13"/>
+        </w:numPr>
+        <w:tabs>
+          <w:tab w:val="left" w:pos="993"/>
+        </w:tabs>
+        <w:suppressAutoHyphens/>
+        <w:spacing w:line="360" w:lineRule="auto"/>
+        <w:contextualSpacing/>
+        <w:jc w:val="both"/>
+        <w:rPr>
+          <w:rFonts w:ascii="Times New Roman" w:eastAsia="Aptos" w:hAnsi="Times New Roman" w:cs="Aptos"/>
+          <w:sz w:val="28"/>
+          <w:szCs w:val="24"/>
+        </w:rPr>
+      </w:pPr>
+      <w:r>
+        <w:rPr>
+          <w:rFonts w:ascii="Times New Roman" w:eastAsia="Aptos" w:hAnsi="Times New Roman" w:cs="Aptos"/>
+          <w:sz w:val="28"/>
+          <w:szCs w:val="24"/>
+        </w:rPr>
+        <w:t>Ошибк</w:t>
+      </w:r>
+      <w:r>
+        <w:rPr>
+          <w:rFonts w:ascii="Times New Roman" w:eastAsia="Aptos" w:hAnsi="Times New Roman" w:cs="Aptos"/>
+          <w:sz w:val="28"/>
+          <w:szCs w:val="24"/>
+        </w:rPr>
+        <w:t>и</w:t>
+      </w:r>
+      <w:r>
+        <w:rPr>
+          <w:rFonts w:ascii="Times New Roman" w:eastAsia="Aptos" w:hAnsi="Times New Roman" w:cs="Aptos"/>
+          <w:sz w:val="28"/>
+          <w:szCs w:val="24"/>
+        </w:rPr>
+        <w:t xml:space="preserve">: </w:t>
+      </w:r>
+      <w:r>
+        <w:rPr>
+          <w:rFonts w:ascii="Times New Roman" w:eastAsia="Aptos" w:hAnsi="Times New Roman" w:cs="Aptos"/>
+          <w:sz w:val="28"/>
+          <w:szCs w:val="24"/>
+        </w:rPr>
+        <w:t>4/кв. → 1/кв. (</w:t>
+      </w:r>
+      <w:r>
+        <w:rPr>
+          <w:rFonts w:ascii="Times New Roman" w:eastAsia="Aptos" w:hAnsi="Times New Roman" w:cs="Aptos"/>
+          <w:sz w:val="28"/>
+          <w:szCs w:val="24"/>
+        </w:rPr>
+        <w:t>-</w:t>
+      </w:r>
+      <w:r>
+        <w:rPr>
+          <w:rFonts w:ascii="Times New Roman" w:eastAsia="Aptos" w:hAnsi="Times New Roman" w:cs="Aptos"/>
+          <w:sz w:val="28"/>
+          <w:szCs w:val="24"/>
+        </w:rPr>
+        <w:t>12 в год).</w:t>
+      </w:r>
+    </w:p>
+    <w:p>
+      <w:pPr>
+        <w:numPr>
+          <w:ilvl w:val="0"/>
+          <w:numId w:val="13"/>
+        </w:numPr>
+        <w:tabs>
+          <w:tab w:val="left" w:pos="993"/>
+        </w:tabs>
+        <w:suppressAutoHyphens/>
+        <w:spacing w:line="360" w:lineRule="auto"/>
+        <w:contextualSpacing/>
+        <w:jc w:val="both"/>
+        <w:rPr>
+          <w:rFonts w:ascii="Times New Roman" w:eastAsia="Aptos" w:hAnsi="Times New Roman" w:cs="Aptos"/>
+          <w:sz w:val="28"/>
+          <w:szCs w:val="24"/>
+        </w:rPr>
+      </w:pPr>
+      <w:r>
+        <w:rPr>
+          <w:rFonts w:ascii="Times New Roman" w:eastAsia="Aptos" w:hAnsi="Times New Roman" w:cs="Aptos"/>
+          <w:sz w:val="28"/>
+          <w:szCs w:val="24"/>
+        </w:rPr>
+        <w:t>Задержка распространения: 3</w:t>
+      </w:r>
+      <w:r>
+        <w:rPr>
+          <w:rFonts w:ascii="Times New Roman" w:eastAsia="Aptos" w:hAnsi="Times New Roman" w:cs="Aptos"/>
+          <w:sz w:val="28"/>
+          <w:szCs w:val="24"/>
+        </w:rPr>
+        <w:t>-</w:t>
+      </w:r>
+      <w:r>
+        <w:rPr>
+          <w:rFonts w:ascii="Times New Roman" w:eastAsia="Aptos" w:hAnsi="Times New Roman" w:cs="Aptos"/>
+          <w:sz w:val="28"/>
+          <w:szCs w:val="24"/>
+        </w:rPr>
+        <w:t xml:space="preserve">5 мин → </w:t>
+      </w:r>
+      <w:r>
+        <w:rPr>
+          <w:rFonts w:ascii="Times New Roman" w:eastAsia="Aptos" w:hAnsi="Times New Roman" w:cs="Aptos"/>
+          <w:sz w:val="28"/>
+          <w:szCs w:val="24"/>
+          <w:lang w:val="en-US"/>
+        </w:rPr>
+        <w:t>&lt;</w:t>
+      </w:r>
+      <w:r>
+        <w:rPr>
+          <w:rFonts w:ascii="Times New Roman" w:eastAsia="Aptos" w:hAnsi="Times New Roman" w:cs="Aptos"/>
+          <w:sz w:val="28"/>
+          <w:szCs w:val="24"/>
+        </w:rPr>
+        <w:t>60 сек.</w:t>
+      </w:r>
+    </w:p>
+    <w:p>
+      <w:pPr>
+        <w:numPr>
+          <w:ilvl w:val="0"/>
+          <w:numId w:val="13"/>
+        </w:numPr>
+        <w:tabs>
+          <w:tab w:val="left" w:pos="993"/>
+        </w:tabs>
+        <w:suppressAutoHyphens/>
+        <w:spacing w:line="360" w:lineRule="auto"/>
+        <w:contextualSpacing/>
+        <w:jc w:val="both"/>
+        <w:rPr>
+          <w:rFonts w:ascii="Times New Roman" w:eastAsia="Aptos" w:hAnsi="Times New Roman" w:cs="Aptos"/>
+          <w:sz w:val="28"/>
+          <w:szCs w:val="24"/>
+        </w:rPr>
+      </w:pPr>
+      <w:r>
+        <w:rPr>
+          <w:rFonts w:ascii="Times New Roman" w:eastAsia="Aptos" w:hAnsi="Times New Roman" w:cs="Aptos"/>
+          <w:sz w:val="28"/>
+          <w:szCs w:val="24"/>
+        </w:rPr>
+        <w:t>Массовый пересчёт серий (вечернее окно): 25 мин → 10 мин.</w:t>
+      </w:r>
+    </w:p>
+    <w:p>
+      <w:pPr>
+        <w:pStyle w:val="a3"/>
+        <w:numPr>
+          <w:ilvl w:val="3"/>
+          <w:numId w:val="5"/>
+        </w:numPr>
+        <w:tabs>
+          <w:tab w:val="left" w:pos="993"/>
+        </w:tabs>
+        <w:suppressAutoHyphens/>
+        <w:spacing w:line="360" w:lineRule="auto"/>
+        <w:ind w:left="0" w:firstLine="709"/>
+        <w:jc w:val="both"/>
+        <w:rPr>
+          <w:rFonts w:ascii="Times New Roman" w:eastAsia="Aptos" w:hAnsi="Times New Roman" w:cs="Aptos"/>
+          <w:sz w:val="28"/>
+          <w:szCs w:val="24"/>
+          <w:u w:val="single"/>
+        </w:rPr>
+      </w:pPr>
+      <w:r>
+        <w:rPr>
+          <w:rFonts w:ascii="Times New Roman" w:eastAsia="Aptos" w:hAnsi="Times New Roman" w:cs="Aptos"/>
+          <w:sz w:val="28"/>
+          <w:szCs w:val="24"/>
+          <w:u w:val="single"/>
+        </w:rPr>
+        <w:t>Прямой экономический эффект</w:t>
+      </w:r>
+    </w:p>
+    <w:p>
+      <w:pPr>
+        <w:pStyle w:val="a3"/>
+        <w:numPr>
+          <w:ilvl w:val="0"/>
+          <w:numId w:val="15"/>
+        </w:numPr>
+        <w:tabs>
+          <w:tab w:val="left" w:pos="993"/>
+        </w:tabs>
+        <w:suppressAutoHyphens/>
+        <w:spacing w:line="360" w:lineRule="auto"/>
+        <w:ind w:left="0" w:firstLine="709"/>
+        <w:jc w:val="both"/>
+        <w:rPr>
+          <w:rFonts w:ascii="Times New Roman" w:eastAsia="Aptos" w:hAnsi="Times New Roman" w:cs="Aptos"/>
+          <w:sz w:val="28"/>
+          <w:szCs w:val="24"/>
+        </w:rPr>
+      </w:pPr>
+      <w:r>
+        <w:rPr>
+          <w:rFonts w:ascii="Times New Roman" w:eastAsia="Aptos" w:hAnsi="Times New Roman" w:cs="Aptos"/>
+          <w:sz w:val="28"/>
+          <w:szCs w:val="24"/>
+        </w:rPr>
+        <w:t>Экономия трудозатрат: 450</w:t>
+      </w:r>
+      <w:r>
+        <w:rPr>
+          <w:rFonts w:ascii="Times New Roman" w:eastAsia="Aptos" w:hAnsi="Times New Roman" w:cs="Aptos"/>
+          <w:sz w:val="28"/>
+          <w:szCs w:val="24"/>
+        </w:rPr>
+        <w:t xml:space="preserve"> событий/год</w:t>
+      </w:r>
+      <w:r>
+        <w:rPr>
+          <w:rFonts w:ascii="Times New Roman" w:eastAsia="Aptos" w:hAnsi="Times New Roman" w:cs="Aptos"/>
+          <w:sz w:val="28"/>
+          <w:szCs w:val="24"/>
+        </w:rPr>
+        <w:t xml:space="preserve"> </w:t>
+      </w:r>
+      <w:r>
+        <w:rPr>
+          <w:rFonts w:ascii="Times New Roman" w:eastAsia="Aptos" w:hAnsi="Times New Roman" w:cs="Aptos"/>
+          <w:sz w:val="28"/>
+          <w:szCs w:val="24"/>
+        </w:rPr>
+        <w:t>*</w:t>
+      </w:r>
+      <w:r>
+        <w:rPr>
+          <w:rFonts w:ascii="Times New Roman" w:eastAsia="Aptos" w:hAnsi="Times New Roman" w:cs="Aptos"/>
+          <w:sz w:val="28"/>
+          <w:szCs w:val="24"/>
+        </w:rPr>
+        <w:t xml:space="preserve"> 25 мин</w:t>
+      </w:r>
+      <w:r>
+        <w:rPr>
+          <w:rFonts w:ascii="Times New Roman" w:eastAsia="Aptos" w:hAnsi="Times New Roman" w:cs="Aptos"/>
+          <w:sz w:val="28"/>
+          <w:szCs w:val="24"/>
+        </w:rPr>
+        <w:t>/событие</w:t>
+      </w:r>
+      <w:r>
+        <w:rPr>
+          <w:rFonts w:ascii="Times New Roman" w:eastAsia="Aptos" w:hAnsi="Times New Roman" w:cs="Aptos"/>
+          <w:sz w:val="28"/>
+          <w:szCs w:val="24"/>
+        </w:rPr>
+        <w:t xml:space="preserve"> = 187,5 ч/год→ 225 000 </w:t>
+      </w:r>
+      <w:r>
+        <w:rPr>
+          <w:rFonts w:ascii="Times New Roman" w:eastAsia="Aptos" w:hAnsi="Times New Roman" w:cs="Aptos"/>
+          <w:sz w:val="28"/>
+          <w:szCs w:val="24"/>
+        </w:rPr>
+        <w:t>руб.</w:t>
+      </w:r>
+      <w:r>
+        <w:rPr>
+          <w:rFonts w:ascii="Times New Roman" w:eastAsia="Aptos" w:hAnsi="Times New Roman" w:cs="Aptos"/>
+          <w:sz w:val="28"/>
+          <w:szCs w:val="24"/>
+        </w:rPr>
+        <w:t>/год.</w:t>
+      </w:r>
+    </w:p>
+    <w:p>
+      <w:pPr>
+        <w:pStyle w:val="a3"/>
+        <w:numPr>
+          <w:ilvl w:val="0"/>
+          <w:numId w:val="15"/>
+        </w:numPr>
+        <w:tabs>
+          <w:tab w:val="left" w:pos="993"/>
+        </w:tabs>
+        <w:suppressAutoHyphens/>
+        <w:spacing w:line="360" w:lineRule="auto"/>
+        <w:ind w:left="0" w:firstLine="709"/>
+        <w:jc w:val="both"/>
+        <w:rPr>
+          <w:rFonts w:ascii="Times New Roman" w:eastAsia="Aptos" w:hAnsi="Times New Roman" w:cs="Aptos"/>
+          <w:sz w:val="28"/>
+          <w:szCs w:val="24"/>
+        </w:rPr>
+      </w:pPr>
+      <w:r>
+        <w:rPr>
+          <w:rFonts w:ascii="Times New Roman" w:eastAsia="Aptos" w:hAnsi="Times New Roman" w:cs="Aptos"/>
+          <w:sz w:val="28"/>
+          <w:szCs w:val="24"/>
+        </w:rPr>
+        <w:t>Снижение затрат на инциденты:</w:t>
+      </w:r>
+      <w:r>
+        <w:rPr>
+          <w:rFonts w:ascii="Times New Roman" w:eastAsia="Aptos" w:hAnsi="Times New Roman" w:cs="Aptos"/>
+          <w:sz w:val="28"/>
+          <w:szCs w:val="24"/>
+        </w:rPr>
+        <w:t xml:space="preserve"> </w:t>
+      </w:r>
+      <w:r>
+        <w:rPr>
+          <w:rFonts w:ascii="Times New Roman" w:eastAsia="Aptos" w:hAnsi="Times New Roman" w:cs="Aptos"/>
+          <w:sz w:val="28"/>
+          <w:szCs w:val="24"/>
+        </w:rPr>
+        <w:t>=</w:t>
+      </w:r>
+      <w:r>
+        <w:rPr>
+          <w:rFonts w:ascii="Times New Roman" w:eastAsia="Aptos" w:hAnsi="Times New Roman" w:cs="Aptos"/>
+          <w:sz w:val="28"/>
+          <w:szCs w:val="24"/>
+        </w:rPr>
+        <w:t xml:space="preserve"> </w:t>
+      </w:r>
+      <w:r>
+        <w:rPr>
+          <w:rFonts w:ascii="Times New Roman" w:eastAsia="Aptos" w:hAnsi="Times New Roman" w:cs="Aptos"/>
+          <w:sz w:val="28"/>
+          <w:szCs w:val="24"/>
+        </w:rPr>
+        <w:t xml:space="preserve">3 инцидента/кв. = 12/год→ 1 800 000 </w:t>
+      </w:r>
+      <w:r>
+        <w:rPr>
+          <w:rFonts w:ascii="Times New Roman" w:eastAsia="Aptos" w:hAnsi="Times New Roman" w:cs="Aptos"/>
+          <w:sz w:val="28"/>
+          <w:szCs w:val="24"/>
+        </w:rPr>
+        <w:t>руб.</w:t>
+      </w:r>
+      <w:r>
+        <w:rPr>
+          <w:rFonts w:ascii="Times New Roman" w:eastAsia="Aptos" w:hAnsi="Times New Roman" w:cs="Aptos"/>
+          <w:sz w:val="28"/>
+          <w:szCs w:val="24"/>
+        </w:rPr>
+        <w:t>/год.</w:t>
+      </w:r>
+    </w:p>
+    <w:p>
+      <w:pPr>
+        <w:pStyle w:val="a3"/>
+        <w:numPr>
+          <w:ilvl w:val="0"/>
+          <w:numId w:val="15"/>
+        </w:numPr>
+        <w:tabs>
+          <w:tab w:val="left" w:pos="993"/>
+        </w:tabs>
+        <w:suppressAutoHyphens/>
+        <w:spacing w:after="0" w:line="360" w:lineRule="auto"/>
+        <w:ind w:left="0" w:firstLine="709"/>
+        <w:jc w:val="both"/>
+        <w:rPr>
+          <w:rFonts w:ascii="Times New Roman" w:eastAsia="Aptos" w:hAnsi="Times New Roman" w:cs="Aptos"/>
+          <w:sz w:val="28"/>
+          <w:szCs w:val="24"/>
+        </w:rPr>
+      </w:pPr>
+      <w:r>
+        <w:rPr>
+          <w:rFonts w:ascii="Times New Roman" w:eastAsia="Aptos" w:hAnsi="Times New Roman" w:cs="Aptos"/>
+          <w:sz w:val="28"/>
+          <w:szCs w:val="24"/>
+        </w:rPr>
+        <w:t xml:space="preserve">Эффект от своевременной публикации (сужение спредов/избежание отмен): условно 100 000 </w:t>
+      </w:r>
+      <w:r>
+        <w:rPr>
+          <w:rFonts w:ascii="Times New Roman" w:eastAsia="Aptos" w:hAnsi="Times New Roman" w:cs="Aptos"/>
+          <w:sz w:val="28"/>
+          <w:szCs w:val="24"/>
+        </w:rPr>
+        <w:t>руб.</w:t>
+      </w:r>
+      <w:r>
+        <w:rPr>
+          <w:rFonts w:ascii="Times New Roman" w:eastAsia="Aptos" w:hAnsi="Times New Roman" w:cs="Aptos"/>
+          <w:sz w:val="28"/>
+          <w:szCs w:val="24"/>
+        </w:rPr>
+        <w:t>/год.</w:t>
       </w:r>
     </w:p>
     <w:p>
@@ -3874,16 +6982,28 @@
         <w:jc w:val="both"/>
         <w:rPr>
           <w:rFonts w:ascii="Times New Roman" w:eastAsia="Aptos" w:hAnsi="Times New Roman" w:cs="Aptos"/>
-          <w:sz w:val="28"/>
-          <w:szCs w:val="24"/>
-        </w:rPr>
-      </w:pPr>
+          <w:b/>
+          <w:bCs/>
+          <w:sz w:val="28"/>
+          <w:szCs w:val="24"/>
+        </w:rPr>
+      </w:pPr>
+      <w:r>
+        <w:rPr>
+          <w:rFonts w:ascii="Times New Roman" w:eastAsia="Aptos" w:hAnsi="Times New Roman" w:cs="Aptos"/>
+          <w:b/>
+          <w:bCs/>
+          <w:sz w:val="28"/>
+          <w:szCs w:val="24"/>
+        </w:rPr>
+        <w:t>Качественные эффекты (ключевые)</w:t>
+      </w:r>
     </w:p>
     <w:p>
       <w:pPr>
         <w:numPr>
           <w:ilvl w:val="0"/>
-          <w:numId w:val="5"/>
+          <w:numId w:val="16"/>
         </w:numPr>
         <w:tabs>
           <w:tab w:val="left" w:pos="993"/>
@@ -3895,21 +7015,258 @@
         <w:jc w:val="both"/>
         <w:rPr>
           <w:rFonts w:ascii="Times New Roman" w:eastAsia="Aptos" w:hAnsi="Times New Roman" w:cs="Aptos"/>
-          <w:b/>
-          <w:bCs/>
-          <w:sz w:val="28"/>
-          <w:szCs w:val="24"/>
-        </w:rPr>
-      </w:pPr>
-      <w:r>
-        <w:rPr>
-          <w:rFonts w:ascii="Times New Roman" w:eastAsia="Aptos" w:hAnsi="Times New Roman" w:cs="Aptos"/>
-          <w:b/>
-          <w:bCs/>
-          <w:sz w:val="28"/>
-          <w:szCs w:val="24"/>
-        </w:rPr>
-        <w:t>Оценить и описать техническую и программную архитектуру организации.</w:t>
+          <w:sz w:val="28"/>
+          <w:szCs w:val="24"/>
+        </w:rPr>
+      </w:pPr>
+      <w:r>
+        <w:rPr>
+          <w:rFonts w:ascii="Times New Roman" w:eastAsia="Aptos" w:hAnsi="Times New Roman" w:cs="Aptos"/>
+          <w:sz w:val="28"/>
+          <w:szCs w:val="24"/>
+        </w:rPr>
+        <w:t>Единые правила и калькуляции для всех классов активов</w:t>
+      </w:r>
+      <w:r>
+        <w:rPr>
+          <w:rFonts w:ascii="Times New Roman" w:eastAsia="Aptos" w:hAnsi="Times New Roman" w:cs="Aptos"/>
+          <w:sz w:val="28"/>
+          <w:szCs w:val="24"/>
+        </w:rPr>
+        <w:t>, что приводит к</w:t>
+      </w:r>
+      <w:r>
+        <w:rPr>
+          <w:rFonts w:ascii="Times New Roman" w:eastAsia="Aptos" w:hAnsi="Times New Roman" w:cs="Aptos"/>
+          <w:sz w:val="28"/>
+          <w:szCs w:val="24"/>
+        </w:rPr>
+        <w:t xml:space="preserve"> меньше</w:t>
+      </w:r>
+      <w:r>
+        <w:rPr>
+          <w:rFonts w:ascii="Times New Roman" w:eastAsia="Aptos" w:hAnsi="Times New Roman" w:cs="Aptos"/>
+          <w:sz w:val="28"/>
+          <w:szCs w:val="24"/>
+        </w:rPr>
+        <w:t>му</w:t>
+      </w:r>
+      <w:r>
+        <w:rPr>
+          <w:rFonts w:ascii="Times New Roman" w:eastAsia="Aptos" w:hAnsi="Times New Roman" w:cs="Aptos"/>
+          <w:sz w:val="28"/>
+          <w:szCs w:val="24"/>
+        </w:rPr>
+        <w:t xml:space="preserve"> расхождени</w:t>
+      </w:r>
+      <w:r>
+        <w:rPr>
+          <w:rFonts w:ascii="Times New Roman" w:eastAsia="Aptos" w:hAnsi="Times New Roman" w:cs="Aptos"/>
+          <w:sz w:val="28"/>
+          <w:szCs w:val="24"/>
+        </w:rPr>
+        <w:t>ю</w:t>
+      </w:r>
+      <w:r>
+        <w:rPr>
+          <w:rFonts w:ascii="Times New Roman" w:eastAsia="Aptos" w:hAnsi="Times New Roman" w:cs="Aptos"/>
+          <w:sz w:val="28"/>
+          <w:szCs w:val="24"/>
+        </w:rPr>
+        <w:t xml:space="preserve"> между отделами.</w:t>
+      </w:r>
+    </w:p>
+    <w:p>
+      <w:pPr>
+        <w:numPr>
+          <w:ilvl w:val="0"/>
+          <w:numId w:val="16"/>
+        </w:numPr>
+        <w:tabs>
+          <w:tab w:val="left" w:pos="993"/>
+        </w:tabs>
+        <w:suppressAutoHyphens/>
+        <w:spacing w:line="360" w:lineRule="auto"/>
+        <w:ind w:left="0" w:firstLine="709"/>
+        <w:contextualSpacing/>
+        <w:jc w:val="both"/>
+        <w:rPr>
+          <w:rFonts w:ascii="Times New Roman" w:eastAsia="Aptos" w:hAnsi="Times New Roman" w:cs="Aptos"/>
+          <w:sz w:val="28"/>
+          <w:szCs w:val="24"/>
+        </w:rPr>
+      </w:pPr>
+      <w:r>
+        <w:rPr>
+          <w:rFonts w:ascii="Times New Roman" w:eastAsia="Aptos" w:hAnsi="Times New Roman" w:cs="Aptos"/>
+          <w:sz w:val="28"/>
+          <w:szCs w:val="24"/>
+        </w:rPr>
+        <w:t>Снижение регуляторных рисков и «человеческого фактора».</w:t>
+      </w:r>
+    </w:p>
+    <w:p>
+      <w:pPr>
+        <w:numPr>
+          <w:ilvl w:val="0"/>
+          <w:numId w:val="16"/>
+        </w:numPr>
+        <w:tabs>
+          <w:tab w:val="left" w:pos="993"/>
+        </w:tabs>
+        <w:suppressAutoHyphens/>
+        <w:spacing w:line="360" w:lineRule="auto"/>
+        <w:ind w:left="0" w:firstLine="709"/>
+        <w:contextualSpacing/>
+        <w:jc w:val="both"/>
+        <w:rPr>
+          <w:rFonts w:ascii="Times New Roman" w:eastAsia="Aptos" w:hAnsi="Times New Roman" w:cs="Aptos"/>
+          <w:sz w:val="28"/>
+          <w:szCs w:val="24"/>
+        </w:rPr>
+      </w:pPr>
+      <w:r>
+        <w:rPr>
+          <w:rFonts w:ascii="Times New Roman" w:eastAsia="Aptos" w:hAnsi="Times New Roman" w:cs="Aptos"/>
+          <w:sz w:val="28"/>
+          <w:szCs w:val="24"/>
+        </w:rPr>
+        <w:t xml:space="preserve">Предсказуемые окна публикаций </w:t>
+      </w:r>
+      <w:r>
+        <w:rPr>
+          <w:rFonts w:ascii="Times New Roman" w:eastAsia="Aptos" w:hAnsi="Times New Roman" w:cs="Aptos"/>
+          <w:sz w:val="28"/>
+          <w:szCs w:val="24"/>
+        </w:rPr>
+        <w:t>по</w:t>
+      </w:r>
+      <w:r>
+        <w:rPr>
+          <w:rFonts w:ascii="Times New Roman" w:eastAsia="Aptos" w:hAnsi="Times New Roman" w:cs="Aptos"/>
+          <w:sz w:val="28"/>
+          <w:szCs w:val="24"/>
+        </w:rPr>
+        <w:t>выш</w:t>
+      </w:r>
+      <w:r>
+        <w:rPr>
+          <w:rFonts w:ascii="Times New Roman" w:eastAsia="Aptos" w:hAnsi="Times New Roman" w:cs="Aptos"/>
+          <w:sz w:val="28"/>
+          <w:szCs w:val="24"/>
+        </w:rPr>
+        <w:t>а</w:t>
+      </w:r>
+      <w:r>
+        <w:rPr>
+          <w:rFonts w:ascii="Times New Roman" w:eastAsia="Aptos" w:hAnsi="Times New Roman" w:cs="Aptos"/>
+          <w:sz w:val="28"/>
+          <w:szCs w:val="24"/>
+        </w:rPr>
+        <w:t>е</w:t>
+      </w:r>
+      <w:r>
+        <w:rPr>
+          <w:rFonts w:ascii="Times New Roman" w:eastAsia="Aptos" w:hAnsi="Times New Roman" w:cs="Aptos"/>
+          <w:sz w:val="28"/>
+          <w:szCs w:val="24"/>
+        </w:rPr>
+        <w:t>т</w:t>
+      </w:r>
+      <w:r>
+        <w:rPr>
+          <w:rFonts w:ascii="Times New Roman" w:eastAsia="Aptos" w:hAnsi="Times New Roman" w:cs="Aptos"/>
+          <w:sz w:val="28"/>
+          <w:szCs w:val="24"/>
+        </w:rPr>
+        <w:t xml:space="preserve"> удовлетворённость участников и маркет-мейкеров.</w:t>
+      </w:r>
+    </w:p>
+    <w:p>
+      <w:pPr>
+        <w:numPr>
+          <w:ilvl w:val="0"/>
+          <w:numId w:val="16"/>
+        </w:numPr>
+        <w:tabs>
+          <w:tab w:val="left" w:pos="993"/>
+        </w:tabs>
+        <w:suppressAutoHyphens/>
+        <w:spacing w:line="360" w:lineRule="auto"/>
+        <w:ind w:left="0" w:firstLine="709"/>
+        <w:contextualSpacing/>
+        <w:jc w:val="both"/>
+        <w:rPr>
+          <w:rFonts w:ascii="Times New Roman" w:eastAsia="Aptos" w:hAnsi="Times New Roman" w:cs="Aptos"/>
+          <w:sz w:val="28"/>
+          <w:szCs w:val="24"/>
+        </w:rPr>
+      </w:pPr>
+      <w:r>
+        <w:rPr>
+          <w:rFonts w:ascii="Times New Roman" w:eastAsia="Aptos" w:hAnsi="Times New Roman" w:cs="Aptos"/>
+          <w:sz w:val="28"/>
+          <w:szCs w:val="24"/>
+        </w:rPr>
+        <w:t>Сокращение времени онбординга новых сотрудников за счёт стандартизированных шагов.</w:t>
+      </w:r>
+    </w:p>
+    <w:p>
+      <w:pPr>
+        <w:numPr>
+          <w:ilvl w:val="0"/>
+          <w:numId w:val="16"/>
+        </w:numPr>
+        <w:tabs>
+          <w:tab w:val="left" w:pos="993"/>
+        </w:tabs>
+        <w:suppressAutoHyphens/>
+        <w:spacing w:line="360" w:lineRule="auto"/>
+        <w:ind w:left="0" w:firstLine="709"/>
+        <w:contextualSpacing/>
+        <w:jc w:val="both"/>
+        <w:rPr>
+          <w:rFonts w:ascii="Times New Roman" w:eastAsia="Aptos" w:hAnsi="Times New Roman" w:cs="Aptos"/>
+          <w:sz w:val="28"/>
+          <w:szCs w:val="24"/>
+        </w:rPr>
+      </w:pPr>
+      <w:r>
+        <w:rPr>
+          <w:rFonts w:ascii="Times New Roman" w:eastAsia="Aptos" w:hAnsi="Times New Roman" w:cs="Aptos"/>
+          <w:sz w:val="28"/>
+          <w:szCs w:val="24"/>
+        </w:rPr>
+        <w:t>Готовность к внешним аудитам: воспроизводимость расчётов «как на дату».</w:t>
+      </w:r>
+    </w:p>
+    <w:p>
+      <w:pPr>
+        <w:numPr>
+          <w:ilvl w:val="0"/>
+          <w:numId w:val="16"/>
+        </w:numPr>
+        <w:tabs>
+          <w:tab w:val="left" w:pos="993"/>
+        </w:tabs>
+        <w:suppressAutoHyphens/>
+        <w:spacing w:line="360" w:lineRule="auto"/>
+        <w:ind w:left="0" w:firstLine="709"/>
+        <w:contextualSpacing/>
+        <w:jc w:val="both"/>
+        <w:rPr>
+          <w:rFonts w:ascii="Times New Roman" w:eastAsia="Aptos" w:hAnsi="Times New Roman" w:cs="Aptos"/>
+          <w:sz w:val="28"/>
+          <w:szCs w:val="24"/>
+        </w:rPr>
+      </w:pPr>
+      <w:r>
+        <w:rPr>
+          <w:rFonts w:ascii="Times New Roman" w:eastAsia="Aptos" w:hAnsi="Times New Roman" w:cs="Aptos"/>
+          <w:sz w:val="28"/>
+          <w:szCs w:val="24"/>
+        </w:rPr>
+        <w:t>Освобождение времени экспертов для продуктовых задач (новые серии, методология).</w:t>
       </w:r>
     </w:p>
     <w:p>
@@ -3924,27 +7281,32 @@
         <w:jc w:val="both"/>
         <w:rPr>
           <w:rFonts w:ascii="Times New Roman" w:eastAsia="Aptos" w:hAnsi="Times New Roman" w:cs="Aptos"/>
-          <w:b/>
-          <w:bCs/>
-          <w:sz w:val="28"/>
-          <w:szCs w:val="24"/>
-        </w:rPr>
-      </w:pPr>
-      <w:r>
-        <w:rPr>
-          <w:rFonts w:ascii="Times New Roman" w:eastAsia="Aptos" w:hAnsi="Times New Roman" w:cs="Aptos"/>
-          <w:b/>
-          <w:bCs/>
-          <w:sz w:val="28"/>
-          <w:szCs w:val="24"/>
-        </w:rPr>
-        <w:t>Разработать:</w:t>
-      </w:r>
+          <w:sz w:val="28"/>
+          <w:szCs w:val="24"/>
+        </w:rPr>
+      </w:pPr>
     </w:p>
     <w:p>
       <w:pPr>
+        <w:tabs>
+          <w:tab w:val="left" w:pos="993"/>
+        </w:tabs>
+        <w:suppressAutoHyphens/>
+        <w:spacing w:line="360" w:lineRule="auto"/>
+        <w:ind w:firstLine="709"/>
+        <w:contextualSpacing/>
+        <w:jc w:val="both"/>
+        <w:rPr>
+          <w:rFonts w:ascii="Times New Roman" w:eastAsia="Aptos" w:hAnsi="Times New Roman" w:cs="Aptos"/>
+          <w:sz w:val="28"/>
+          <w:szCs w:val="24"/>
+        </w:rPr>
+      </w:pPr>
+    </w:p>
+    <w:p>
+      <w:pPr>
         <w:numPr>
-          <w:ilvl w:val="1"/>
+          <w:ilvl w:val="0"/>
           <w:numId w:val="5"/>
         </w:numPr>
         <w:tabs>
@@ -3957,25 +7319,57 @@
         <w:jc w:val="both"/>
         <w:rPr>
           <w:rFonts w:ascii="Times New Roman" w:eastAsia="Aptos" w:hAnsi="Times New Roman" w:cs="Aptos"/>
-          <w:sz w:val="28"/>
-          <w:szCs w:val="24"/>
-          <w:u w:val="single"/>
-        </w:rPr>
-      </w:pPr>
-      <w:r>
-        <w:rPr>
-          <w:rFonts w:ascii="Times New Roman" w:eastAsia="Aptos" w:hAnsi="Times New Roman" w:cs="Aptos"/>
-          <w:sz w:val="28"/>
-          <w:szCs w:val="24"/>
-          <w:u w:val="single"/>
-        </w:rPr>
-        <w:t xml:space="preserve">Технические требования к серверу БД: </w:t>
+          <w:b/>
+          <w:bCs/>
+          <w:sz w:val="28"/>
+          <w:szCs w:val="24"/>
+        </w:rPr>
+      </w:pPr>
+      <w:r>
+        <w:rPr>
+          <w:rFonts w:ascii="Times New Roman" w:eastAsia="Aptos" w:hAnsi="Times New Roman" w:cs="Aptos"/>
+          <w:b/>
+          <w:bCs/>
+          <w:sz w:val="28"/>
+          <w:szCs w:val="24"/>
+        </w:rPr>
+        <w:lastRenderedPageBreak/>
+        <w:t>Оценить и описать техническую и программную архитектуру организации.</w:t>
       </w:r>
     </w:p>
     <w:p>
       <w:pPr>
+        <w:tabs>
+          <w:tab w:val="left" w:pos="993"/>
+        </w:tabs>
+        <w:suppressAutoHyphens/>
+        <w:spacing w:line="360" w:lineRule="auto"/>
+        <w:ind w:firstLine="709"/>
+        <w:contextualSpacing/>
+        <w:jc w:val="both"/>
+        <w:rPr>
+          <w:rFonts w:ascii="Times New Roman" w:eastAsia="Aptos" w:hAnsi="Times New Roman" w:cs="Aptos"/>
+          <w:b/>
+          <w:bCs/>
+          <w:sz w:val="28"/>
+          <w:szCs w:val="24"/>
+        </w:rPr>
+      </w:pPr>
+      <w:r>
+        <w:rPr>
+          <w:rFonts w:ascii="Times New Roman" w:eastAsia="Aptos" w:hAnsi="Times New Roman" w:cs="Aptos"/>
+          <w:b/>
+          <w:bCs/>
+          <w:sz w:val="28"/>
+          <w:szCs w:val="24"/>
+        </w:rPr>
+        <w:t>Разработать:</w:t>
+      </w:r>
+    </w:p>
+    <w:p>
+      <w:pPr>
         <w:numPr>
-          <w:ilvl w:val="2"/>
+          <w:ilvl w:val="1"/>
           <w:numId w:val="5"/>
         </w:numPr>
         <w:tabs>
@@ -3990,21 +7384,23 @@
           <w:rFonts w:ascii="Times New Roman" w:eastAsia="Aptos" w:hAnsi="Times New Roman" w:cs="Aptos"/>
           <w:sz w:val="28"/>
           <w:szCs w:val="24"/>
-        </w:rPr>
-      </w:pPr>
-      <w:r>
-        <w:rPr>
-          <w:rFonts w:ascii="Times New Roman" w:eastAsia="Aptos" w:hAnsi="Times New Roman" w:cs="Aptos"/>
-          <w:sz w:val="28"/>
-          <w:szCs w:val="24"/>
-        </w:rPr>
-        <w:t xml:space="preserve">аппаратная конфигурация: </w:t>
+          <w:u w:val="single"/>
+        </w:rPr>
+      </w:pPr>
+      <w:r>
+        <w:rPr>
+          <w:rFonts w:ascii="Times New Roman" w:eastAsia="Aptos" w:hAnsi="Times New Roman" w:cs="Aptos"/>
+          <w:sz w:val="28"/>
+          <w:szCs w:val="24"/>
+          <w:u w:val="single"/>
+        </w:rPr>
+        <w:t xml:space="preserve">Технические требования к серверу БД: </w:t>
       </w:r>
     </w:p>
     <w:p>
       <w:pPr>
         <w:numPr>
-          <w:ilvl w:val="3"/>
+          <w:ilvl w:val="2"/>
           <w:numId w:val="5"/>
         </w:numPr>
         <w:tabs>
@@ -4027,47 +7423,7 @@
           <w:sz w:val="28"/>
           <w:szCs w:val="24"/>
         </w:rPr>
-        <w:t xml:space="preserve">марка и модель ЦП - </w:t>
-      </w:r>
-      <w:r>
-        <w:rPr>
-          <w:rFonts w:ascii="Times New Roman" w:eastAsia="Aptos" w:hAnsi="Times New Roman" w:cs="Aptos"/>
-          <w:b/>
-          <w:bCs/>
-          <w:sz w:val="28"/>
-          <w:szCs w:val="24"/>
-        </w:rPr>
-        <w:t xml:space="preserve">Intel Xeon Gold 6348 (28 ядер, 2.6 </w:t>
-      </w:r>
-      <w:proofErr w:type="spellStart"/>
-      <w:r>
-        <w:rPr>
-          <w:rFonts w:ascii="Times New Roman" w:eastAsia="Aptos" w:hAnsi="Times New Roman" w:cs="Aptos"/>
-          <w:b/>
-          <w:bCs/>
-          <w:sz w:val="28"/>
-          <w:szCs w:val="24"/>
-        </w:rPr>
-        <w:t>GHz</w:t>
-      </w:r>
-      <w:proofErr w:type="spellEnd"/>
-      <w:r>
-        <w:rPr>
-          <w:rFonts w:ascii="Times New Roman" w:eastAsia="Aptos" w:hAnsi="Times New Roman" w:cs="Aptos"/>
-          <w:b/>
-          <w:bCs/>
-          <w:sz w:val="28"/>
-          <w:szCs w:val="24"/>
-        </w:rPr>
-        <w:t>) </w:t>
-      </w:r>
-      <w:r>
-        <w:rPr>
-          <w:rFonts w:ascii="Times New Roman" w:eastAsia="Aptos" w:hAnsi="Times New Roman" w:cs="Aptos"/>
-          <w:sz w:val="28"/>
-          <w:szCs w:val="24"/>
-        </w:rPr>
-        <w:t xml:space="preserve">, </w:t>
+        <w:t xml:space="preserve">аппаратная конфигурация: </w:t>
       </w:r>
     </w:p>
     <w:p>
@@ -4096,7 +7452,7 @@
           <w:sz w:val="28"/>
           <w:szCs w:val="24"/>
         </w:rPr>
-        <w:t xml:space="preserve">марки, модели и объем оперативной памяти - </w:t>
+        <w:t xml:space="preserve">марка и модель ЦП - </w:t>
       </w:r>
       <w:r>
         <w:rPr>
@@ -4106,29 +7462,7 @@
           <w:sz w:val="28"/>
           <w:szCs w:val="24"/>
         </w:rPr>
-        <w:t xml:space="preserve">256 GB DDR4 ECC </w:t>
-      </w:r>
-      <w:proofErr w:type="spellStart"/>
-      <w:r>
-        <w:rPr>
-          <w:rFonts w:ascii="Times New Roman" w:eastAsia="Aptos" w:hAnsi="Times New Roman" w:cs="Aptos"/>
-          <w:b/>
-          <w:bCs/>
-          <w:sz w:val="28"/>
-          <w:szCs w:val="24"/>
-        </w:rPr>
-        <w:t>Registered</w:t>
-      </w:r>
-      <w:proofErr w:type="spellEnd"/>
-      <w:r>
-        <w:rPr>
-          <w:rFonts w:ascii="Times New Roman" w:eastAsia="Aptos" w:hAnsi="Times New Roman" w:cs="Aptos"/>
-          <w:b/>
-          <w:bCs/>
-          <w:sz w:val="28"/>
-          <w:szCs w:val="24"/>
-        </w:rPr>
-        <w:t xml:space="preserve"> RAM, минимум 512 ГБ для кластера</w:t>
+        <w:t>Intel Xeon Gold 6348 (28 ядер, 2.6 GHz) </w:t>
       </w:r>
       <w:r>
         <w:rPr>
@@ -4165,7 +7499,7 @@
           <w:sz w:val="28"/>
           <w:szCs w:val="24"/>
         </w:rPr>
-        <w:t xml:space="preserve">марки, модели и объемы накопителей - </w:t>
+        <w:t xml:space="preserve">марки, модели и объем оперативной памяти - </w:t>
       </w:r>
       <w:r>
         <w:rPr>
@@ -4175,51 +7509,7 @@
           <w:sz w:val="28"/>
           <w:szCs w:val="24"/>
         </w:rPr>
-        <w:t> Enterprise-</w:t>
-      </w:r>
-      <w:proofErr w:type="spellStart"/>
-      <w:r>
-        <w:rPr>
-          <w:rFonts w:ascii="Times New Roman" w:eastAsia="Aptos" w:hAnsi="Times New Roman" w:cs="Aptos"/>
-          <w:b/>
-          <w:bCs/>
-          <w:sz w:val="28"/>
-          <w:szCs w:val="24"/>
-        </w:rPr>
-        <w:t>class</w:t>
-      </w:r>
-      <w:proofErr w:type="spellEnd"/>
-      <w:r>
-        <w:rPr>
-          <w:rFonts w:ascii="Times New Roman" w:eastAsia="Aptos" w:hAnsi="Times New Roman" w:cs="Aptos"/>
-          <w:b/>
-          <w:bCs/>
-          <w:sz w:val="28"/>
-          <w:szCs w:val="24"/>
-        </w:rPr>
-        <w:t xml:space="preserve"> SSD (</w:t>
-      </w:r>
-      <w:proofErr w:type="spellStart"/>
-      <w:r>
-        <w:rPr>
-          <w:rFonts w:ascii="Times New Roman" w:eastAsia="Aptos" w:hAnsi="Times New Roman" w:cs="Aptos"/>
-          <w:b/>
-          <w:bCs/>
-          <w:sz w:val="28"/>
-          <w:szCs w:val="24"/>
-        </w:rPr>
-        <w:t>NVMe</w:t>
-      </w:r>
-      <w:proofErr w:type="spellEnd"/>
-      <w:r>
-        <w:rPr>
-          <w:rFonts w:ascii="Times New Roman" w:eastAsia="Aptos" w:hAnsi="Times New Roman" w:cs="Aptos"/>
-          <w:b/>
-          <w:bCs/>
-          <w:sz w:val="28"/>
-          <w:szCs w:val="24"/>
-        </w:rPr>
-        <w:t>), система и СУБД: 2 x 960 GB SSD в RAID 1, база данных и журналы транзакций: 4 x 3.84 TB SSD в RAID 10 </w:t>
+        <w:t>256 GB DDR4 ECC Registered RAM, минимум 512 ГБ для кластера</w:t>
       </w:r>
       <w:r>
         <w:rPr>
@@ -4256,7 +7546,7 @@
           <w:sz w:val="28"/>
           <w:szCs w:val="24"/>
         </w:rPr>
-        <w:t xml:space="preserve">марки и модели сетевых адаптеров - </w:t>
+        <w:t xml:space="preserve">марки, модели и объемы накопителей - </w:t>
       </w:r>
       <w:r>
         <w:rPr>
@@ -4266,37 +7556,15 @@
           <w:sz w:val="28"/>
           <w:szCs w:val="24"/>
         </w:rPr>
-        <w:t xml:space="preserve">2 x 10 </w:t>
-      </w:r>
-      <w:proofErr w:type="spellStart"/>
-      <w:r>
-        <w:rPr>
-          <w:rFonts w:ascii="Times New Roman" w:eastAsia="Aptos" w:hAnsi="Times New Roman" w:cs="Aptos"/>
-          <w:b/>
-          <w:bCs/>
-          <w:sz w:val="28"/>
-          <w:szCs w:val="24"/>
-        </w:rPr>
-        <w:t>Gbps</w:t>
-      </w:r>
-      <w:proofErr w:type="spellEnd"/>
-      <w:r>
-        <w:rPr>
-          <w:rFonts w:ascii="Times New Roman" w:eastAsia="Aptos" w:hAnsi="Times New Roman" w:cs="Aptos"/>
-          <w:b/>
-          <w:bCs/>
-          <w:sz w:val="28"/>
-          <w:szCs w:val="24"/>
-        </w:rPr>
-        <w:t xml:space="preserve"> SFP+ сетевых адаптера (например, Intel X710)</w:t>
-      </w:r>
-      <w:r>
-        <w:rPr>
-          <w:rFonts w:ascii="Times New Roman" w:eastAsia="Aptos" w:hAnsi="Times New Roman" w:cs="Aptos"/>
-          <w:sz w:val="28"/>
-          <w:szCs w:val="24"/>
-        </w:rPr>
-        <w:t>,</w:t>
+        <w:t> Enterprise-class SSD (NVMe), система и СУБД: 2 x 960 GB SSD в RAID 1, база данных и журналы транзакций: 4 x 3.84 TB SSD в RAID 10 </w:t>
+      </w:r>
+      <w:r>
+        <w:rPr>
+          <w:rFonts w:ascii="Times New Roman" w:eastAsia="Aptos" w:hAnsi="Times New Roman" w:cs="Aptos"/>
+          <w:sz w:val="28"/>
+          <w:szCs w:val="24"/>
+        </w:rPr>
+        <w:t xml:space="preserve">, </w:t>
       </w:r>
     </w:p>
     <w:p>
@@ -4325,8 +7593,7 @@
           <w:sz w:val="28"/>
           <w:szCs w:val="24"/>
         </w:rPr>
-        <w:lastRenderedPageBreak/>
-        <w:t xml:space="preserve">характеристики силовой подсистемы – марки и модели встроенных БП, марки и модели ИБП - </w:t>
+        <w:t xml:space="preserve">марки и модели сетевых адаптеров - </w:t>
       </w:r>
       <w:r>
         <w:rPr>
@@ -4336,15 +7603,44 @@
           <w:sz w:val="28"/>
           <w:szCs w:val="24"/>
         </w:rPr>
-        <w:t>Встроенные БП:</w:t>
-      </w:r>
-      <w:r>
-        <w:rPr>
-          <w:rFonts w:ascii="Times New Roman" w:eastAsia="Aptos" w:hAnsi="Times New Roman" w:cs="Aptos"/>
-          <w:sz w:val="28"/>
-          <w:szCs w:val="24"/>
-        </w:rPr>
-        <w:t> </w:t>
+        <w:t>2 x 10 Gbps SFP+ сетевых адаптера (например, Intel X710)</w:t>
+      </w:r>
+      <w:r>
+        <w:rPr>
+          <w:rFonts w:ascii="Times New Roman" w:eastAsia="Aptos" w:hAnsi="Times New Roman" w:cs="Aptos"/>
+          <w:sz w:val="28"/>
+          <w:szCs w:val="24"/>
+        </w:rPr>
+        <w:t>,</w:t>
+      </w:r>
+    </w:p>
+    <w:p>
+      <w:pPr>
+        <w:numPr>
+          <w:ilvl w:val="3"/>
+          <w:numId w:val="5"/>
+        </w:numPr>
+        <w:tabs>
+          <w:tab w:val="left" w:pos="993"/>
+        </w:tabs>
+        <w:suppressAutoHyphens/>
+        <w:spacing w:line="360" w:lineRule="auto"/>
+        <w:ind w:left="0" w:firstLine="709"/>
+        <w:contextualSpacing/>
+        <w:jc w:val="both"/>
+        <w:rPr>
+          <w:rFonts w:ascii="Times New Roman" w:eastAsia="Aptos" w:hAnsi="Times New Roman" w:cs="Aptos"/>
+          <w:sz w:val="28"/>
+          <w:szCs w:val="24"/>
+        </w:rPr>
+      </w:pPr>
+      <w:r>
+        <w:rPr>
+          <w:rFonts w:ascii="Times New Roman" w:eastAsia="Aptos" w:hAnsi="Times New Roman" w:cs="Aptos"/>
+          <w:sz w:val="28"/>
+          <w:szCs w:val="24"/>
+        </w:rPr>
+        <w:t xml:space="preserve">характеристики силовой подсистемы – марки и модели встроенных БП, марки и модели ИБП - </w:t>
       </w:r>
       <w:r>
         <w:rPr>
@@ -4354,9 +7650,16 @@
           <w:sz w:val="28"/>
           <w:szCs w:val="24"/>
         </w:rPr>
-        <w:t xml:space="preserve">2 x 1600W Hot-Plug Power Supply Unit, ИБП: Статические ИБП (Online Double </w:t>
-      </w:r>
-      <w:proofErr w:type="spellStart"/>
+        <w:t>Встроенные БП:</w:t>
+      </w:r>
+      <w:r>
+        <w:rPr>
+          <w:rFonts w:ascii="Times New Roman" w:eastAsia="Aptos" w:hAnsi="Times New Roman" w:cs="Aptos"/>
+          <w:sz w:val="28"/>
+          <w:szCs w:val="24"/>
+        </w:rPr>
+        <w:t> </w:t>
+      </w:r>
       <w:r>
         <w:rPr>
           <w:rFonts w:ascii="Times New Roman" w:eastAsia="Aptos" w:hAnsi="Times New Roman" w:cs="Aptos"/>
@@ -4365,18 +7668,7 @@
           <w:sz w:val="28"/>
           <w:szCs w:val="24"/>
         </w:rPr>
-        <w:t>Conversion</w:t>
-      </w:r>
-      <w:proofErr w:type="spellEnd"/>
-      <w:r>
-        <w:rPr>
-          <w:rFonts w:ascii="Times New Roman" w:eastAsia="Aptos" w:hAnsi="Times New Roman" w:cs="Aptos"/>
-          <w:b/>
-          <w:bCs/>
-          <w:sz w:val="28"/>
-          <w:szCs w:val="24"/>
-        </w:rPr>
-        <w:t>)</w:t>
+        <w:t>2 x 1600W Hot-Plug Power Supply Unit, ИБП: Статические ИБП (Online Double Conversion)</w:t>
       </w:r>
       <w:r>
         <w:rPr>
@@ -4469,29 +7761,7 @@
           <w:sz w:val="28"/>
           <w:szCs w:val="24"/>
         </w:rPr>
-        <w:t>ООО "</w:t>
-      </w:r>
-      <w:proofErr w:type="spellStart"/>
-      <w:r>
-        <w:rPr>
-          <w:rFonts w:ascii="Times New Roman" w:eastAsia="Aptos" w:hAnsi="Times New Roman" w:cs="Aptos"/>
-          <w:b/>
-          <w:bCs/>
-          <w:sz w:val="28"/>
-          <w:szCs w:val="24"/>
-        </w:rPr>
-        <w:t>РусБИТех</w:t>
-      </w:r>
-      <w:proofErr w:type="spellEnd"/>
-      <w:r>
-        <w:rPr>
-          <w:rFonts w:ascii="Times New Roman" w:eastAsia="Aptos" w:hAnsi="Times New Roman" w:cs="Aptos"/>
-          <w:b/>
-          <w:bCs/>
-          <w:sz w:val="28"/>
-          <w:szCs w:val="24"/>
-        </w:rPr>
-        <w:t>-Астра", Астра Линукс SE (Сервер Особый), версия 1.7 (на базе RHEL 8);</w:t>
+        <w:t>ООО "РусБИТех-Астра", Астра Линукс SE (Сервер Особый), версия 1.7 (на базе RHEL 8);</w:t>
       </w:r>
       <w:r>
         <w:rPr>
@@ -4624,7 +7894,6 @@
         </w:rPr>
         <w:t xml:space="preserve">производитель, название, версия, модель лицензирования системы резервного копирования и восстановления - </w:t>
       </w:r>
-      <w:proofErr w:type="spellStart"/>
       <w:r>
         <w:rPr>
           <w:rFonts w:ascii="Times New Roman" w:eastAsia="Aptos" w:hAnsi="Times New Roman" w:cs="Aptos"/>
@@ -4633,9 +7902,16 @@
           <w:sz w:val="28"/>
           <w:szCs w:val="24"/>
         </w:rPr>
-        <w:t>Veeam</w:t>
-      </w:r>
-      <w:proofErr w:type="spellEnd"/>
+        <w:t>Veeam, Veeam Backup &amp; Replication, версия 12</w:t>
+      </w:r>
+      <w:r>
+        <w:rPr>
+          <w:rFonts w:ascii="Times New Roman" w:eastAsia="Aptos" w:hAnsi="Times New Roman" w:cs="Aptos"/>
+          <w:sz w:val="28"/>
+          <w:szCs w:val="24"/>
+        </w:rPr>
+        <w:t xml:space="preserve">, </w:t>
+      </w:r>
       <w:r>
         <w:rPr>
           <w:rFonts w:ascii="Times New Roman" w:eastAsia="Aptos" w:hAnsi="Times New Roman" w:cs="Aptos"/>
@@ -4644,113 +7920,7 @@
           <w:sz w:val="28"/>
           <w:szCs w:val="24"/>
         </w:rPr>
-        <w:t xml:space="preserve">, </w:t>
-      </w:r>
-      <w:proofErr w:type="spellStart"/>
-      <w:r>
-        <w:rPr>
-          <w:rFonts w:ascii="Times New Roman" w:eastAsia="Aptos" w:hAnsi="Times New Roman" w:cs="Aptos"/>
-          <w:b/>
-          <w:bCs/>
-          <w:sz w:val="28"/>
-          <w:szCs w:val="24"/>
-        </w:rPr>
-        <w:t>Veeam</w:t>
-      </w:r>
-      <w:proofErr w:type="spellEnd"/>
-      <w:r>
-        <w:rPr>
-          <w:rFonts w:ascii="Times New Roman" w:eastAsia="Aptos" w:hAnsi="Times New Roman" w:cs="Aptos"/>
-          <w:b/>
-          <w:bCs/>
-          <w:sz w:val="28"/>
-          <w:szCs w:val="24"/>
-        </w:rPr>
-        <w:t xml:space="preserve"> </w:t>
-      </w:r>
-      <w:proofErr w:type="spellStart"/>
-      <w:r>
-        <w:rPr>
-          <w:rFonts w:ascii="Times New Roman" w:eastAsia="Aptos" w:hAnsi="Times New Roman" w:cs="Aptos"/>
-          <w:b/>
-          <w:bCs/>
-          <w:sz w:val="28"/>
-          <w:szCs w:val="24"/>
-        </w:rPr>
-        <w:t>Backup</w:t>
-      </w:r>
-      <w:proofErr w:type="spellEnd"/>
-      <w:r>
-        <w:rPr>
-          <w:rFonts w:ascii="Times New Roman" w:eastAsia="Aptos" w:hAnsi="Times New Roman" w:cs="Aptos"/>
-          <w:b/>
-          <w:bCs/>
-          <w:sz w:val="28"/>
-          <w:szCs w:val="24"/>
-        </w:rPr>
-        <w:t xml:space="preserve"> &amp; </w:t>
-      </w:r>
-      <w:proofErr w:type="spellStart"/>
-      <w:r>
-        <w:rPr>
-          <w:rFonts w:ascii="Times New Roman" w:eastAsia="Aptos" w:hAnsi="Times New Roman" w:cs="Aptos"/>
-          <w:b/>
-          <w:bCs/>
-          <w:sz w:val="28"/>
-          <w:szCs w:val="24"/>
-        </w:rPr>
-        <w:t>Replication</w:t>
-      </w:r>
-      <w:proofErr w:type="spellEnd"/>
-      <w:r>
-        <w:rPr>
-          <w:rFonts w:ascii="Times New Roman" w:eastAsia="Aptos" w:hAnsi="Times New Roman" w:cs="Aptos"/>
-          <w:b/>
-          <w:bCs/>
-          <w:sz w:val="28"/>
-          <w:szCs w:val="24"/>
-        </w:rPr>
-        <w:t>, версия 12</w:t>
-      </w:r>
-      <w:r>
-        <w:rPr>
-          <w:rFonts w:ascii="Times New Roman" w:eastAsia="Aptos" w:hAnsi="Times New Roman" w:cs="Aptos"/>
-          <w:sz w:val="28"/>
-          <w:szCs w:val="24"/>
-        </w:rPr>
-        <w:t xml:space="preserve">, </w:t>
-      </w:r>
-      <w:r>
-        <w:rPr>
-          <w:rFonts w:ascii="Times New Roman" w:eastAsia="Aptos" w:hAnsi="Times New Roman" w:cs="Aptos"/>
-          <w:b/>
-          <w:bCs/>
-          <w:sz w:val="28"/>
-          <w:szCs w:val="24"/>
-        </w:rPr>
-        <w:t xml:space="preserve">модель </w:t>
-      </w:r>
-      <w:proofErr w:type="spellStart"/>
-      <w:r>
-        <w:rPr>
-          <w:rFonts w:ascii="Times New Roman" w:eastAsia="Aptos" w:hAnsi="Times New Roman" w:cs="Aptos"/>
-          <w:b/>
-          <w:bCs/>
-          <w:sz w:val="28"/>
-          <w:szCs w:val="24"/>
-        </w:rPr>
-        <w:t>лиценцирования</w:t>
-      </w:r>
-      <w:proofErr w:type="spellEnd"/>
-      <w:r>
-        <w:rPr>
-          <w:rFonts w:ascii="Times New Roman" w:eastAsia="Aptos" w:hAnsi="Times New Roman" w:cs="Aptos"/>
-          <w:b/>
-          <w:bCs/>
-          <w:sz w:val="28"/>
-          <w:szCs w:val="24"/>
-        </w:rPr>
-        <w:t>:</w:t>
+        <w:t>модель лиценцирования:</w:t>
       </w:r>
       <w:r>
         <w:rPr>
@@ -4815,9 +7985,8 @@
           <w:sz w:val="28"/>
           <w:szCs w:val="24"/>
         </w:rPr>
-        <w:t>штатный </w:t>
-      </w:r>
-      <w:proofErr w:type="spellStart"/>
+        <w:t xml:space="preserve">штатный nftables (преемник iptables) в </w:t>
+      </w:r>
       <w:r>
         <w:rPr>
           <w:rFonts w:ascii="Times New Roman" w:eastAsia="Aptos" w:hAnsi="Times New Roman" w:cs="Aptos"/>
@@ -4826,62 +7995,8 @@
           <w:sz w:val="28"/>
           <w:szCs w:val="24"/>
         </w:rPr>
-        <w:t>nftables</w:t>
-      </w:r>
-      <w:proofErr w:type="spellEnd"/>
-      <w:r>
-        <w:rPr>
-          <w:rFonts w:ascii="Times New Roman" w:eastAsia="Aptos" w:hAnsi="Times New Roman" w:cs="Aptos"/>
-          <w:b/>
-          <w:bCs/>
-          <w:sz w:val="28"/>
-          <w:szCs w:val="24"/>
-        </w:rPr>
-        <w:t> (преемник </w:t>
-      </w:r>
-      <w:proofErr w:type="spellStart"/>
-      <w:r>
-        <w:rPr>
-          <w:rFonts w:ascii="Times New Roman" w:eastAsia="Aptos" w:hAnsi="Times New Roman" w:cs="Aptos"/>
-          <w:b/>
-          <w:bCs/>
-          <w:sz w:val="28"/>
-          <w:szCs w:val="24"/>
-        </w:rPr>
-        <w:t>iptables</w:t>
-      </w:r>
-      <w:proofErr w:type="spellEnd"/>
-      <w:r>
-        <w:rPr>
-          <w:rFonts w:ascii="Times New Roman" w:eastAsia="Aptos" w:hAnsi="Times New Roman" w:cs="Aptos"/>
-          <w:b/>
-          <w:bCs/>
-          <w:sz w:val="28"/>
-          <w:szCs w:val="24"/>
-        </w:rPr>
-        <w:t>) в составе Астра Линукс. Управление через утилиты </w:t>
-      </w:r>
-      <w:proofErr w:type="spellStart"/>
-      <w:r>
-        <w:rPr>
-          <w:rFonts w:ascii="Times New Roman" w:eastAsia="Aptos" w:hAnsi="Times New Roman" w:cs="Aptos"/>
-          <w:b/>
-          <w:bCs/>
-          <w:sz w:val="28"/>
-          <w:szCs w:val="24"/>
-        </w:rPr>
-        <w:t>firewalld</w:t>
-      </w:r>
-      <w:proofErr w:type="spellEnd"/>
-      <w:r>
-        <w:rPr>
-          <w:rFonts w:ascii="Times New Roman" w:eastAsia="Aptos" w:hAnsi="Times New Roman" w:cs="Aptos"/>
-          <w:b/>
-          <w:bCs/>
-          <w:sz w:val="28"/>
-          <w:szCs w:val="24"/>
-        </w:rPr>
-        <w:t> или прямое редактирование правил</w:t>
+        <w:lastRenderedPageBreak/>
+        <w:t>составе Астра Линукс. Управление через утилиты firewalld или прямое редактирование правил</w:t>
       </w:r>
       <w:r>
         <w:rPr>
@@ -4928,51 +8043,7 @@
           <w:sz w:val="28"/>
           <w:szCs w:val="24"/>
         </w:rPr>
-        <w:t>ООО "</w:t>
-      </w:r>
-      <w:proofErr w:type="spellStart"/>
-      <w:r>
-        <w:rPr>
-          <w:rFonts w:ascii="Times New Roman" w:eastAsia="Aptos" w:hAnsi="Times New Roman" w:cs="Aptos"/>
-          <w:b/>
-          <w:bCs/>
-          <w:sz w:val="28"/>
-          <w:szCs w:val="24"/>
-        </w:rPr>
-        <w:t>Постгрес</w:t>
-      </w:r>
-      <w:proofErr w:type="spellEnd"/>
-      <w:r>
-        <w:rPr>
-          <w:rFonts w:ascii="Times New Roman" w:eastAsia="Aptos" w:hAnsi="Times New Roman" w:cs="Aptos"/>
-          <w:b/>
-          <w:bCs/>
-          <w:sz w:val="28"/>
-          <w:szCs w:val="24"/>
-        </w:rPr>
-        <w:t xml:space="preserve"> Профессиональный", </w:t>
-      </w:r>
-      <w:proofErr w:type="spellStart"/>
-      <w:r>
-        <w:rPr>
-          <w:rFonts w:ascii="Times New Roman" w:eastAsia="Aptos" w:hAnsi="Times New Roman" w:cs="Aptos"/>
-          <w:b/>
-          <w:bCs/>
-          <w:sz w:val="28"/>
-          <w:szCs w:val="24"/>
-        </w:rPr>
-        <w:t>Postgres</w:t>
-      </w:r>
-      <w:proofErr w:type="spellEnd"/>
-      <w:r>
-        <w:rPr>
-          <w:rFonts w:ascii="Times New Roman" w:eastAsia="Aptos" w:hAnsi="Times New Roman" w:cs="Aptos"/>
-          <w:b/>
-          <w:bCs/>
-          <w:sz w:val="28"/>
-          <w:szCs w:val="24"/>
-        </w:rPr>
-        <w:t xml:space="preserve"> Pro Enterprise, версия 14 (или актуальная)</w:t>
+        <w:t>ООО "Постгрес Профессиональный", Postgres Pro Enterprise, версия 14 (или актуальная)</w:t>
       </w:r>
       <w:r>
         <w:rPr>
@@ -5038,25 +8109,7 @@
           <w:sz w:val="28"/>
           <w:szCs w:val="24"/>
         </w:rPr>
-        <w:t xml:space="preserve">Производительность и надежность: Содержит множество патчей и оптимизаций поверх стандартного </w:t>
-      </w:r>
-      <w:proofErr w:type="spellStart"/>
-      <w:r>
-        <w:rPr>
-          <w:rFonts w:ascii="Times New Roman" w:eastAsia="Aptos" w:hAnsi="Times New Roman" w:cs="Aptos"/>
-          <w:sz w:val="28"/>
-          <w:szCs w:val="24"/>
-        </w:rPr>
-        <w:t>PostgreSQL</w:t>
-      </w:r>
-      <w:proofErr w:type="spellEnd"/>
-      <w:r>
-        <w:rPr>
-          <w:rFonts w:ascii="Times New Roman" w:eastAsia="Aptos" w:hAnsi="Times New Roman" w:cs="Aptos"/>
-          <w:sz w:val="28"/>
-          <w:szCs w:val="24"/>
-        </w:rPr>
-        <w:t>, повышающих производительность (например, улучшенный планировщик запросов, JIT-компиляция), что необходимо для обработки данных в реальном времени.</w:t>
+        <w:t>Производительность и надежность: Содержит множество патчей и оптимизаций поверх стандартного PostgreSQL, повышающих производительность (например, улучшенный планировщик запросов, JIT-компиляция), что необходимо для обработки данных в реальном времени.</w:t>
       </w:r>
     </w:p>
     <w:p>
@@ -5085,52 +8138,7 @@
           <w:sz w:val="28"/>
           <w:szCs w:val="24"/>
         </w:rPr>
-        <w:t xml:space="preserve">Высокая доступность: Поддерживает все механизмы репликации </w:t>
-      </w:r>
-      <w:proofErr w:type="spellStart"/>
-      <w:r>
-        <w:rPr>
-          <w:rFonts w:ascii="Times New Roman" w:eastAsia="Aptos" w:hAnsi="Times New Roman" w:cs="Aptos"/>
-          <w:sz w:val="28"/>
-          <w:szCs w:val="24"/>
-        </w:rPr>
-        <w:t>PostgreSQL</w:t>
-      </w:r>
-      <w:proofErr w:type="spellEnd"/>
-      <w:r>
-        <w:rPr>
-          <w:rFonts w:ascii="Times New Roman" w:eastAsia="Aptos" w:hAnsi="Times New Roman" w:cs="Aptos"/>
-          <w:sz w:val="28"/>
-          <w:szCs w:val="24"/>
-        </w:rPr>
-        <w:t xml:space="preserve"> (потоковая, логическая), а также совместима с системами </w:t>
-      </w:r>
-      <w:r>
-        <w:rPr>
-          <w:rFonts w:ascii="Times New Roman" w:eastAsia="Aptos" w:hAnsi="Times New Roman" w:cs="Aptos"/>
-          <w:sz w:val="28"/>
-          <w:szCs w:val="24"/>
-        </w:rPr>
-        <w:lastRenderedPageBreak/>
-        <w:t>управления кластерами (</w:t>
-      </w:r>
-      <w:proofErr w:type="spellStart"/>
-      <w:r>
-        <w:rPr>
-          <w:rFonts w:ascii="Times New Roman" w:eastAsia="Aptos" w:hAnsi="Times New Roman" w:cs="Aptos"/>
-          <w:sz w:val="28"/>
-          <w:szCs w:val="24"/>
-        </w:rPr>
-        <w:t>Patroni</w:t>
-      </w:r>
-      <w:proofErr w:type="spellEnd"/>
-      <w:r>
-        <w:rPr>
-          <w:rFonts w:ascii="Times New Roman" w:eastAsia="Aptos" w:hAnsi="Times New Roman" w:cs="Aptos"/>
-          <w:sz w:val="28"/>
-          <w:szCs w:val="24"/>
-        </w:rPr>
-        <w:t>), что позволяет построить отказоустойчивую схему, аналогичную Always On.</w:t>
+        <w:t>Высокая доступность: Поддерживает все механизмы репликации PostgreSQL (потоковая, логическая), а также совместима с системами управления кластерами (Patroni), что позволяет построить отказоустойчивую схему, аналогичную Always On.</w:t>
       </w:r>
     </w:p>
     <w:p>
@@ -5198,29 +8206,7 @@
           <w:sz w:val="28"/>
           <w:szCs w:val="24"/>
         </w:rPr>
-        <w:t xml:space="preserve">Комьюнити, </w:t>
-      </w:r>
-      <w:proofErr w:type="spellStart"/>
-      <w:r>
-        <w:rPr>
-          <w:rFonts w:ascii="Times New Roman" w:eastAsia="Aptos" w:hAnsi="Times New Roman" w:cs="Aptos"/>
-          <w:b/>
-          <w:bCs/>
-          <w:sz w:val="28"/>
-          <w:szCs w:val="24"/>
-        </w:rPr>
-        <w:t>pgAdmin</w:t>
-      </w:r>
-      <w:proofErr w:type="spellEnd"/>
-      <w:r>
-        <w:rPr>
-          <w:rFonts w:ascii="Times New Roman" w:eastAsia="Aptos" w:hAnsi="Times New Roman" w:cs="Aptos"/>
-          <w:b/>
-          <w:bCs/>
-          <w:sz w:val="28"/>
-          <w:szCs w:val="24"/>
-        </w:rPr>
-        <w:t xml:space="preserve"> 4, актуальная версия. Бесплатно</w:t>
+        <w:t>Комьюнити, pgAdmin 4, актуальная версия. Бесплатно</w:t>
       </w:r>
       <w:r>
         <w:rPr>
@@ -5328,25 +8314,7 @@
           <w:sz w:val="28"/>
           <w:szCs w:val="24"/>
         </w:rPr>
-        <w:t>Кластеризация: </w:t>
-      </w:r>
-      <w:proofErr w:type="spellStart"/>
-      <w:r>
-        <w:rPr>
-          <w:rFonts w:ascii="Times New Roman" w:eastAsia="Aptos" w:hAnsi="Times New Roman" w:cs="Aptos"/>
-          <w:sz w:val="28"/>
-          <w:szCs w:val="24"/>
-        </w:rPr>
-        <w:t>Двухнодный</w:t>
-      </w:r>
-      <w:proofErr w:type="spellEnd"/>
-      <w:r>
-        <w:rPr>
-          <w:rFonts w:ascii="Times New Roman" w:eastAsia="Aptos" w:hAnsi="Times New Roman" w:cs="Aptos"/>
-          <w:sz w:val="28"/>
-          <w:szCs w:val="24"/>
-        </w:rPr>
-        <w:t xml:space="preserve"> кластер.</w:t>
+        <w:t>Кластеризация: Двухнодный кластер.</w:t>
       </w:r>
     </w:p>
     <w:p>
@@ -5375,25 +8343,7 @@
           <w:sz w:val="28"/>
           <w:szCs w:val="24"/>
         </w:rPr>
-        <w:t>Сеть: </w:t>
-      </w:r>
-      <w:proofErr w:type="spellStart"/>
-      <w:r>
-        <w:rPr>
-          <w:rFonts w:ascii="Times New Roman" w:eastAsia="Aptos" w:hAnsi="Times New Roman" w:cs="Aptos"/>
-          <w:sz w:val="28"/>
-          <w:szCs w:val="24"/>
-        </w:rPr>
-        <w:t>Teaming</w:t>
-      </w:r>
-      <w:proofErr w:type="spellEnd"/>
-      <w:r>
-        <w:rPr>
-          <w:rFonts w:ascii="Times New Roman" w:eastAsia="Aptos" w:hAnsi="Times New Roman" w:cs="Aptos"/>
-          <w:sz w:val="28"/>
-          <w:szCs w:val="24"/>
-        </w:rPr>
-        <w:t xml:space="preserve"> сетевых адаптеров.</w:t>
+        <w:t>Сеть: Teaming сетевых адаптеров.</w:t>
       </w:r>
     </w:p>
     <w:p>
@@ -5502,25 +8452,8 @@
           <w:sz w:val="28"/>
           <w:szCs w:val="24"/>
         </w:rPr>
-        <w:t>СУБД: Развертывание в конфигурации "Ведущий-Ведомый" с использованием менеджера кластеров </w:t>
-      </w:r>
-      <w:proofErr w:type="spellStart"/>
-      <w:r>
-        <w:rPr>
-          <w:rFonts w:ascii="Times New Roman" w:eastAsia="Aptos" w:hAnsi="Times New Roman" w:cs="Aptos"/>
-          <w:sz w:val="28"/>
-          <w:szCs w:val="24"/>
-        </w:rPr>
-        <w:t>Patroni</w:t>
-      </w:r>
-      <w:proofErr w:type="spellEnd"/>
-      <w:r>
-        <w:rPr>
-          <w:rFonts w:ascii="Times New Roman" w:eastAsia="Aptos" w:hAnsi="Times New Roman" w:cs="Aptos"/>
-          <w:sz w:val="28"/>
-          <w:szCs w:val="24"/>
-        </w:rPr>
-        <w:t> для автоматического переключения при сбое. Это</w:t>
+        <w:lastRenderedPageBreak/>
+        <w:t>СУБД: Развертывание в конфигурации "Ведущий-Ведомый" с использованием менеджера кластеров Patroni для автоматического переключения при сбое. Это</w:t>
       </w:r>
       <w:r>
         <w:rPr>
@@ -5634,64 +8567,11 @@
           <w:sz w:val="28"/>
           <w:szCs w:val="24"/>
         </w:rPr>
-        <w:t>Резервное копирование: Ежедневное полное резервное копирование с помощью </w:t>
-      </w:r>
-      <w:proofErr w:type="spellStart"/>
-      <w:r>
-        <w:rPr>
-          <w:rFonts w:ascii="Times New Roman" w:eastAsia="Aptos" w:hAnsi="Times New Roman" w:cs="Aptos"/>
-          <w:sz w:val="28"/>
-          <w:szCs w:val="24"/>
-        </w:rPr>
-        <w:t>pg_basebackup</w:t>
-      </w:r>
-      <w:proofErr w:type="spellEnd"/>
-      <w:r>
-        <w:rPr>
-          <w:rFonts w:ascii="Times New Roman" w:eastAsia="Aptos" w:hAnsi="Times New Roman" w:cs="Aptos"/>
-          <w:sz w:val="28"/>
-          <w:szCs w:val="24"/>
-        </w:rPr>
-        <w:t xml:space="preserve"> и непрерывное архивирование Журнала </w:t>
-      </w:r>
-      <w:proofErr w:type="spellStart"/>
-      <w:r>
-        <w:rPr>
-          <w:rFonts w:ascii="Times New Roman" w:eastAsia="Aptos" w:hAnsi="Times New Roman" w:cs="Aptos"/>
-          <w:sz w:val="28"/>
-          <w:szCs w:val="24"/>
-        </w:rPr>
-        <w:t>Предзаписи</w:t>
-      </w:r>
-      <w:proofErr w:type="spellEnd"/>
-      <w:r>
-        <w:rPr>
-          <w:rFonts w:ascii="Times New Roman" w:eastAsia="Aptos" w:hAnsi="Times New Roman" w:cs="Aptos"/>
-          <w:sz w:val="28"/>
-          <w:szCs w:val="24"/>
-        </w:rPr>
-        <w:t xml:space="preserve"> (WAL) для возможности восстановления на любую моментную точку во. Копии хранятся на отдельном хранилище.</w:t>
+        <w:t>Резервное копирование: Ежедневное полное резервное копирование с помощью pg_basebackup и непрерывное архивирование Журнала Предзаписи (WAL) для возможности восстановления на любую моментную точку во. Копии хранятся на отдельном хранилище.</w:t>
       </w:r>
     </w:p>
     <w:p>
       <w:pPr>
-        <w:suppressAutoHyphens/>
-        <w:spacing w:line="360" w:lineRule="auto"/>
-        <w:ind w:firstLine="709"/>
-        <w:contextualSpacing/>
-        <w:jc w:val="both"/>
-        <w:rPr>
-          <w:rFonts w:ascii="Times New Roman" w:eastAsia="Aptos" w:hAnsi="Times New Roman" w:cs="Aptos"/>
-          <w:sz w:val="28"/>
-          <w:szCs w:val="24"/>
-        </w:rPr>
-      </w:pPr>
-    </w:p>
-    <w:p>
-      <w:pPr>
-        <w:tabs>
-          <w:tab w:val="left" w:pos="993"/>
-        </w:tabs>
         <w:suppressAutoHyphens/>
         <w:spacing w:line="360" w:lineRule="auto"/>
         <w:ind w:firstLine="709"/>
@@ -5778,7 +8658,6 @@
                 <w:sz w:val="24"/>
                 <w:szCs w:val="24"/>
               </w:rPr>
-              <w:lastRenderedPageBreak/>
               <w:t>Статья затрат</w:t>
             </w:r>
           </w:p>
@@ -6366,27 +9245,7 @@
                 <w:sz w:val="24"/>
                 <w:szCs w:val="24"/>
               </w:rPr>
-              <w:t xml:space="preserve">Техническая поддержка </w:t>
-            </w:r>
-            <w:proofErr w:type="spellStart"/>
-            <w:r>
-              <w:rPr>
-                <w:rFonts w:ascii="Times New Roman" w:eastAsia="Aptos" w:hAnsi="Times New Roman" w:cs="Times New Roman"/>
-                <w:color w:val="0F1115"/>
-                <w:sz w:val="24"/>
-                <w:szCs w:val="24"/>
-              </w:rPr>
-              <w:t>Hardware</w:t>
-            </w:r>
-            <w:proofErr w:type="spellEnd"/>
-            <w:r>
-              <w:rPr>
-                <w:rFonts w:ascii="Times New Roman" w:eastAsia="Aptos" w:hAnsi="Times New Roman" w:cs="Times New Roman"/>
-                <w:color w:val="0F1115"/>
-                <w:sz w:val="24"/>
-                <w:szCs w:val="24"/>
-              </w:rPr>
-              <w:t xml:space="preserve"> (15-20% от стоимости)</w:t>
+              <w:t>Техническая поддержка Hardware (15-20% от стоимости)</w:t>
             </w:r>
           </w:p>
         </w:tc>
@@ -6484,27 +9343,7 @@
                 <w:sz w:val="24"/>
                 <w:szCs w:val="24"/>
               </w:rPr>
-              <w:t xml:space="preserve">Техническая поддержка ПО (Астра + </w:t>
-            </w:r>
-            <w:proofErr w:type="spellStart"/>
-            <w:r>
-              <w:rPr>
-                <w:rFonts w:ascii="Times New Roman" w:eastAsia="Aptos" w:hAnsi="Times New Roman" w:cs="Times New Roman"/>
-                <w:color w:val="0F1115"/>
-                <w:sz w:val="24"/>
-                <w:szCs w:val="24"/>
-              </w:rPr>
-              <w:t>Postgres</w:t>
-            </w:r>
-            <w:proofErr w:type="spellEnd"/>
-            <w:r>
-              <w:rPr>
-                <w:rFonts w:ascii="Times New Roman" w:eastAsia="Aptos" w:hAnsi="Times New Roman" w:cs="Times New Roman"/>
-                <w:color w:val="0F1115"/>
-                <w:sz w:val="24"/>
-                <w:szCs w:val="24"/>
-              </w:rPr>
-              <w:t xml:space="preserve"> Pro)</w:t>
+              <w:t>Техническая поддержка ПО (Астра + Postgres Pro)</w:t>
             </w:r>
           </w:p>
         </w:tc>
@@ -6771,31 +9610,12 @@
     </w:tbl>
     <w:p>
       <w:pPr>
-        <w:tabs>
-          <w:tab w:val="left" w:pos="993"/>
-        </w:tabs>
-        <w:suppressAutoHyphens/>
-        <w:spacing w:line="360" w:lineRule="auto"/>
-        <w:ind w:firstLine="709"/>
-        <w:contextualSpacing/>
-        <w:jc w:val="both"/>
-        <w:rPr>
-          <w:rFonts w:ascii="Times New Roman" w:eastAsia="Aptos" w:hAnsi="Times New Roman" w:cs="Aptos"/>
-          <w:sz w:val="28"/>
-          <w:szCs w:val="24"/>
-          <w:u w:val="single"/>
-        </w:rPr>
-      </w:pPr>
-    </w:p>
-    <w:p>
-      <w:pPr>
         <w:pStyle w:val="a4"/>
         <w:shd w:val="clear" w:color="auto" w:fill="FFFFFF"/>
         <w:tabs>
           <w:tab w:val="left" w:pos="993"/>
         </w:tabs>
         <w:spacing w:before="0" w:beforeAutospacing="0" w:after="0" w:afterAutospacing="0" w:line="360" w:lineRule="auto"/>
-        <w:ind w:firstLine="709"/>
         <w:contextualSpacing/>
         <w:jc w:val="both"/>
         <w:rPr>
@@ -7806,6 +10626,119 @@
     </w:lvl>
   </w:abstractNum>
   <w:abstractNum w:abstractNumId="8" w15:restartNumberingAfterBreak="0">
+    <w:nsid w:val="3F7946CF"/>
+    <w:multiLevelType w:val="hybridMultilevel"/>
+    <w:tmpl w:val="913641BE"/>
+    <w:lvl w:ilvl="0" w:tplc="04190001">
+      <w:start w:val="1"/>
+      <w:numFmt w:val="bullet"/>
+      <w:lvlText w:val=""/>
+      <w:lvlJc w:val="left"/>
+      <w:pPr>
+        <w:ind w:left="720" w:hanging="360"/>
+      </w:pPr>
+      <w:rPr>
+        <w:rFonts w:ascii="Symbol" w:hAnsi="Symbol" w:hint="default"/>
+      </w:rPr>
+    </w:lvl>
+    <w:lvl w:ilvl="1" w:tplc="04190003">
+      <w:start w:val="1"/>
+      <w:numFmt w:val="bullet"/>
+      <w:lvlText w:val="o"/>
+      <w:lvlJc w:val="left"/>
+      <w:pPr>
+        <w:ind w:left="1440" w:hanging="360"/>
+      </w:pPr>
+      <w:rPr>
+        <w:rFonts w:ascii="Courier New" w:hAnsi="Courier New" w:cs="Courier New" w:hint="default"/>
+      </w:rPr>
+    </w:lvl>
+    <w:lvl w:ilvl="2" w:tplc="04190005">
+      <w:start w:val="1"/>
+      <w:numFmt w:val="bullet"/>
+      <w:lvlText w:val=""/>
+      <w:lvlJc w:val="left"/>
+      <w:pPr>
+        <w:ind w:left="2160" w:hanging="360"/>
+      </w:pPr>
+      <w:rPr>
+        <w:rFonts w:ascii="Wingdings" w:hAnsi="Wingdings" w:hint="default"/>
+      </w:rPr>
+    </w:lvl>
+    <w:lvl w:ilvl="3" w:tplc="04190001" w:tentative="1">
+      <w:start w:val="1"/>
+      <w:numFmt w:val="bullet"/>
+      <w:lvlText w:val=""/>
+      <w:lvlJc w:val="left"/>
+      <w:pPr>
+        <w:ind w:left="2880" w:hanging="360"/>
+      </w:pPr>
+      <w:rPr>
+        <w:rFonts w:ascii="Symbol" w:hAnsi="Symbol" w:hint="default"/>
+      </w:rPr>
+    </w:lvl>
+    <w:lvl w:ilvl="4" w:tplc="04190003" w:tentative="1">
+      <w:start w:val="1"/>
+      <w:numFmt w:val="bullet"/>
+      <w:lvlText w:val="o"/>
+      <w:lvlJc w:val="left"/>
+      <w:pPr>
+        <w:ind w:left="3600" w:hanging="360"/>
+      </w:pPr>
+      <w:rPr>
+        <w:rFonts w:ascii="Courier New" w:hAnsi="Courier New" w:cs="Courier New" w:hint="default"/>
+      </w:rPr>
+    </w:lvl>
+    <w:lvl w:ilvl="5" w:tplc="04190005" w:tentative="1">
+      <w:start w:val="1"/>
+      <w:numFmt w:val="bullet"/>
+      <w:lvlText w:val=""/>
+      <w:lvlJc w:val="left"/>
+      <w:pPr>
+        <w:ind w:left="4320" w:hanging="360"/>
+      </w:pPr>
+      <w:rPr>
+        <w:rFonts w:ascii="Wingdings" w:hAnsi="Wingdings" w:hint="default"/>
+      </w:rPr>
+    </w:lvl>
+    <w:lvl w:ilvl="6" w:tplc="04190001" w:tentative="1">
+      <w:start w:val="1"/>
+      <w:numFmt w:val="bullet"/>
+      <w:lvlText w:val=""/>
+      <w:lvlJc w:val="left"/>
+      <w:pPr>
+        <w:ind w:left="5040" w:hanging="360"/>
+      </w:pPr>
+      <w:rPr>
+        <w:rFonts w:ascii="Symbol" w:hAnsi="Symbol" w:hint="default"/>
+      </w:rPr>
+    </w:lvl>
+    <w:lvl w:ilvl="7" w:tplc="04190003" w:tentative="1">
+      <w:start w:val="1"/>
+      <w:numFmt w:val="bullet"/>
+      <w:lvlText w:val="o"/>
+      <w:lvlJc w:val="left"/>
+      <w:pPr>
+        <w:ind w:left="5760" w:hanging="360"/>
+      </w:pPr>
+      <w:rPr>
+        <w:rFonts w:ascii="Courier New" w:hAnsi="Courier New" w:cs="Courier New" w:hint="default"/>
+      </w:rPr>
+    </w:lvl>
+    <w:lvl w:ilvl="8" w:tplc="04190005" w:tentative="1">
+      <w:start w:val="1"/>
+      <w:numFmt w:val="bullet"/>
+      <w:lvlText w:val=""/>
+      <w:lvlJc w:val="left"/>
+      <w:pPr>
+        <w:ind w:left="6480" w:hanging="360"/>
+      </w:pPr>
+      <w:rPr>
+        <w:rFonts w:ascii="Wingdings" w:hAnsi="Wingdings" w:hint="default"/>
+      </w:rPr>
+    </w:lvl>
+  </w:abstractNum>
+  <w:abstractNum w:abstractNumId="9" w15:restartNumberingAfterBreak="0">
     <w:nsid w:val="420F0D01"/>
     <w:multiLevelType w:val="multilevel"/>
     <w:tmpl w:val="A162CC96"/>
@@ -7921,7 +10854,120 @@
       </w:pPr>
     </w:lvl>
   </w:abstractNum>
-  <w:abstractNum w:abstractNumId="9" w15:restartNumberingAfterBreak="0">
+  <w:abstractNum w:abstractNumId="10" w15:restartNumberingAfterBreak="0">
+    <w:nsid w:val="42F901E1"/>
+    <w:multiLevelType w:val="hybridMultilevel"/>
+    <w:tmpl w:val="84D8E354"/>
+    <w:lvl w:ilvl="0" w:tplc="04190001">
+      <w:start w:val="1"/>
+      <w:numFmt w:val="bullet"/>
+      <w:lvlText w:val=""/>
+      <w:lvlJc w:val="left"/>
+      <w:pPr>
+        <w:ind w:left="720" w:hanging="360"/>
+      </w:pPr>
+      <w:rPr>
+        <w:rFonts w:ascii="Symbol" w:hAnsi="Symbol" w:hint="default"/>
+      </w:rPr>
+    </w:lvl>
+    <w:lvl w:ilvl="1" w:tplc="04190003" w:tentative="1">
+      <w:start w:val="1"/>
+      <w:numFmt w:val="bullet"/>
+      <w:lvlText w:val="o"/>
+      <w:lvlJc w:val="left"/>
+      <w:pPr>
+        <w:ind w:left="1440" w:hanging="360"/>
+      </w:pPr>
+      <w:rPr>
+        <w:rFonts w:ascii="Courier New" w:hAnsi="Courier New" w:cs="Courier New" w:hint="default"/>
+      </w:rPr>
+    </w:lvl>
+    <w:lvl w:ilvl="2" w:tplc="04190005">
+      <w:start w:val="1"/>
+      <w:numFmt w:val="bullet"/>
+      <w:lvlText w:val=""/>
+      <w:lvlJc w:val="left"/>
+      <w:pPr>
+        <w:ind w:left="2160" w:hanging="360"/>
+      </w:pPr>
+      <w:rPr>
+        <w:rFonts w:ascii="Wingdings" w:hAnsi="Wingdings" w:hint="default"/>
+      </w:rPr>
+    </w:lvl>
+    <w:lvl w:ilvl="3" w:tplc="04190001" w:tentative="1">
+      <w:start w:val="1"/>
+      <w:numFmt w:val="bullet"/>
+      <w:lvlText w:val=""/>
+      <w:lvlJc w:val="left"/>
+      <w:pPr>
+        <w:ind w:left="2880" w:hanging="360"/>
+      </w:pPr>
+      <w:rPr>
+        <w:rFonts w:ascii="Symbol" w:hAnsi="Symbol" w:hint="default"/>
+      </w:rPr>
+    </w:lvl>
+    <w:lvl w:ilvl="4" w:tplc="04190003" w:tentative="1">
+      <w:start w:val="1"/>
+      <w:numFmt w:val="bullet"/>
+      <w:lvlText w:val="o"/>
+      <w:lvlJc w:val="left"/>
+      <w:pPr>
+        <w:ind w:left="3600" w:hanging="360"/>
+      </w:pPr>
+      <w:rPr>
+        <w:rFonts w:ascii="Courier New" w:hAnsi="Courier New" w:cs="Courier New" w:hint="default"/>
+      </w:rPr>
+    </w:lvl>
+    <w:lvl w:ilvl="5" w:tplc="04190005" w:tentative="1">
+      <w:start w:val="1"/>
+      <w:numFmt w:val="bullet"/>
+      <w:lvlText w:val=""/>
+      <w:lvlJc w:val="left"/>
+      <w:pPr>
+        <w:ind w:left="4320" w:hanging="360"/>
+      </w:pPr>
+      <w:rPr>
+        <w:rFonts w:ascii="Wingdings" w:hAnsi="Wingdings" w:hint="default"/>
+      </w:rPr>
+    </w:lvl>
+    <w:lvl w:ilvl="6" w:tplc="04190001" w:tentative="1">
+      <w:start w:val="1"/>
+      <w:numFmt w:val="bullet"/>
+      <w:lvlText w:val=""/>
+      <w:lvlJc w:val="left"/>
+      <w:pPr>
+        <w:ind w:left="5040" w:hanging="360"/>
+      </w:pPr>
+      <w:rPr>
+        <w:rFonts w:ascii="Symbol" w:hAnsi="Symbol" w:hint="default"/>
+      </w:rPr>
+    </w:lvl>
+    <w:lvl w:ilvl="7" w:tplc="04190003" w:tentative="1">
+      <w:start w:val="1"/>
+      <w:numFmt w:val="bullet"/>
+      <w:lvlText w:val="o"/>
+      <w:lvlJc w:val="left"/>
+      <w:pPr>
+        <w:ind w:left="5760" w:hanging="360"/>
+      </w:pPr>
+      <w:rPr>
+        <w:rFonts w:ascii="Courier New" w:hAnsi="Courier New" w:cs="Courier New" w:hint="default"/>
+      </w:rPr>
+    </w:lvl>
+    <w:lvl w:ilvl="8" w:tplc="04190005" w:tentative="1">
+      <w:start w:val="1"/>
+      <w:numFmt w:val="bullet"/>
+      <w:lvlText w:val=""/>
+      <w:lvlJc w:val="left"/>
+      <w:pPr>
+        <w:ind w:left="6480" w:hanging="360"/>
+      </w:pPr>
+      <w:rPr>
+        <w:rFonts w:ascii="Wingdings" w:hAnsi="Wingdings" w:hint="default"/>
+      </w:rPr>
+    </w:lvl>
+  </w:abstractNum>
+  <w:abstractNum w:abstractNumId="11" w15:restartNumberingAfterBreak="0">
     <w:nsid w:val="4C00504B"/>
     <w:multiLevelType w:val="multilevel"/>
     <w:tmpl w:val="4912CF22"/>
@@ -8038,7 +11084,156 @@
       </w:pPr>
     </w:lvl>
   </w:abstractNum>
-  <w:abstractNum w:abstractNumId="10" w15:restartNumberingAfterBreak="0">
+  <w:abstractNum w:abstractNumId="12" w15:restartNumberingAfterBreak="0">
+    <w:nsid w:val="4FBD4AA7"/>
+    <w:multiLevelType w:val="multilevel"/>
+    <w:tmpl w:val="4C640BCC"/>
+    <w:lvl w:ilvl="0">
+      <w:start w:val="1"/>
+      <w:numFmt w:val="bullet"/>
+      <w:lvlText w:val=""/>
+      <w:lvlJc w:val="left"/>
+      <w:pPr>
+        <w:tabs>
+          <w:tab w:val="num" w:pos="720"/>
+        </w:tabs>
+        <w:ind w:left="720" w:hanging="360"/>
+      </w:pPr>
+      <w:rPr>
+        <w:rFonts w:ascii="Symbol" w:hAnsi="Symbol" w:hint="default"/>
+        <w:sz w:val="20"/>
+      </w:rPr>
+    </w:lvl>
+    <w:lvl w:ilvl="1" w:tentative="1">
+      <w:start w:val="1"/>
+      <w:numFmt w:val="bullet"/>
+      <w:lvlText w:val="o"/>
+      <w:lvlJc w:val="left"/>
+      <w:pPr>
+        <w:tabs>
+          <w:tab w:val="num" w:pos="1440"/>
+        </w:tabs>
+        <w:ind w:left="1440" w:hanging="360"/>
+      </w:pPr>
+      <w:rPr>
+        <w:rFonts w:ascii="Courier New" w:hAnsi="Courier New" w:hint="default"/>
+        <w:sz w:val="20"/>
+      </w:rPr>
+    </w:lvl>
+    <w:lvl w:ilvl="2" w:tentative="1">
+      <w:start w:val="1"/>
+      <w:numFmt w:val="bullet"/>
+      <w:lvlText w:val=""/>
+      <w:lvlJc w:val="left"/>
+      <w:pPr>
+        <w:tabs>
+          <w:tab w:val="num" w:pos="2160"/>
+        </w:tabs>
+        <w:ind w:left="2160" w:hanging="360"/>
+      </w:pPr>
+      <w:rPr>
+        <w:rFonts w:ascii="Wingdings" w:hAnsi="Wingdings" w:hint="default"/>
+        <w:sz w:val="20"/>
+      </w:rPr>
+    </w:lvl>
+    <w:lvl w:ilvl="3" w:tentative="1">
+      <w:start w:val="1"/>
+      <w:numFmt w:val="bullet"/>
+      <w:lvlText w:val=""/>
+      <w:lvlJc w:val="left"/>
+      <w:pPr>
+        <w:tabs>
+          <w:tab w:val="num" w:pos="2880"/>
+        </w:tabs>
+        <w:ind w:left="2880" w:hanging="360"/>
+      </w:pPr>
+      <w:rPr>
+        <w:rFonts w:ascii="Wingdings" w:hAnsi="Wingdings" w:hint="default"/>
+        <w:sz w:val="20"/>
+      </w:rPr>
+    </w:lvl>
+    <w:lvl w:ilvl="4" w:tentative="1">
+      <w:start w:val="1"/>
+      <w:numFmt w:val="bullet"/>
+      <w:lvlText w:val=""/>
+      <w:lvlJc w:val="left"/>
+      <w:pPr>
+        <w:tabs>
+          <w:tab w:val="num" w:pos="3600"/>
+        </w:tabs>
+        <w:ind w:left="3600" w:hanging="360"/>
+      </w:pPr>
+      <w:rPr>
+        <w:rFonts w:ascii="Wingdings" w:hAnsi="Wingdings" w:hint="default"/>
+        <w:sz w:val="20"/>
+      </w:rPr>
+    </w:lvl>
+    <w:lvl w:ilvl="5" w:tentative="1">
+      <w:start w:val="1"/>
+      <w:numFmt w:val="bullet"/>
+      <w:lvlText w:val=""/>
+      <w:lvlJc w:val="left"/>
+      <w:pPr>
+        <w:tabs>
+          <w:tab w:val="num" w:pos="4320"/>
+        </w:tabs>
+        <w:ind w:left="4320" w:hanging="360"/>
+      </w:pPr>
+      <w:rPr>
+        <w:rFonts w:ascii="Wingdings" w:hAnsi="Wingdings" w:hint="default"/>
+        <w:sz w:val="20"/>
+      </w:rPr>
+    </w:lvl>
+    <w:lvl w:ilvl="6" w:tentative="1">
+      <w:start w:val="1"/>
+      <w:numFmt w:val="bullet"/>
+      <w:lvlText w:val=""/>
+      <w:lvlJc w:val="left"/>
+      <w:pPr>
+        <w:tabs>
+          <w:tab w:val="num" w:pos="5040"/>
+        </w:tabs>
+        <w:ind w:left="5040" w:hanging="360"/>
+      </w:pPr>
+      <w:rPr>
+        <w:rFonts w:ascii="Wingdings" w:hAnsi="Wingdings" w:hint="default"/>
+        <w:sz w:val="20"/>
+      </w:rPr>
+    </w:lvl>
+    <w:lvl w:ilvl="7" w:tentative="1">
+      <w:start w:val="1"/>
+      <w:numFmt w:val="bullet"/>
+      <w:lvlText w:val=""/>
+      <w:lvlJc w:val="left"/>
+      <w:pPr>
+        <w:tabs>
+          <w:tab w:val="num" w:pos="5760"/>
+        </w:tabs>
+        <w:ind w:left="5760" w:hanging="360"/>
+      </w:pPr>
+      <w:rPr>
+        <w:rFonts w:ascii="Wingdings" w:hAnsi="Wingdings" w:hint="default"/>
+        <w:sz w:val="20"/>
+      </w:rPr>
+    </w:lvl>
+    <w:lvl w:ilvl="8" w:tentative="1">
+      <w:start w:val="1"/>
+      <w:numFmt w:val="bullet"/>
+      <w:lvlText w:val=""/>
+      <w:lvlJc w:val="left"/>
+      <w:pPr>
+        <w:tabs>
+          <w:tab w:val="num" w:pos="6480"/>
+        </w:tabs>
+        <w:ind w:left="6480" w:hanging="360"/>
+      </w:pPr>
+      <w:rPr>
+        <w:rFonts w:ascii="Wingdings" w:hAnsi="Wingdings" w:hint="default"/>
+        <w:sz w:val="20"/>
+      </w:rPr>
+    </w:lvl>
+  </w:abstractNum>
+  <w:abstractNum w:abstractNumId="13" w15:restartNumberingAfterBreak="0">
     <w:nsid w:val="567F1D93"/>
     <w:multiLevelType w:val="multilevel"/>
     <w:tmpl w:val="A162CC96"/>
@@ -8154,7 +11349,156 @@
       </w:pPr>
     </w:lvl>
   </w:abstractNum>
-  <w:abstractNum w:abstractNumId="11" w15:restartNumberingAfterBreak="0">
+  <w:abstractNum w:abstractNumId="14" w15:restartNumberingAfterBreak="0">
+    <w:nsid w:val="5B396FB7"/>
+    <w:multiLevelType w:val="multilevel"/>
+    <w:tmpl w:val="6DD89966"/>
+    <w:lvl w:ilvl="0">
+      <w:start w:val="1"/>
+      <w:numFmt w:val="bullet"/>
+      <w:lvlText w:val=""/>
+      <w:lvlJc w:val="left"/>
+      <w:pPr>
+        <w:tabs>
+          <w:tab w:val="num" w:pos="720"/>
+        </w:tabs>
+        <w:ind w:left="720" w:hanging="360"/>
+      </w:pPr>
+      <w:rPr>
+        <w:rFonts w:ascii="Symbol" w:hAnsi="Symbol" w:hint="default"/>
+        <w:sz w:val="20"/>
+      </w:rPr>
+    </w:lvl>
+    <w:lvl w:ilvl="1" w:tentative="1">
+      <w:start w:val="1"/>
+      <w:numFmt w:val="bullet"/>
+      <w:lvlText w:val="o"/>
+      <w:lvlJc w:val="left"/>
+      <w:pPr>
+        <w:tabs>
+          <w:tab w:val="num" w:pos="1440"/>
+        </w:tabs>
+        <w:ind w:left="1440" w:hanging="360"/>
+      </w:pPr>
+      <w:rPr>
+        <w:rFonts w:ascii="Courier New" w:hAnsi="Courier New" w:hint="default"/>
+        <w:sz w:val="20"/>
+      </w:rPr>
+    </w:lvl>
+    <w:lvl w:ilvl="2" w:tentative="1">
+      <w:start w:val="1"/>
+      <w:numFmt w:val="bullet"/>
+      <w:lvlText w:val=""/>
+      <w:lvlJc w:val="left"/>
+      <w:pPr>
+        <w:tabs>
+          <w:tab w:val="num" w:pos="2160"/>
+        </w:tabs>
+        <w:ind w:left="2160" w:hanging="360"/>
+      </w:pPr>
+      <w:rPr>
+        <w:rFonts w:ascii="Wingdings" w:hAnsi="Wingdings" w:hint="default"/>
+        <w:sz w:val="20"/>
+      </w:rPr>
+    </w:lvl>
+    <w:lvl w:ilvl="3" w:tentative="1">
+      <w:start w:val="1"/>
+      <w:numFmt w:val="bullet"/>
+      <w:lvlText w:val=""/>
+      <w:lvlJc w:val="left"/>
+      <w:pPr>
+        <w:tabs>
+          <w:tab w:val="num" w:pos="2880"/>
+        </w:tabs>
+        <w:ind w:left="2880" w:hanging="360"/>
+      </w:pPr>
+      <w:rPr>
+        <w:rFonts w:ascii="Wingdings" w:hAnsi="Wingdings" w:hint="default"/>
+        <w:sz w:val="20"/>
+      </w:rPr>
+    </w:lvl>
+    <w:lvl w:ilvl="4" w:tentative="1">
+      <w:start w:val="1"/>
+      <w:numFmt w:val="bullet"/>
+      <w:lvlText w:val=""/>
+      <w:lvlJc w:val="left"/>
+      <w:pPr>
+        <w:tabs>
+          <w:tab w:val="num" w:pos="3600"/>
+        </w:tabs>
+        <w:ind w:left="3600" w:hanging="360"/>
+      </w:pPr>
+      <w:rPr>
+        <w:rFonts w:ascii="Wingdings" w:hAnsi="Wingdings" w:hint="default"/>
+        <w:sz w:val="20"/>
+      </w:rPr>
+    </w:lvl>
+    <w:lvl w:ilvl="5" w:tentative="1">
+      <w:start w:val="1"/>
+      <w:numFmt w:val="bullet"/>
+      <w:lvlText w:val=""/>
+      <w:lvlJc w:val="left"/>
+      <w:pPr>
+        <w:tabs>
+          <w:tab w:val="num" w:pos="4320"/>
+        </w:tabs>
+        <w:ind w:left="4320" w:hanging="360"/>
+      </w:pPr>
+      <w:rPr>
+        <w:rFonts w:ascii="Wingdings" w:hAnsi="Wingdings" w:hint="default"/>
+        <w:sz w:val="20"/>
+      </w:rPr>
+    </w:lvl>
+    <w:lvl w:ilvl="6" w:tentative="1">
+      <w:start w:val="1"/>
+      <w:numFmt w:val="bullet"/>
+      <w:lvlText w:val=""/>
+      <w:lvlJc w:val="left"/>
+      <w:pPr>
+        <w:tabs>
+          <w:tab w:val="num" w:pos="5040"/>
+        </w:tabs>
+        <w:ind w:left="5040" w:hanging="360"/>
+      </w:pPr>
+      <w:rPr>
+        <w:rFonts w:ascii="Wingdings" w:hAnsi="Wingdings" w:hint="default"/>
+        <w:sz w:val="20"/>
+      </w:rPr>
+    </w:lvl>
+    <w:lvl w:ilvl="7" w:tentative="1">
+      <w:start w:val="1"/>
+      <w:numFmt w:val="bullet"/>
+      <w:lvlText w:val=""/>
+      <w:lvlJc w:val="left"/>
+      <w:pPr>
+        <w:tabs>
+          <w:tab w:val="num" w:pos="5760"/>
+        </w:tabs>
+        <w:ind w:left="5760" w:hanging="360"/>
+      </w:pPr>
+      <w:rPr>
+        <w:rFonts w:ascii="Wingdings" w:hAnsi="Wingdings" w:hint="default"/>
+        <w:sz w:val="20"/>
+      </w:rPr>
+    </w:lvl>
+    <w:lvl w:ilvl="8" w:tentative="1">
+      <w:start w:val="1"/>
+      <w:numFmt w:val="bullet"/>
+      <w:lvlText w:val=""/>
+      <w:lvlJc w:val="left"/>
+      <w:pPr>
+        <w:tabs>
+          <w:tab w:val="num" w:pos="6480"/>
+        </w:tabs>
+        <w:ind w:left="6480" w:hanging="360"/>
+      </w:pPr>
+      <w:rPr>
+        <w:rFonts w:ascii="Wingdings" w:hAnsi="Wingdings" w:hint="default"/>
+        <w:sz w:val="20"/>
+      </w:rPr>
+    </w:lvl>
+  </w:abstractNum>
+  <w:abstractNum w:abstractNumId="15" w15:restartNumberingAfterBreak="0">
     <w:nsid w:val="62FD5D8C"/>
     <w:multiLevelType w:val="multilevel"/>
     <w:tmpl w:val="115066E4"/>
@@ -8271,7 +11615,7 @@
     </w:lvl>
   </w:abstractNum>
   <w:num w:numId="1" w16cid:durableId="598754074">
-    <w:abstractNumId w:val="9"/>
+    <w:abstractNumId w:val="11"/>
   </w:num>
   <w:num w:numId="2" w16cid:durableId="2120367404">
     <w:abstractNumId w:val="3"/>
@@ -8366,22 +11710,34 @@
     <w:abstractNumId w:val="7"/>
   </w:num>
   <w:num w:numId="7" w16cid:durableId="490609331">
-    <w:abstractNumId w:val="11"/>
+    <w:abstractNumId w:val="15"/>
   </w:num>
   <w:num w:numId="8" w16cid:durableId="745151242">
     <w:abstractNumId w:val="1"/>
   </w:num>
   <w:num w:numId="9" w16cid:durableId="1053892915">
-    <w:abstractNumId w:val="10"/>
+    <w:abstractNumId w:val="13"/>
   </w:num>
   <w:num w:numId="10" w16cid:durableId="1129199864">
-    <w:abstractNumId w:val="8"/>
+    <w:abstractNumId w:val="9"/>
   </w:num>
   <w:num w:numId="11" w16cid:durableId="174610172">
     <w:abstractNumId w:val="4"/>
   </w:num>
   <w:num w:numId="12" w16cid:durableId="1598096023">
     <w:abstractNumId w:val="5"/>
+  </w:num>
+  <w:num w:numId="13" w16cid:durableId="1328359420">
+    <w:abstractNumId w:val="14"/>
+  </w:num>
+  <w:num w:numId="14" w16cid:durableId="25302572">
+    <w:abstractNumId w:val="10"/>
+  </w:num>
+  <w:num w:numId="15" w16cid:durableId="227694926">
+    <w:abstractNumId w:val="8"/>
+  </w:num>
+  <w:num w:numId="16" w16cid:durableId="149565564">
+    <w:abstractNumId w:val="12"/>
   </w:num>
 </w:numbering>
 </file>
@@ -8793,7 +12149,6 @@
   <w:style w:type="character" w:default="1" w:styleId="a0">
     <w:name w:val="Default Paragraph Font"/>
     <w:uiPriority w:val="1"/>
-    <w:semiHidden/>
     <w:unhideWhenUsed/>
   </w:style>
   <w:style w:type="table" w:default="1" w:styleId="a1">
@@ -8935,6 +12290,32 @@
       <w:sz w:val="24"/>
       <w:szCs w:val="24"/>
     </w:rPr>
+  </w:style>
+  <w:style w:type="table" w:customStyle="1" w:styleId="2">
+    <w:name w:val="Сетка таблицы2"/>
+    <w:basedOn w:val="a1"/>
+    <w:next w:val="a5"/>
+    <w:uiPriority w:val="39"/>
+    <w:rsid w:val="00EC3714"/>
+    <w:pPr>
+      <w:spacing w:after="0" w:line="240" w:lineRule="auto"/>
+    </w:pPr>
+    <w:rPr>
+      <w:rFonts w:ascii="Calibri" w:eastAsia="Calibri" w:hAnsi="Calibri" w:cs="Times New Roman"/>
+      <w:kern w:val="2"/>
+      <w14:ligatures w14:val="standardContextual"/>
+    </w:rPr>
+    <w:tblPr>
+      <w:tblInd w:w="0" w:type="nil"/>
+      <w:tblBorders>
+        <w:top w:val="single" w:sz="4" w:space="0" w:color="auto"/>
+        <w:left w:val="single" w:sz="4" w:space="0" w:color="auto"/>
+        <w:bottom w:val="single" w:sz="4" w:space="0" w:color="auto"/>
+        <w:right w:val="single" w:sz="4" w:space="0" w:color="auto"/>
+        <w:insideH w:val="single" w:sz="4" w:space="0" w:color="auto"/>
+        <w:insideV w:val="single" w:sz="4" w:space="0" w:color="auto"/>
+      </w:tblBorders>
+    </w:tblPr>
   </w:style>
 </w:styles>
 </file>
